--- a/asp.net core 8.docx
+++ b/asp.net core 8.docx
@@ -1284,7 +1284,6 @@
           <w:bCs/>
           <w:rtl/>
         </w:rPr>
-        <w:lastRenderedPageBreak/>
         <w:t>حالا یک اتفاق جالب</w:t>
       </w:r>
     </w:p>
@@ -1936,14 +1935,12 @@
         </w:rPr>
         <w:t xml:space="preserve"> </w:t>
       </w:r>
-      <w:proofErr w:type="spellStart"/>
       <w:r>
         <w:rPr>
           <w:rFonts w:cs="B Nazanin"/>
         </w:rPr>
         <w:t>ProductsController</w:t>
       </w:r>
-      <w:proofErr w:type="spellEnd"/>
       <w:r>
         <w:rPr>
           <w:rFonts w:cs="B Nazanin" w:hint="cs"/>
@@ -2550,7 +2547,6 @@
         <w:rPr>
           <w:rFonts w:cs="B Nazanin"/>
         </w:rPr>
-        <w:lastRenderedPageBreak/>
         <w:t xml:space="preserve">ASP.NET Core </w:t>
       </w:r>
       <w:r>
@@ -3252,16 +3248,8 @@
         <w:rPr>
           <w:rFonts w:cs="B Nazanin"/>
         </w:rPr>
-        <w:t>/</w:t>
-      </w:r>
-      <w:proofErr w:type="gramStart"/>
-      <w:r>
-        <w:rPr>
-          <w:rFonts w:cs="B Nazanin"/>
-        </w:rPr>
-        <w:t>products</w:t>
-      </w:r>
-      <w:proofErr w:type="gramEnd"/>
+        <w:t>/products</w:t>
+      </w:r>
     </w:p>
     <w:p>
       <w:pPr>
@@ -3287,14 +3275,12 @@
           <w:rFonts w:cs="B Nazanin"/>
         </w:rPr>
       </w:pPr>
-      <w:proofErr w:type="spellStart"/>
       <w:r>
         <w:rPr>
           <w:rFonts w:cs="B Nazanin"/>
         </w:rPr>
         <w:t>ProductsController</w:t>
       </w:r>
-      <w:proofErr w:type="spellEnd"/>
     </w:p>
     <w:p>
       <w:pPr>
@@ -3319,19 +3305,11 @@
           <w:rFonts w:cs="B Nazanin"/>
         </w:rPr>
       </w:pPr>
-      <w:proofErr w:type="gramStart"/>
-      <w:r>
-        <w:rPr>
-          <w:rFonts w:cs="B Nazanin"/>
-        </w:rPr>
-        <w:t>Index(</w:t>
-      </w:r>
-      <w:proofErr w:type="gramEnd"/>
-      <w:r>
-        <w:rPr>
-          <w:rFonts w:cs="B Nazanin"/>
-        </w:rPr>
-        <w:t>)</w:t>
+      <w:r>
+        <w:rPr>
+          <w:rFonts w:cs="B Nazanin"/>
+        </w:rPr>
+        <w:t>Index()</w:t>
       </w:r>
     </w:p>
     <w:p>
@@ -3560,8 +3538,514 @@
           <w:rFonts w:cs="B Nazanin"/>
           <w:rtl/>
         </w:rPr>
+        <w:t>مثلاً</w:t>
+      </w:r>
+    </w:p>
+    <w:p>
+      <w:pPr>
+        <w:spacing w:after="0" w:line="240" w:lineRule="auto"/>
+        <w:jc w:val="center"/>
+        <w:rPr>
+          <w:rFonts w:cs="B Nazanin"/>
+        </w:rPr>
+      </w:pPr>
+      <w:r>
+        <w:rPr>
+          <w:rFonts w:cs="B Nazanin"/>
+        </w:rPr>
+        <w:t>Controller</w:t>
+      </w:r>
+    </w:p>
+    <w:p>
+      <w:pPr>
+        <w:spacing w:after="0" w:line="240" w:lineRule="auto"/>
+        <w:jc w:val="center"/>
+        <w:rPr>
+          <w:rFonts w:cs="B Nazanin"/>
+          <w:rtl/>
+        </w:rPr>
+      </w:pPr>
+      <w:r>
+        <w:rPr>
+          <w:rFonts w:cs="B Nazanin"/>
+        </w:rPr>
+        <w:t>↓</w:t>
+      </w:r>
+    </w:p>
+    <w:p>
+      <w:pPr>
+        <w:spacing w:after="0" w:line="240" w:lineRule="auto"/>
+        <w:jc w:val="center"/>
+        <w:rPr>
+          <w:rFonts w:cs="B Nazanin"/>
+        </w:rPr>
+      </w:pPr>
+      <w:proofErr w:type="spellStart"/>
+      <w:r>
+        <w:rPr>
+          <w:rFonts w:cs="B Nazanin"/>
+        </w:rPr>
+        <w:t>ProductService</w:t>
+      </w:r>
+      <w:proofErr w:type="spellEnd"/>
+    </w:p>
+    <w:p>
+      <w:pPr>
+        <w:spacing w:after="0" w:line="240" w:lineRule="auto"/>
+        <w:jc w:val="center"/>
+        <w:rPr>
+          <w:rFonts w:cs="B Nazanin"/>
+        </w:rPr>
+      </w:pPr>
+      <w:r>
+        <w:rPr>
+          <w:rFonts w:cs="B Nazanin"/>
+        </w:rPr>
+        <w:t>↓</w:t>
+      </w:r>
+    </w:p>
+    <w:p>
+      <w:pPr>
+        <w:spacing w:after="0" w:line="240" w:lineRule="auto"/>
+        <w:jc w:val="center"/>
+        <w:rPr>
+          <w:rFonts w:cs="B Nazanin"/>
+        </w:rPr>
+      </w:pPr>
+      <w:r>
+        <w:rPr>
+          <w:rFonts w:cs="B Nazanin"/>
+        </w:rPr>
+        <w:t>Repository</w:t>
+      </w:r>
+    </w:p>
+    <w:p>
+      <w:pPr>
+        <w:spacing w:after="0" w:line="240" w:lineRule="auto"/>
+        <w:jc w:val="center"/>
+        <w:rPr>
+          <w:rFonts w:cs="B Nazanin"/>
+        </w:rPr>
+      </w:pPr>
+      <w:r>
+        <w:rPr>
+          <w:rFonts w:cs="B Nazanin"/>
+        </w:rPr>
+        <w:t>↓</w:t>
+      </w:r>
+    </w:p>
+    <w:p>
+      <w:pPr>
+        <w:spacing w:after="0" w:line="240" w:lineRule="auto"/>
+        <w:jc w:val="center"/>
+        <w:rPr>
+          <w:rFonts w:cs="B Nazanin"/>
+        </w:rPr>
+      </w:pPr>
+      <w:proofErr w:type="spellStart"/>
+      <w:r>
+        <w:rPr>
+          <w:rFonts w:cs="B Nazanin"/>
+        </w:rPr>
+        <w:t>DbContext</w:t>
+      </w:r>
+      <w:proofErr w:type="spellEnd"/>
+    </w:p>
+    <w:p>
+      <w:pPr>
+        <w:spacing w:after="0" w:line="240" w:lineRule="auto"/>
+        <w:jc w:val="center"/>
+        <w:rPr>
+          <w:rFonts w:cs="B Nazanin"/>
+        </w:rPr>
+      </w:pPr>
+      <w:r>
+        <w:rPr>
+          <w:rFonts w:cs="B Nazanin"/>
+        </w:rPr>
+        <w:t>↓</w:t>
+      </w:r>
+    </w:p>
+    <w:p>
+      <w:pPr>
+        <w:spacing w:after="0" w:line="240" w:lineRule="auto"/>
+        <w:jc w:val="center"/>
+        <w:rPr>
+          <w:rFonts w:cs="B Nazanin"/>
+        </w:rPr>
+      </w:pPr>
+      <w:r>
+        <w:rPr>
+          <w:rFonts w:cs="B Nazanin"/>
+        </w:rPr>
+        <w:t>SQL Server</w:t>
+      </w:r>
+    </w:p>
+    <w:p>
+      <w:pPr>
+        <w:spacing w:after="0" w:line="240" w:lineRule="auto"/>
+        <w:rPr>
+          <w:rFonts w:cs="B Nazanin"/>
+          <w:b/>
+          <w:bCs/>
+        </w:rPr>
+      </w:pPr>
+      <w:r>
+        <w:rPr>
+          <w:rFonts w:cs="B Nazanin"/>
+          <w:b/>
+          <w:bCs/>
+          <w:rtl/>
+        </w:rPr>
+        <w:t>حالا جواب برگشت</w:t>
+      </w:r>
+      <w:r>
+        <w:rPr>
+          <w:rFonts w:cs="B Nazanin"/>
+          <w:b/>
+          <w:bCs/>
+        </w:rPr>
+        <w:t>.</w:t>
+      </w:r>
+    </w:p>
+    <w:p>
+      <w:pPr>
+        <w:spacing w:after="0" w:line="240" w:lineRule="auto"/>
+        <w:rPr>
+          <w:rFonts w:cs="B Nazanin"/>
+        </w:rPr>
+      </w:pPr>
+      <w:r>
+        <w:rPr>
+          <w:rFonts w:cs="B Nazanin"/>
+          <w:rtl/>
+        </w:rPr>
+        <w:t>مسیر برگشت دقیقاً برعکس است</w:t>
+      </w:r>
+      <w:r>
+        <w:rPr>
+          <w:rFonts w:cs="B Nazanin"/>
+        </w:rPr>
+        <w:t>.</w:t>
+      </w:r>
+    </w:p>
+    <w:p>
+      <w:pPr>
+        <w:spacing w:after="0" w:line="240" w:lineRule="auto"/>
+        <w:jc w:val="center"/>
+        <w:rPr>
+          <w:rFonts w:cs="B Nazanin"/>
+        </w:rPr>
+      </w:pPr>
+      <w:r>
+        <w:rPr>
+          <w:rFonts w:cs="B Nazanin"/>
+        </w:rPr>
+        <w:t>SQL</w:t>
+      </w:r>
+    </w:p>
+    <w:p>
+      <w:pPr>
+        <w:spacing w:after="0" w:line="240" w:lineRule="auto"/>
+        <w:jc w:val="center"/>
+        <w:rPr>
+          <w:rFonts w:cs="B Nazanin"/>
+        </w:rPr>
+      </w:pPr>
+      <w:r>
+        <w:rPr>
+          <w:rFonts w:cs="B Nazanin"/>
+        </w:rPr>
+        <w:t>↓</w:t>
+      </w:r>
+    </w:p>
+    <w:p>
+      <w:pPr>
+        <w:spacing w:after="0" w:line="240" w:lineRule="auto"/>
+        <w:jc w:val="center"/>
+        <w:rPr>
+          <w:rFonts w:cs="B Nazanin"/>
+        </w:rPr>
+      </w:pPr>
+      <w:r>
+        <w:rPr>
+          <w:rFonts w:cs="B Nazanin"/>
+        </w:rPr>
+        <w:t>Repository</w:t>
+      </w:r>
+    </w:p>
+    <w:p>
+      <w:pPr>
+        <w:spacing w:after="0" w:line="240" w:lineRule="auto"/>
+        <w:jc w:val="center"/>
+        <w:rPr>
+          <w:rFonts w:cs="B Nazanin"/>
+        </w:rPr>
+      </w:pPr>
+      <w:r>
+        <w:rPr>
+          <w:rFonts w:cs="B Nazanin"/>
+        </w:rPr>
+        <w:t>↓</w:t>
+      </w:r>
+    </w:p>
+    <w:p>
+      <w:pPr>
+        <w:spacing w:after="0" w:line="240" w:lineRule="auto"/>
+        <w:jc w:val="center"/>
+        <w:rPr>
+          <w:rFonts w:cs="B Nazanin"/>
+        </w:rPr>
+      </w:pPr>
+      <w:r>
+        <w:rPr>
+          <w:rFonts w:cs="B Nazanin"/>
+        </w:rPr>
+        <w:t>Service</w:t>
+      </w:r>
+    </w:p>
+    <w:p>
+      <w:pPr>
+        <w:spacing w:after="0" w:line="240" w:lineRule="auto"/>
+        <w:jc w:val="center"/>
+        <w:rPr>
+          <w:rFonts w:cs="B Nazanin"/>
+        </w:rPr>
+      </w:pPr>
+      <w:r>
+        <w:rPr>
+          <w:rFonts w:cs="B Nazanin"/>
+        </w:rPr>
+        <w:t>↓</w:t>
+      </w:r>
+    </w:p>
+    <w:p>
+      <w:pPr>
+        <w:spacing w:after="0" w:line="240" w:lineRule="auto"/>
+        <w:jc w:val="center"/>
+        <w:rPr>
+          <w:rFonts w:cs="B Nazanin"/>
+        </w:rPr>
+      </w:pPr>
+      <w:r>
+        <w:rPr>
+          <w:rFonts w:cs="B Nazanin"/>
+        </w:rPr>
+        <w:t>Controller</w:t>
+      </w:r>
+    </w:p>
+    <w:p>
+      <w:pPr>
+        <w:spacing w:after="0" w:line="240" w:lineRule="auto"/>
+        <w:jc w:val="center"/>
+        <w:rPr>
+          <w:rFonts w:cs="B Nazanin"/>
+        </w:rPr>
+      </w:pPr>
+      <w:r>
+        <w:rPr>
+          <w:rFonts w:cs="B Nazanin"/>
+        </w:rPr>
+        <w:t>↓</w:t>
+      </w:r>
+    </w:p>
+    <w:p>
+      <w:pPr>
+        <w:spacing w:after="0" w:line="240" w:lineRule="auto"/>
+        <w:jc w:val="center"/>
+        <w:rPr>
+          <w:rFonts w:cs="B Nazanin"/>
+        </w:rPr>
+      </w:pPr>
+      <w:r>
+        <w:rPr>
+          <w:rFonts w:cs="B Nazanin"/>
+        </w:rPr>
+        <w:t>Middleware</w:t>
+      </w:r>
+    </w:p>
+    <w:p>
+      <w:pPr>
+        <w:spacing w:after="0" w:line="240" w:lineRule="auto"/>
+        <w:jc w:val="center"/>
+        <w:rPr>
+          <w:rFonts w:cs="B Nazanin"/>
+        </w:rPr>
+      </w:pPr>
+      <w:r>
+        <w:rPr>
+          <w:rFonts w:cs="B Nazanin"/>
+        </w:rPr>
+        <w:t>↓</w:t>
+      </w:r>
+    </w:p>
+    <w:p>
+      <w:pPr>
+        <w:spacing w:after="0" w:line="240" w:lineRule="auto"/>
+        <w:jc w:val="center"/>
+        <w:rPr>
+          <w:rFonts w:cs="B Nazanin"/>
+        </w:rPr>
+      </w:pPr>
+      <w:r>
+        <w:rPr>
+          <w:rFonts w:cs="B Nazanin"/>
+        </w:rPr>
+        <w:t>Kestrel</w:t>
+      </w:r>
+    </w:p>
+    <w:p>
+      <w:pPr>
+        <w:spacing w:after="0" w:line="240" w:lineRule="auto"/>
+        <w:jc w:val="center"/>
+        <w:rPr>
+          <w:rFonts w:cs="B Nazanin"/>
+        </w:rPr>
+      </w:pPr>
+      <w:r>
+        <w:rPr>
+          <w:rFonts w:cs="B Nazanin"/>
+        </w:rPr>
+        <w:t>↓</w:t>
+      </w:r>
+    </w:p>
+    <w:p>
+      <w:pPr>
+        <w:spacing w:after="0" w:line="240" w:lineRule="auto"/>
+        <w:jc w:val="center"/>
+        <w:rPr>
+          <w:rFonts w:cs="B Nazanin"/>
+        </w:rPr>
+      </w:pPr>
+      <w:r>
+        <w:rPr>
+          <w:rFonts w:cs="B Nazanin"/>
+        </w:rPr>
+        <w:t>Windows</w:t>
+      </w:r>
+    </w:p>
+    <w:p>
+      <w:pPr>
+        <w:spacing w:after="0" w:line="240" w:lineRule="auto"/>
+        <w:jc w:val="center"/>
+        <w:rPr>
+          <w:rFonts w:cs="B Nazanin"/>
+        </w:rPr>
+      </w:pPr>
+      <w:r>
+        <w:rPr>
+          <w:rFonts w:cs="B Nazanin"/>
+        </w:rPr>
+        <w:t>↓</w:t>
+      </w:r>
+    </w:p>
+    <w:p>
+      <w:pPr>
+        <w:spacing w:after="0" w:line="240" w:lineRule="auto"/>
+        <w:jc w:val="center"/>
+        <w:rPr>
+          <w:rFonts w:cs="B Nazanin"/>
+        </w:rPr>
+      </w:pPr>
+      <w:r>
+        <w:rPr>
+          <w:rFonts w:cs="B Nazanin"/>
+        </w:rPr>
+        <w:t>Browser</w:t>
+      </w:r>
+    </w:p>
+    <w:p>
+      <w:pPr>
+        <w:bidi w:val="0"/>
+        <w:rPr>
+          <w:rFonts w:cs="B Nazanin"/>
+          <w:b/>
+          <w:bCs/>
+          <w:rtl/>
+        </w:rPr>
+      </w:pPr>
+      <w:r>
+        <w:rPr>
+          <w:rFonts w:cs="B Nazanin"/>
+          <w:b/>
+          <w:bCs/>
+          <w:rtl/>
+        </w:rPr>
+        <w:br w:type="page"/>
+      </w:r>
+    </w:p>
+    <w:p>
+      <w:pPr>
+        <w:spacing w:after="0" w:line="240" w:lineRule="auto"/>
+        <w:rPr>
+          <w:rFonts w:cs="B Nazanin"/>
+          <w:b/>
+          <w:bCs/>
+        </w:rPr>
+      </w:pPr>
+      <w:r>
+        <w:rPr>
+          <w:rFonts w:cs="B Nazanin"/>
+          <w:b/>
+          <w:bCs/>
+          <w:rtl/>
+        </w:rPr>
         <w:lastRenderedPageBreak/>
-        <w:t>مثلاً</w:t>
+        <w:t>حالا یک تصویر کامل</w:t>
+      </w:r>
+    </w:p>
+    <w:p>
+      <w:pPr>
+        <w:spacing w:after="0" w:line="240" w:lineRule="auto"/>
+        <w:rPr>
+          <w:rFonts w:cs="B Nazanin"/>
+        </w:rPr>
+      </w:pPr>
+      <w:r>
+        <w:rPr>
+          <w:rFonts w:cs="B Nazanin"/>
+          <w:rtl/>
+        </w:rPr>
+        <w:t>این تصویر را اگر بفهمی</w:t>
+      </w:r>
+      <w:r>
+        <w:rPr>
+          <w:rFonts w:cs="B Nazanin"/>
+        </w:rPr>
+        <w:t>...</w:t>
+      </w:r>
+      <w:r>
+        <w:rPr>
+          <w:rFonts w:cs="B Nazanin" w:hint="cs"/>
+          <w:rtl/>
+        </w:rPr>
+        <w:t xml:space="preserve"> </w:t>
+      </w:r>
+      <w:r>
+        <w:rPr>
+          <w:rFonts w:cs="B Nazanin"/>
+          <w:rtl/>
+        </w:rPr>
+        <w:t>قول می‌دهم</w:t>
+      </w:r>
+      <w:r>
+        <w:rPr>
+          <w:rFonts w:cs="B Nazanin"/>
+        </w:rPr>
+        <w:t xml:space="preserve"> ASP.NET Core </w:t>
+      </w:r>
+      <w:r>
+        <w:rPr>
+          <w:rFonts w:cs="B Nazanin"/>
+          <w:rtl/>
+        </w:rPr>
+        <w:t>دیگر برایت مبهم نخواهد بود</w:t>
+      </w:r>
+      <w:r>
+        <w:rPr>
+          <w:rFonts w:cs="B Nazanin"/>
+        </w:rPr>
+        <w:t>.</w:t>
       </w:r>
     </w:p>
     <w:p>
@@ -3576,7 +4060,7 @@
         <w:rPr>
           <w:rFonts w:cs="B Nazanin"/>
         </w:rPr>
-        <w:t>Controller</w:t>
+        <w:t>Browser</w:t>
       </w:r>
     </w:p>
     <w:p>
@@ -3585,14 +4069,13 @@
         <w:jc w:val="center"/>
         <w:rPr>
           <w:rFonts w:cs="B Nazanin"/>
-          <w:rtl/>
-        </w:rPr>
-      </w:pPr>
-      <w:r>
-        <w:rPr>
-          <w:rFonts w:cs="B Nazanin"/>
-        </w:rPr>
-        <w:t>↓</w:t>
+        </w:rPr>
+      </w:pPr>
+      <w:r>
+        <w:rPr>
+          <w:rFonts w:ascii="Arial" w:hAnsi="Arial" w:cs="Arial"/>
+        </w:rPr>
+        <w:t>▼</w:t>
       </w:r>
     </w:p>
     <w:p>
@@ -3603,6 +4086,252 @@
           <w:rFonts w:cs="B Nazanin"/>
         </w:rPr>
       </w:pPr>
+      <w:r>
+        <w:rPr>
+          <w:rFonts w:cs="B Nazanin"/>
+        </w:rPr>
+        <w:t>Internet</w:t>
+      </w:r>
+    </w:p>
+    <w:p>
+      <w:pPr>
+        <w:spacing w:after="0" w:line="240" w:lineRule="auto"/>
+        <w:jc w:val="center"/>
+        <w:rPr>
+          <w:rFonts w:cs="B Nazanin"/>
+        </w:rPr>
+      </w:pPr>
+      <w:r>
+        <w:rPr>
+          <w:rFonts w:ascii="Arial" w:hAnsi="Arial" w:cs="Arial"/>
+        </w:rPr>
+        <w:t>▼</w:t>
+      </w:r>
+    </w:p>
+    <w:p>
+      <w:pPr>
+        <w:spacing w:after="0" w:line="240" w:lineRule="auto"/>
+        <w:jc w:val="center"/>
+        <w:rPr>
+          <w:rFonts w:cs="B Nazanin"/>
+        </w:rPr>
+      </w:pPr>
+      <w:r>
+        <w:rPr>
+          <w:rFonts w:cs="B Nazanin"/>
+        </w:rPr>
+        <w:t>Windows/Linux</w:t>
+      </w:r>
+    </w:p>
+    <w:p>
+      <w:pPr>
+        <w:spacing w:after="0" w:line="240" w:lineRule="auto"/>
+        <w:jc w:val="center"/>
+        <w:rPr>
+          <w:rFonts w:cs="B Nazanin"/>
+        </w:rPr>
+      </w:pPr>
+      <w:r>
+        <w:rPr>
+          <w:rFonts w:ascii="Arial" w:hAnsi="Arial" w:cs="Arial"/>
+        </w:rPr>
+        <w:t>▼</w:t>
+      </w:r>
+    </w:p>
+    <w:p>
+      <w:pPr>
+        <w:spacing w:after="0" w:line="240" w:lineRule="auto"/>
+        <w:jc w:val="center"/>
+        <w:rPr>
+          <w:rFonts w:cs="B Nazanin"/>
+        </w:rPr>
+      </w:pPr>
+      <w:r>
+        <w:rPr>
+          <w:rFonts w:cs="B Nazanin"/>
+        </w:rPr>
+        <w:t>Port 5000 / 5001</w:t>
+      </w:r>
+    </w:p>
+    <w:p>
+      <w:pPr>
+        <w:spacing w:after="0" w:line="240" w:lineRule="auto"/>
+        <w:jc w:val="center"/>
+        <w:rPr>
+          <w:rFonts w:cs="B Nazanin"/>
+        </w:rPr>
+      </w:pPr>
+      <w:r>
+        <w:rPr>
+          <w:rFonts w:ascii="Arial" w:hAnsi="Arial" w:cs="Arial"/>
+        </w:rPr>
+        <w:t>▼</w:t>
+      </w:r>
+    </w:p>
+    <w:p>
+      <w:pPr>
+        <w:spacing w:after="0" w:line="240" w:lineRule="auto"/>
+        <w:jc w:val="center"/>
+        <w:rPr>
+          <w:rFonts w:cs="B Nazanin"/>
+          <w:rtl/>
+        </w:rPr>
+      </w:pPr>
+      <w:r>
+        <w:rPr>
+          <w:rFonts w:cs="B Nazanin"/>
+        </w:rPr>
+        <w:t xml:space="preserve"> Kestrel  </w:t>
+      </w:r>
+    </w:p>
+    <w:p>
+      <w:pPr>
+        <w:spacing w:after="0" w:line="240" w:lineRule="auto"/>
+        <w:jc w:val="center"/>
+        <w:rPr>
+          <w:rFonts w:cs="B Nazanin"/>
+        </w:rPr>
+      </w:pPr>
+      <w:r>
+        <w:rPr>
+          <w:rFonts w:ascii="Arial" w:hAnsi="Arial" w:cs="Arial"/>
+        </w:rPr>
+        <w:t>▼</w:t>
+      </w:r>
+    </w:p>
+    <w:p>
+      <w:pPr>
+        <w:spacing w:after="0" w:line="240" w:lineRule="auto"/>
+        <w:jc w:val="center"/>
+        <w:rPr>
+          <w:rFonts w:cs="B Nazanin"/>
+          <w:rtl/>
+        </w:rPr>
+      </w:pPr>
+      <w:r>
+        <w:rPr>
+          <w:rFonts w:cs="B Nazanin"/>
+        </w:rPr>
+        <w:t xml:space="preserve">ASP.NET Core Pipeline   </w:t>
+      </w:r>
+    </w:p>
+    <w:p>
+      <w:pPr>
+        <w:spacing w:after="0" w:line="240" w:lineRule="auto"/>
+        <w:jc w:val="center"/>
+        <w:rPr>
+          <w:rFonts w:cs="B Nazanin"/>
+          <w:rtl/>
+        </w:rPr>
+      </w:pPr>
+      <w:r>
+        <w:rPr>
+          <w:rFonts w:cs="B Nazanin"/>
+        </w:rPr>
+        <w:t xml:space="preserve"> Logging Middleware           </w:t>
+      </w:r>
+    </w:p>
+    <w:p>
+      <w:pPr>
+        <w:spacing w:after="0" w:line="240" w:lineRule="auto"/>
+        <w:jc w:val="center"/>
+        <w:rPr>
+          <w:rFonts w:cs="B Nazanin"/>
+          <w:rtl/>
+        </w:rPr>
+      </w:pPr>
+      <w:r>
+        <w:rPr>
+          <w:rFonts w:cs="B Nazanin"/>
+        </w:rPr>
+        <w:t xml:space="preserve"> Authentication Middleware    </w:t>
+      </w:r>
+    </w:p>
+    <w:p>
+      <w:pPr>
+        <w:spacing w:after="0" w:line="240" w:lineRule="auto"/>
+        <w:jc w:val="center"/>
+        <w:rPr>
+          <w:rFonts w:cs="B Nazanin"/>
+          <w:rtl/>
+        </w:rPr>
+      </w:pPr>
+      <w:r>
+        <w:rPr>
+          <w:rFonts w:cs="B Nazanin"/>
+        </w:rPr>
+        <w:t xml:space="preserve"> Authorization Middleware     </w:t>
+      </w:r>
+    </w:p>
+    <w:p>
+      <w:pPr>
+        <w:spacing w:after="0" w:line="240" w:lineRule="auto"/>
+        <w:jc w:val="center"/>
+        <w:rPr>
+          <w:rFonts w:cs="B Nazanin"/>
+          <w:rtl/>
+        </w:rPr>
+      </w:pPr>
+      <w:r>
+        <w:rPr>
+          <w:rFonts w:cs="B Nazanin"/>
+        </w:rPr>
+        <w:t xml:space="preserve">Routing Middleware           </w:t>
+      </w:r>
+    </w:p>
+    <w:p>
+      <w:pPr>
+        <w:spacing w:after="0" w:line="240" w:lineRule="auto"/>
+        <w:jc w:val="center"/>
+        <w:rPr>
+          <w:rFonts w:cs="B Nazanin"/>
+        </w:rPr>
+      </w:pPr>
+      <w:r>
+        <w:rPr>
+          <w:rFonts w:ascii="Arial" w:hAnsi="Arial" w:cs="Arial"/>
+        </w:rPr>
+        <w:t>▼</w:t>
+      </w:r>
+    </w:p>
+    <w:p>
+      <w:pPr>
+        <w:spacing w:after="0" w:line="240" w:lineRule="auto"/>
+        <w:jc w:val="center"/>
+        <w:rPr>
+          <w:rFonts w:cs="B Nazanin"/>
+        </w:rPr>
+      </w:pPr>
+      <w:r>
+        <w:rPr>
+          <w:rFonts w:cs="B Nazanin"/>
+        </w:rPr>
+        <w:t>ProductsController</w:t>
+      </w:r>
+    </w:p>
+    <w:p>
+      <w:pPr>
+        <w:spacing w:after="0" w:line="240" w:lineRule="auto"/>
+        <w:jc w:val="center"/>
+        <w:rPr>
+          <w:rFonts w:cs="B Nazanin"/>
+        </w:rPr>
+      </w:pPr>
+      <w:r>
+        <w:rPr>
+          <w:rFonts w:ascii="Arial" w:hAnsi="Arial" w:cs="Arial"/>
+        </w:rPr>
+        <w:t>▼</w:t>
+      </w:r>
+    </w:p>
+    <w:p>
+      <w:pPr>
+        <w:spacing w:after="0" w:line="240" w:lineRule="auto"/>
+        <w:jc w:val="center"/>
+        <w:rPr>
+          <w:rFonts w:cs="B Nazanin"/>
+        </w:rPr>
+      </w:pPr>
       <w:proofErr w:type="spellStart"/>
       <w:r>
         <w:rPr>
@@ -3622,9 +4351,9 @@
       </w:pPr>
       <w:r>
         <w:rPr>
-          <w:rFonts w:cs="B Nazanin"/>
-        </w:rPr>
-        <w:t>↓</w:t>
+          <w:rFonts w:ascii="Arial" w:hAnsi="Arial" w:cs="Arial"/>
+        </w:rPr>
+        <w:t>▼</w:t>
       </w:r>
     </w:p>
     <w:p>
@@ -3635,12 +4364,14 @@
           <w:rFonts w:cs="B Nazanin"/>
         </w:rPr>
       </w:pPr>
-      <w:r>
-        <w:rPr>
-          <w:rFonts w:cs="B Nazanin"/>
-        </w:rPr>
-        <w:t>Repository</w:t>
-      </w:r>
+      <w:proofErr w:type="spellStart"/>
+      <w:r>
+        <w:rPr>
+          <w:rFonts w:cs="B Nazanin"/>
+        </w:rPr>
+        <w:t>ProductRepository</w:t>
+      </w:r>
+      <w:proofErr w:type="spellEnd"/>
     </w:p>
     <w:p>
       <w:pPr>
@@ -3652,9 +4383,9 @@
       </w:pPr>
       <w:r>
         <w:rPr>
-          <w:rFonts w:cs="B Nazanin"/>
-        </w:rPr>
-        <w:t>↓</w:t>
+          <w:rFonts w:ascii="Arial" w:hAnsi="Arial" w:cs="Arial"/>
+        </w:rPr>
+        <w:t>▼</w:t>
       </w:r>
     </w:p>
     <w:p>
@@ -3684,9 +4415,9 @@
       </w:pPr>
       <w:r>
         <w:rPr>
-          <w:rFonts w:cs="B Nazanin"/>
-        </w:rPr>
-        <w:t>↓</w:t>
+          <w:rFonts w:ascii="Arial" w:hAnsi="Arial" w:cs="Arial"/>
+        </w:rPr>
+        <w:t>▼</w:t>
       </w:r>
     </w:p>
     <w:p>
@@ -3701,767 +4432,6 @@
         <w:rPr>
           <w:rFonts w:cs="B Nazanin"/>
         </w:rPr>
-        <w:t>SQL Server</w:t>
-      </w:r>
-    </w:p>
-    <w:p>
-      <w:pPr>
-        <w:spacing w:after="0" w:line="240" w:lineRule="auto"/>
-        <w:rPr>
-          <w:rFonts w:cs="B Nazanin"/>
-        </w:rPr>
-      </w:pPr>
-      <w:r>
-        <w:rPr>
-          <w:rFonts w:cs="B Nazanin"/>
-        </w:rPr>
-        <w:pict w14:anchorId="48CAFF71">
-          <v:rect id="_x0000_i1028" style="width:0;height:1.5pt" o:hralign="center" o:hrstd="t" o:hr="t" fillcolor="#a0a0a0" stroked="f"/>
-        </w:pict>
-      </w:r>
-    </w:p>
-    <w:p>
-      <w:pPr>
-        <w:spacing w:after="0" w:line="240" w:lineRule="auto"/>
-        <w:rPr>
-          <w:rFonts w:cs="B Nazanin"/>
-          <w:b/>
-          <w:bCs/>
-        </w:rPr>
-      </w:pPr>
-      <w:r>
-        <w:rPr>
-          <w:rFonts w:cs="B Nazanin"/>
-          <w:b/>
-          <w:bCs/>
-          <w:rtl/>
-        </w:rPr>
-        <w:t>حالا جواب برگشت</w:t>
-      </w:r>
-      <w:r>
-        <w:rPr>
-          <w:rFonts w:cs="B Nazanin"/>
-          <w:b/>
-          <w:bCs/>
-        </w:rPr>
-        <w:t>.</w:t>
-      </w:r>
-    </w:p>
-    <w:p>
-      <w:pPr>
-        <w:spacing w:after="0" w:line="240" w:lineRule="auto"/>
-        <w:rPr>
-          <w:rFonts w:cs="B Nazanin"/>
-        </w:rPr>
-      </w:pPr>
-      <w:r>
-        <w:rPr>
-          <w:rFonts w:cs="B Nazanin"/>
-          <w:rtl/>
-        </w:rPr>
-        <w:t>مسیر برگشت دقیقاً برعکس است</w:t>
-      </w:r>
-      <w:r>
-        <w:rPr>
-          <w:rFonts w:cs="B Nazanin"/>
-        </w:rPr>
-        <w:t>.</w:t>
-      </w:r>
-    </w:p>
-    <w:p>
-      <w:pPr>
-        <w:spacing w:after="0" w:line="240" w:lineRule="auto"/>
-        <w:jc w:val="center"/>
-        <w:rPr>
-          <w:rFonts w:cs="B Nazanin"/>
-        </w:rPr>
-      </w:pPr>
-      <w:r>
-        <w:rPr>
-          <w:rFonts w:cs="B Nazanin"/>
-        </w:rPr>
-        <w:t>SQL</w:t>
-      </w:r>
-    </w:p>
-    <w:p>
-      <w:pPr>
-        <w:spacing w:after="0" w:line="240" w:lineRule="auto"/>
-        <w:jc w:val="center"/>
-        <w:rPr>
-          <w:rFonts w:cs="B Nazanin"/>
-        </w:rPr>
-      </w:pPr>
-      <w:r>
-        <w:rPr>
-          <w:rFonts w:cs="B Nazanin"/>
-        </w:rPr>
-        <w:t>↓</w:t>
-      </w:r>
-    </w:p>
-    <w:p>
-      <w:pPr>
-        <w:spacing w:after="0" w:line="240" w:lineRule="auto"/>
-        <w:jc w:val="center"/>
-        <w:rPr>
-          <w:rFonts w:cs="B Nazanin"/>
-        </w:rPr>
-      </w:pPr>
-      <w:r>
-        <w:rPr>
-          <w:rFonts w:cs="B Nazanin"/>
-        </w:rPr>
-        <w:t>Repository</w:t>
-      </w:r>
-    </w:p>
-    <w:p>
-      <w:pPr>
-        <w:spacing w:after="0" w:line="240" w:lineRule="auto"/>
-        <w:jc w:val="center"/>
-        <w:rPr>
-          <w:rFonts w:cs="B Nazanin"/>
-        </w:rPr>
-      </w:pPr>
-      <w:r>
-        <w:rPr>
-          <w:rFonts w:cs="B Nazanin"/>
-        </w:rPr>
-        <w:t>↓</w:t>
-      </w:r>
-    </w:p>
-    <w:p>
-      <w:pPr>
-        <w:spacing w:after="0" w:line="240" w:lineRule="auto"/>
-        <w:jc w:val="center"/>
-        <w:rPr>
-          <w:rFonts w:cs="B Nazanin"/>
-        </w:rPr>
-      </w:pPr>
-      <w:r>
-        <w:rPr>
-          <w:rFonts w:cs="B Nazanin"/>
-        </w:rPr>
-        <w:t>Service</w:t>
-      </w:r>
-    </w:p>
-    <w:p>
-      <w:pPr>
-        <w:spacing w:after="0" w:line="240" w:lineRule="auto"/>
-        <w:jc w:val="center"/>
-        <w:rPr>
-          <w:rFonts w:cs="B Nazanin"/>
-        </w:rPr>
-      </w:pPr>
-      <w:r>
-        <w:rPr>
-          <w:rFonts w:cs="B Nazanin"/>
-        </w:rPr>
-        <w:t>↓</w:t>
-      </w:r>
-    </w:p>
-    <w:p>
-      <w:pPr>
-        <w:spacing w:after="0" w:line="240" w:lineRule="auto"/>
-        <w:jc w:val="center"/>
-        <w:rPr>
-          <w:rFonts w:cs="B Nazanin"/>
-        </w:rPr>
-      </w:pPr>
-      <w:r>
-        <w:rPr>
-          <w:rFonts w:cs="B Nazanin"/>
-        </w:rPr>
-        <w:t>Controller</w:t>
-      </w:r>
-    </w:p>
-    <w:p>
-      <w:pPr>
-        <w:spacing w:after="0" w:line="240" w:lineRule="auto"/>
-        <w:jc w:val="center"/>
-        <w:rPr>
-          <w:rFonts w:cs="B Nazanin"/>
-        </w:rPr>
-      </w:pPr>
-      <w:r>
-        <w:rPr>
-          <w:rFonts w:cs="B Nazanin"/>
-        </w:rPr>
-        <w:t>↓</w:t>
-      </w:r>
-    </w:p>
-    <w:p>
-      <w:pPr>
-        <w:spacing w:after="0" w:line="240" w:lineRule="auto"/>
-        <w:jc w:val="center"/>
-        <w:rPr>
-          <w:rFonts w:cs="B Nazanin"/>
-        </w:rPr>
-      </w:pPr>
-      <w:r>
-        <w:rPr>
-          <w:rFonts w:cs="B Nazanin"/>
-        </w:rPr>
-        <w:t>Middleware</w:t>
-      </w:r>
-    </w:p>
-    <w:p>
-      <w:pPr>
-        <w:spacing w:after="0" w:line="240" w:lineRule="auto"/>
-        <w:jc w:val="center"/>
-        <w:rPr>
-          <w:rFonts w:cs="B Nazanin"/>
-        </w:rPr>
-      </w:pPr>
-      <w:r>
-        <w:rPr>
-          <w:rFonts w:cs="B Nazanin"/>
-        </w:rPr>
-        <w:t>↓</w:t>
-      </w:r>
-    </w:p>
-    <w:p>
-      <w:pPr>
-        <w:spacing w:after="0" w:line="240" w:lineRule="auto"/>
-        <w:jc w:val="center"/>
-        <w:rPr>
-          <w:rFonts w:cs="B Nazanin"/>
-        </w:rPr>
-      </w:pPr>
-      <w:r>
-        <w:rPr>
-          <w:rFonts w:cs="B Nazanin"/>
-        </w:rPr>
-        <w:t>Kestrel</w:t>
-      </w:r>
-    </w:p>
-    <w:p>
-      <w:pPr>
-        <w:spacing w:after="0" w:line="240" w:lineRule="auto"/>
-        <w:jc w:val="center"/>
-        <w:rPr>
-          <w:rFonts w:cs="B Nazanin"/>
-        </w:rPr>
-      </w:pPr>
-      <w:r>
-        <w:rPr>
-          <w:rFonts w:cs="B Nazanin"/>
-        </w:rPr>
-        <w:t>↓</w:t>
-      </w:r>
-    </w:p>
-    <w:p>
-      <w:pPr>
-        <w:spacing w:after="0" w:line="240" w:lineRule="auto"/>
-        <w:jc w:val="center"/>
-        <w:rPr>
-          <w:rFonts w:cs="B Nazanin"/>
-        </w:rPr>
-      </w:pPr>
-      <w:r>
-        <w:rPr>
-          <w:rFonts w:cs="B Nazanin"/>
-        </w:rPr>
-        <w:t>Windows</w:t>
-      </w:r>
-    </w:p>
-    <w:p>
-      <w:pPr>
-        <w:spacing w:after="0" w:line="240" w:lineRule="auto"/>
-        <w:jc w:val="center"/>
-        <w:rPr>
-          <w:rFonts w:cs="B Nazanin"/>
-        </w:rPr>
-      </w:pPr>
-      <w:r>
-        <w:rPr>
-          <w:rFonts w:cs="B Nazanin"/>
-        </w:rPr>
-        <w:t>↓</w:t>
-      </w:r>
-    </w:p>
-    <w:p>
-      <w:pPr>
-        <w:spacing w:after="0" w:line="240" w:lineRule="auto"/>
-        <w:jc w:val="center"/>
-        <w:rPr>
-          <w:rFonts w:cs="B Nazanin"/>
-        </w:rPr>
-      </w:pPr>
-      <w:r>
-        <w:rPr>
-          <w:rFonts w:cs="B Nazanin"/>
-        </w:rPr>
-        <w:t>Browser</w:t>
-      </w:r>
-    </w:p>
-    <w:p>
-      <w:pPr>
-        <w:spacing w:after="0" w:line="240" w:lineRule="auto"/>
-        <w:rPr>
-          <w:rFonts w:cs="B Nazanin"/>
-          <w:rtl/>
-        </w:rPr>
-      </w:pPr>
-    </w:p>
-    <w:p>
-      <w:pPr>
-        <w:spacing w:after="0" w:line="240" w:lineRule="auto"/>
-        <w:rPr>
-          <w:rFonts w:cs="B Nazanin"/>
-          <w:b/>
-          <w:bCs/>
-        </w:rPr>
-      </w:pPr>
-      <w:r>
-        <w:rPr>
-          <w:rFonts w:cs="B Nazanin"/>
-          <w:b/>
-          <w:bCs/>
-          <w:rtl/>
-        </w:rPr>
-        <w:t>حالا یک تصویر کامل</w:t>
-      </w:r>
-    </w:p>
-    <w:p>
-      <w:pPr>
-        <w:spacing w:after="0" w:line="240" w:lineRule="auto"/>
-        <w:rPr>
-          <w:rFonts w:cs="B Nazanin"/>
-        </w:rPr>
-      </w:pPr>
-      <w:r>
-        <w:rPr>
-          <w:rFonts w:cs="B Nazanin"/>
-          <w:rtl/>
-        </w:rPr>
-        <w:t>این تصویر را اگر بفهمی</w:t>
-      </w:r>
-      <w:r>
-        <w:rPr>
-          <w:rFonts w:cs="B Nazanin"/>
-        </w:rPr>
-        <w:t>...</w:t>
-      </w:r>
-      <w:r>
-        <w:rPr>
-          <w:rFonts w:cs="B Nazanin" w:hint="cs"/>
-          <w:rtl/>
-        </w:rPr>
-        <w:t xml:space="preserve"> </w:t>
-      </w:r>
-      <w:r>
-        <w:rPr>
-          <w:rFonts w:cs="B Nazanin"/>
-          <w:rtl/>
-        </w:rPr>
-        <w:t>قول می‌دهم</w:t>
-      </w:r>
-      <w:r>
-        <w:rPr>
-          <w:rFonts w:cs="B Nazanin"/>
-        </w:rPr>
-        <w:t xml:space="preserve"> ASP.NET Core </w:t>
-      </w:r>
-      <w:r>
-        <w:rPr>
-          <w:rFonts w:cs="B Nazanin"/>
-          <w:rtl/>
-        </w:rPr>
-        <w:t>دیگر برایت مبهم نخواهد بود</w:t>
-      </w:r>
-      <w:r>
-        <w:rPr>
-          <w:rFonts w:cs="B Nazanin"/>
-        </w:rPr>
-        <w:t>.</w:t>
-      </w:r>
-    </w:p>
-    <w:p>
-      <w:pPr>
-        <w:spacing w:after="0" w:line="240" w:lineRule="auto"/>
-        <w:jc w:val="center"/>
-        <w:rPr>
-          <w:rFonts w:cs="B Nazanin"/>
-        </w:rPr>
-      </w:pPr>
-      <w:r>
-        <w:rPr>
-          <w:rFonts w:cs="B Nazanin"/>
-        </w:rPr>
-        <w:t>Browser</w:t>
-      </w:r>
-    </w:p>
-    <w:p>
-      <w:pPr>
-        <w:spacing w:after="0" w:line="240" w:lineRule="auto"/>
-        <w:jc w:val="center"/>
-        <w:rPr>
-          <w:rFonts w:cs="B Nazanin"/>
-        </w:rPr>
-      </w:pPr>
-      <w:r>
-        <w:rPr>
-          <w:rFonts w:ascii="Arial" w:hAnsi="Arial" w:cs="Arial"/>
-        </w:rPr>
-        <w:t>▼</w:t>
-      </w:r>
-    </w:p>
-    <w:p>
-      <w:pPr>
-        <w:spacing w:after="0" w:line="240" w:lineRule="auto"/>
-        <w:jc w:val="center"/>
-        <w:rPr>
-          <w:rFonts w:cs="B Nazanin"/>
-        </w:rPr>
-      </w:pPr>
-      <w:r>
-        <w:rPr>
-          <w:rFonts w:cs="B Nazanin"/>
-        </w:rPr>
-        <w:t>Internet</w:t>
-      </w:r>
-    </w:p>
-    <w:p>
-      <w:pPr>
-        <w:spacing w:after="0" w:line="240" w:lineRule="auto"/>
-        <w:jc w:val="center"/>
-        <w:rPr>
-          <w:rFonts w:cs="B Nazanin"/>
-        </w:rPr>
-      </w:pPr>
-      <w:r>
-        <w:rPr>
-          <w:rFonts w:ascii="Arial" w:hAnsi="Arial" w:cs="Arial"/>
-        </w:rPr>
-        <w:t>▼</w:t>
-      </w:r>
-    </w:p>
-    <w:p>
-      <w:pPr>
-        <w:spacing w:after="0" w:line="240" w:lineRule="auto"/>
-        <w:jc w:val="center"/>
-        <w:rPr>
-          <w:rFonts w:cs="B Nazanin"/>
-        </w:rPr>
-      </w:pPr>
-      <w:r>
-        <w:rPr>
-          <w:rFonts w:cs="B Nazanin"/>
-        </w:rPr>
-        <w:t>Windows/Linux</w:t>
-      </w:r>
-    </w:p>
-    <w:p>
-      <w:pPr>
-        <w:spacing w:after="0" w:line="240" w:lineRule="auto"/>
-        <w:jc w:val="center"/>
-        <w:rPr>
-          <w:rFonts w:cs="B Nazanin"/>
-        </w:rPr>
-      </w:pPr>
-      <w:r>
-        <w:rPr>
-          <w:rFonts w:ascii="Arial" w:hAnsi="Arial" w:cs="Arial"/>
-        </w:rPr>
-        <w:t>▼</w:t>
-      </w:r>
-    </w:p>
-    <w:p>
-      <w:pPr>
-        <w:spacing w:after="0" w:line="240" w:lineRule="auto"/>
-        <w:jc w:val="center"/>
-        <w:rPr>
-          <w:rFonts w:cs="B Nazanin"/>
-        </w:rPr>
-      </w:pPr>
-      <w:r>
-        <w:rPr>
-          <w:rFonts w:cs="B Nazanin"/>
-        </w:rPr>
-        <w:t>Port 5000 / 5001</w:t>
-      </w:r>
-    </w:p>
-    <w:p>
-      <w:pPr>
-        <w:spacing w:after="0" w:line="240" w:lineRule="auto"/>
-        <w:jc w:val="center"/>
-        <w:rPr>
-          <w:rFonts w:cs="B Nazanin"/>
-        </w:rPr>
-      </w:pPr>
-      <w:r>
-        <w:rPr>
-          <w:rFonts w:ascii="Arial" w:hAnsi="Arial" w:cs="Arial"/>
-        </w:rPr>
-        <w:t>▼</w:t>
-      </w:r>
-    </w:p>
-    <w:p>
-      <w:pPr>
-        <w:spacing w:after="0" w:line="240" w:lineRule="auto"/>
-        <w:jc w:val="center"/>
-        <w:rPr>
-          <w:rFonts w:cs="B Nazanin"/>
-          <w:rtl/>
-        </w:rPr>
-      </w:pPr>
-      <w:r>
-        <w:rPr>
-          <w:rFonts w:cs="B Nazanin"/>
-        </w:rPr>
-        <w:t xml:space="preserve"> Kestrel  </w:t>
-      </w:r>
-    </w:p>
-    <w:p>
-      <w:pPr>
-        <w:spacing w:after="0" w:line="240" w:lineRule="auto"/>
-        <w:jc w:val="center"/>
-        <w:rPr>
-          <w:rFonts w:cs="B Nazanin"/>
-        </w:rPr>
-      </w:pPr>
-      <w:r>
-        <w:rPr>
-          <w:rFonts w:ascii="Arial" w:hAnsi="Arial" w:cs="Arial"/>
-        </w:rPr>
-        <w:t>▼</w:t>
-      </w:r>
-    </w:p>
-    <w:p>
-      <w:pPr>
-        <w:spacing w:after="0" w:line="240" w:lineRule="auto"/>
-        <w:jc w:val="center"/>
-        <w:rPr>
-          <w:rFonts w:cs="B Nazanin"/>
-          <w:rtl/>
-        </w:rPr>
-      </w:pPr>
-      <w:r>
-        <w:rPr>
-          <w:rFonts w:cs="B Nazanin"/>
-        </w:rPr>
-        <w:t xml:space="preserve">ASP.NET Core Pipeline   </w:t>
-      </w:r>
-    </w:p>
-    <w:p>
-      <w:pPr>
-        <w:spacing w:after="0" w:line="240" w:lineRule="auto"/>
-        <w:jc w:val="center"/>
-        <w:rPr>
-          <w:rFonts w:cs="B Nazanin"/>
-          <w:rtl/>
-        </w:rPr>
-      </w:pPr>
-      <w:r>
-        <w:rPr>
-          <w:rFonts w:cs="B Nazanin"/>
-        </w:rPr>
-        <w:t xml:space="preserve"> Logging Middleware           </w:t>
-      </w:r>
-    </w:p>
-    <w:p>
-      <w:pPr>
-        <w:spacing w:after="0" w:line="240" w:lineRule="auto"/>
-        <w:jc w:val="center"/>
-        <w:rPr>
-          <w:rFonts w:cs="B Nazanin"/>
-          <w:rtl/>
-        </w:rPr>
-      </w:pPr>
-      <w:r>
-        <w:rPr>
-          <w:rFonts w:cs="B Nazanin"/>
-        </w:rPr>
-        <w:t xml:space="preserve"> Authentication Middleware    </w:t>
-      </w:r>
-    </w:p>
-    <w:p>
-      <w:pPr>
-        <w:spacing w:after="0" w:line="240" w:lineRule="auto"/>
-        <w:jc w:val="center"/>
-        <w:rPr>
-          <w:rFonts w:cs="B Nazanin"/>
-          <w:rtl/>
-        </w:rPr>
-      </w:pPr>
-      <w:r>
-        <w:rPr>
-          <w:rFonts w:cs="B Nazanin"/>
-        </w:rPr>
-        <w:t xml:space="preserve"> Authorization Middleware     </w:t>
-      </w:r>
-    </w:p>
-    <w:p>
-      <w:pPr>
-        <w:spacing w:after="0" w:line="240" w:lineRule="auto"/>
-        <w:jc w:val="center"/>
-        <w:rPr>
-          <w:rFonts w:cs="B Nazanin"/>
-          <w:rtl/>
-        </w:rPr>
-      </w:pPr>
-      <w:r>
-        <w:rPr>
-          <w:rFonts w:cs="B Nazanin"/>
-        </w:rPr>
-        <w:t xml:space="preserve">Routing Middleware           </w:t>
-      </w:r>
-    </w:p>
-    <w:p>
-      <w:pPr>
-        <w:spacing w:after="0" w:line="240" w:lineRule="auto"/>
-        <w:jc w:val="center"/>
-        <w:rPr>
-          <w:rFonts w:cs="B Nazanin"/>
-        </w:rPr>
-      </w:pPr>
-      <w:r>
-        <w:rPr>
-          <w:rFonts w:ascii="Arial" w:hAnsi="Arial" w:cs="Arial"/>
-        </w:rPr>
-        <w:t>▼</w:t>
-      </w:r>
-    </w:p>
-    <w:p>
-      <w:pPr>
-        <w:spacing w:after="0" w:line="240" w:lineRule="auto"/>
-        <w:jc w:val="center"/>
-        <w:rPr>
-          <w:rFonts w:cs="B Nazanin"/>
-        </w:rPr>
-      </w:pPr>
-      <w:proofErr w:type="spellStart"/>
-      <w:r>
-        <w:rPr>
-          <w:rFonts w:cs="B Nazanin"/>
-        </w:rPr>
-        <w:t>ProductsController</w:t>
-      </w:r>
-      <w:proofErr w:type="spellEnd"/>
-    </w:p>
-    <w:p>
-      <w:pPr>
-        <w:spacing w:after="0" w:line="240" w:lineRule="auto"/>
-        <w:jc w:val="center"/>
-        <w:rPr>
-          <w:rFonts w:cs="B Nazanin"/>
-        </w:rPr>
-      </w:pPr>
-      <w:r>
-        <w:rPr>
-          <w:rFonts w:ascii="Arial" w:hAnsi="Arial" w:cs="Arial"/>
-        </w:rPr>
-        <w:t>▼</w:t>
-      </w:r>
-    </w:p>
-    <w:p>
-      <w:pPr>
-        <w:spacing w:after="0" w:line="240" w:lineRule="auto"/>
-        <w:jc w:val="center"/>
-        <w:rPr>
-          <w:rFonts w:cs="B Nazanin"/>
-        </w:rPr>
-      </w:pPr>
-      <w:proofErr w:type="spellStart"/>
-      <w:r>
-        <w:rPr>
-          <w:rFonts w:cs="B Nazanin"/>
-        </w:rPr>
-        <w:t>ProductService</w:t>
-      </w:r>
-      <w:proofErr w:type="spellEnd"/>
-    </w:p>
-    <w:p>
-      <w:pPr>
-        <w:spacing w:after="0" w:line="240" w:lineRule="auto"/>
-        <w:jc w:val="center"/>
-        <w:rPr>
-          <w:rFonts w:cs="B Nazanin"/>
-        </w:rPr>
-      </w:pPr>
-      <w:r>
-        <w:rPr>
-          <w:rFonts w:ascii="Arial" w:hAnsi="Arial" w:cs="Arial"/>
-        </w:rPr>
-        <w:t>▼</w:t>
-      </w:r>
-    </w:p>
-    <w:p>
-      <w:pPr>
-        <w:spacing w:after="0" w:line="240" w:lineRule="auto"/>
-        <w:jc w:val="center"/>
-        <w:rPr>
-          <w:rFonts w:cs="B Nazanin"/>
-        </w:rPr>
-      </w:pPr>
-      <w:proofErr w:type="spellStart"/>
-      <w:r>
-        <w:rPr>
-          <w:rFonts w:cs="B Nazanin"/>
-        </w:rPr>
-        <w:t>ProductRepository</w:t>
-      </w:r>
-      <w:proofErr w:type="spellEnd"/>
-    </w:p>
-    <w:p>
-      <w:pPr>
-        <w:spacing w:after="0" w:line="240" w:lineRule="auto"/>
-        <w:jc w:val="center"/>
-        <w:rPr>
-          <w:rFonts w:cs="B Nazanin"/>
-        </w:rPr>
-      </w:pPr>
-      <w:r>
-        <w:rPr>
-          <w:rFonts w:ascii="Arial" w:hAnsi="Arial" w:cs="Arial"/>
-        </w:rPr>
-        <w:t>▼</w:t>
-      </w:r>
-    </w:p>
-    <w:p>
-      <w:pPr>
-        <w:spacing w:after="0" w:line="240" w:lineRule="auto"/>
-        <w:jc w:val="center"/>
-        <w:rPr>
-          <w:rFonts w:cs="B Nazanin"/>
-        </w:rPr>
-      </w:pPr>
-      <w:proofErr w:type="spellStart"/>
-      <w:r>
-        <w:rPr>
-          <w:rFonts w:cs="B Nazanin"/>
-        </w:rPr>
-        <w:t>DbContext</w:t>
-      </w:r>
-      <w:proofErr w:type="spellEnd"/>
-    </w:p>
-    <w:p>
-      <w:pPr>
-        <w:spacing w:after="0" w:line="240" w:lineRule="auto"/>
-        <w:jc w:val="center"/>
-        <w:rPr>
-          <w:rFonts w:cs="B Nazanin"/>
-        </w:rPr>
-      </w:pPr>
-      <w:r>
-        <w:rPr>
-          <w:rFonts w:ascii="Arial" w:hAnsi="Arial" w:cs="Arial"/>
-        </w:rPr>
-        <w:t>▼</w:t>
-      </w:r>
-    </w:p>
-    <w:p>
-      <w:pPr>
-        <w:spacing w:after="0" w:line="240" w:lineRule="auto"/>
-        <w:jc w:val="center"/>
-        <w:rPr>
-          <w:rFonts w:cs="B Nazanin"/>
-        </w:rPr>
-      </w:pPr>
-      <w:r>
-        <w:rPr>
-          <w:rFonts w:cs="B Nazanin"/>
-        </w:rPr>
-        <w:lastRenderedPageBreak/>
         <w:t>SQL Server</w:t>
       </w:r>
     </w:p>
@@ -5156,21 +5126,11 @@
           <w:rFonts w:cs="B Nazanin"/>
         </w:rPr>
       </w:pPr>
-      <w:proofErr w:type="spellStart"/>
-      <w:proofErr w:type="gramStart"/>
-      <w:r>
-        <w:rPr>
-          <w:rFonts w:cs="B Nazanin"/>
-        </w:rPr>
-        <w:t>app.UseAuthentication</w:t>
-      </w:r>
-      <w:proofErr w:type="spellEnd"/>
-      <w:proofErr w:type="gramEnd"/>
-      <w:r>
-        <w:rPr>
-          <w:rFonts w:cs="B Nazanin"/>
-        </w:rPr>
-        <w:t>();</w:t>
+      <w:r>
+        <w:rPr>
+          <w:rFonts w:cs="B Nazanin"/>
+        </w:rPr>
+        <w:t>app.UseAuthentication();</w:t>
       </w:r>
     </w:p>
     <w:p>
@@ -5446,7 +5406,6 @@
         <w:rPr>
           <w:rFonts w:cs="B Nazanin"/>
         </w:rPr>
-        <w:lastRenderedPageBreak/>
         <w:t xml:space="preserve">Controller </w:t>
       </w:r>
       <w:r>
@@ -13804,6 +13763,7 @@
         <w:rPr>
           <w:rFonts w:cs="B Nazanin"/>
         </w:rPr>
+        <w:lastRenderedPageBreak/>
         <w:t>Browser</w:t>
       </w:r>
     </w:p>
@@ -13819,7 +13779,6 @@
         <w:rPr>
           <w:rFonts w:cs="B Nazanin"/>
         </w:rPr>
-        <w:lastRenderedPageBreak/>
         <w:t>↓</w:t>
       </w:r>
     </w:p>
@@ -14772,436 +14731,920 @@
           <w:b/>
           <w:bCs/>
         </w:rPr>
+        <w:t>Logging</w:t>
+      </w:r>
+    </w:p>
+    <w:p>
+      <w:pPr>
+        <w:spacing w:after="0" w:line="240" w:lineRule="auto"/>
+        <w:rPr>
+          <w:rFonts w:cs="B Nazanin"/>
+        </w:rPr>
+      </w:pPr>
+      <w:r>
+        <w:rPr>
+          <w:rFonts w:cs="B Nazanin"/>
+        </w:rPr>
+        <w:t xml:space="preserve">User </w:t>
+      </w:r>
+      <w:r>
+        <w:rPr>
+          <w:rFonts w:cs="B Nazanin"/>
+          <w:rtl/>
+        </w:rPr>
+        <w:t>درخواست داد</w:t>
+      </w:r>
+      <w:r>
+        <w:rPr>
+          <w:rFonts w:cs="B Nazanin" w:hint="cs"/>
+          <w:rtl/>
+        </w:rPr>
+        <w:t xml:space="preserve"> </w:t>
+      </w:r>
+      <w:r>
+        <w:rPr>
+          <w:rFonts w:cs="B Nazanin"/>
+          <w:rtl/>
+        </w:rPr>
+        <w:t>ثبت می‌شود</w:t>
+      </w:r>
+      <w:r>
+        <w:rPr>
+          <w:rFonts w:cs="B Nazanin"/>
+        </w:rPr>
+        <w:t>.</w:t>
+      </w:r>
+    </w:p>
+    <w:p>
+      <w:pPr>
+        <w:spacing w:after="0" w:line="240" w:lineRule="auto"/>
+        <w:rPr>
+          <w:rFonts w:cs="B Nazanin"/>
+          <w:b/>
+          <w:bCs/>
+        </w:rPr>
+      </w:pPr>
+      <w:r>
+        <w:rPr>
+          <w:rFonts w:cs="B Nazanin"/>
+          <w:b/>
+          <w:bCs/>
+          <w:rtl/>
+        </w:rPr>
+        <w:br/>
+      </w:r>
+      <w:r>
+        <w:rPr>
+          <w:rFonts w:cs="B Nazanin"/>
+          <w:b/>
+          <w:bCs/>
+        </w:rPr>
+        <w:t>Authentication</w:t>
+      </w:r>
+    </w:p>
+    <w:p>
+      <w:pPr>
+        <w:spacing w:after="0" w:line="240" w:lineRule="auto"/>
+        <w:rPr>
+          <w:rFonts w:cs="B Nazanin"/>
+        </w:rPr>
+      </w:pPr>
+      <w:r>
+        <w:rPr>
+          <w:rFonts w:cs="B Nazanin"/>
+          <w:rtl/>
+        </w:rPr>
+        <w:t>بررسی می‌شود</w:t>
+      </w:r>
+      <w:r>
+        <w:rPr>
+          <w:rFonts w:cs="B Nazanin"/>
+        </w:rPr>
+        <w:t>:</w:t>
+      </w:r>
+      <w:r>
+        <w:rPr>
+          <w:rFonts w:cs="B Nazanin" w:hint="cs"/>
+          <w:rtl/>
+        </w:rPr>
+        <w:t xml:space="preserve"> </w:t>
+      </w:r>
+      <w:r>
+        <w:rPr>
+          <w:rFonts w:cs="B Nazanin"/>
+          <w:rtl/>
+        </w:rPr>
+        <w:t>آیا این کاربر لاگین کرده؟</w:t>
+      </w:r>
+    </w:p>
+    <w:p>
+      <w:pPr>
+        <w:spacing w:after="0" w:line="240" w:lineRule="auto"/>
+        <w:rPr>
+          <w:rFonts w:cs="B Nazanin"/>
+          <w:b/>
+          <w:bCs/>
+        </w:rPr>
+      </w:pPr>
+      <w:r>
+        <w:rPr>
+          <w:rFonts w:cs="B Nazanin"/>
+          <w:b/>
+          <w:bCs/>
+        </w:rPr>
+        <w:t>Authorization</w:t>
+      </w:r>
+    </w:p>
+    <w:p>
+      <w:pPr>
+        <w:spacing w:after="0" w:line="240" w:lineRule="auto"/>
+        <w:rPr>
+          <w:rFonts w:cs="B Nazanin"/>
+        </w:rPr>
+      </w:pPr>
+      <w:r>
+        <w:rPr>
+          <w:rFonts w:cs="B Nazanin"/>
+          <w:rtl/>
+        </w:rPr>
+        <w:t>آیا اجازه دیدن خودروها را دارد؟</w:t>
+      </w:r>
+    </w:p>
+    <w:p>
+      <w:pPr>
+        <w:spacing w:after="0" w:line="240" w:lineRule="auto"/>
+        <w:rPr>
+          <w:rFonts w:cs="B Nazanin"/>
+        </w:rPr>
+      </w:pPr>
+    </w:p>
+    <w:p>
+      <w:pPr>
+        <w:spacing w:after="0" w:line="240" w:lineRule="auto"/>
+        <w:rPr>
+          <w:rFonts w:cs="B Nazanin"/>
+          <w:b/>
+          <w:bCs/>
+        </w:rPr>
+      </w:pPr>
+      <w:r>
+        <w:rPr>
+          <w:rFonts w:cs="B Nazanin"/>
+          <w:b/>
+          <w:bCs/>
+        </w:rPr>
+        <w:t>Routing</w:t>
+      </w:r>
+    </w:p>
+    <w:p>
+      <w:pPr>
+        <w:spacing w:after="0" w:line="240" w:lineRule="auto"/>
+        <w:rPr>
+          <w:rFonts w:cs="B Nazanin"/>
+        </w:rPr>
+      </w:pPr>
+      <w:r>
+        <w:rPr>
+          <w:rFonts w:cs="B Nazanin"/>
+          <w:rtl/>
+        </w:rPr>
+        <w:t>کدام</w:t>
+      </w:r>
+      <w:r>
+        <w:rPr>
+          <w:rFonts w:cs="B Nazanin"/>
+        </w:rPr>
+        <w:t xml:space="preserve"> Controller </w:t>
+      </w:r>
+      <w:r>
+        <w:rPr>
+          <w:rFonts w:cs="B Nazanin"/>
+          <w:rtl/>
+        </w:rPr>
+        <w:t>باید اجرا شود؟</w:t>
+      </w:r>
+    </w:p>
+    <w:p>
+      <w:pPr>
+        <w:spacing w:after="0" w:line="240" w:lineRule="auto"/>
+        <w:rPr>
+          <w:rFonts w:cs="B Nazanin"/>
+        </w:rPr>
+      </w:pPr>
+    </w:p>
+    <w:p>
+      <w:pPr>
+        <w:spacing w:after="0" w:line="240" w:lineRule="auto"/>
+        <w:rPr>
+          <w:rFonts w:cs="B Nazanin"/>
+          <w:b/>
+          <w:bCs/>
+        </w:rPr>
+      </w:pPr>
+      <w:r>
+        <w:rPr>
+          <w:rFonts w:cs="B Nazanin"/>
+          <w:b/>
+          <w:bCs/>
+        </w:rPr>
+        <w:t>Controller</w:t>
+      </w:r>
+    </w:p>
+    <w:p>
+      <w:pPr>
+        <w:spacing w:after="0" w:line="240" w:lineRule="auto"/>
+        <w:rPr>
+          <w:rFonts w:cs="B Nazanin"/>
+        </w:rPr>
+      </w:pPr>
+      <w:proofErr w:type="spellStart"/>
+      <w:r>
+        <w:rPr>
+          <w:rFonts w:cs="B Nazanin"/>
+        </w:rPr>
+        <w:t>CarsController</w:t>
+      </w:r>
+      <w:proofErr w:type="spellEnd"/>
+      <w:r>
+        <w:rPr>
+          <w:rFonts w:cs="B Nazanin" w:hint="cs"/>
+          <w:rtl/>
+        </w:rPr>
+        <w:t xml:space="preserve"> </w:t>
+      </w:r>
+      <w:r>
+        <w:rPr>
+          <w:rFonts w:cs="B Nazanin"/>
+          <w:rtl/>
+        </w:rPr>
+        <w:t>فراخوانی می‌شود</w:t>
+      </w:r>
+      <w:r>
+        <w:rPr>
+          <w:rFonts w:cs="B Nazanin"/>
+        </w:rPr>
+        <w:t>.</w:t>
+      </w:r>
+    </w:p>
+    <w:p>
+      <w:pPr>
+        <w:spacing w:after="0" w:line="240" w:lineRule="auto"/>
+        <w:rPr>
+          <w:rFonts w:cs="B Nazanin"/>
+        </w:rPr>
+      </w:pPr>
+    </w:p>
+    <w:p>
+      <w:pPr>
+        <w:spacing w:after="0" w:line="240" w:lineRule="auto"/>
+        <w:rPr>
+          <w:rFonts w:cs="B Nazanin"/>
+          <w:b/>
+          <w:bCs/>
+        </w:rPr>
+      </w:pPr>
+      <w:r>
+        <w:rPr>
+          <w:rFonts w:cs="B Nazanin"/>
+          <w:b/>
+          <w:bCs/>
+        </w:rPr>
+        <w:t>Service</w:t>
+      </w:r>
+    </w:p>
+    <w:p>
+      <w:pPr>
+        <w:spacing w:after="0" w:line="240" w:lineRule="auto"/>
+        <w:rPr>
+          <w:rFonts w:cs="B Nazanin"/>
+        </w:rPr>
+      </w:pPr>
+      <w:r>
+        <w:rPr>
+          <w:rFonts w:cs="B Nazanin"/>
+          <w:rtl/>
+        </w:rPr>
+        <w:t>منطق برنامه اجرا می‌شود</w:t>
+      </w:r>
+      <w:r>
+        <w:rPr>
+          <w:rFonts w:cs="B Nazanin"/>
+        </w:rPr>
+        <w:t>.</w:t>
+      </w:r>
+      <w:r>
+        <w:rPr>
+          <w:rFonts w:cs="B Nazanin" w:hint="cs"/>
+          <w:rtl/>
+        </w:rPr>
+        <w:t xml:space="preserve"> </w:t>
+      </w:r>
+      <w:proofErr w:type="spellStart"/>
+      <w:r>
+        <w:rPr>
+          <w:rFonts w:cs="B Nazanin"/>
+        </w:rPr>
+        <w:t>CarService</w:t>
+      </w:r>
+      <w:proofErr w:type="spellEnd"/>
+    </w:p>
+    <w:p>
+      <w:pPr>
+        <w:spacing w:after="0" w:line="240" w:lineRule="auto"/>
+        <w:rPr>
+          <w:rFonts w:cs="B Nazanin"/>
+        </w:rPr>
+      </w:pPr>
+    </w:p>
+    <w:p>
+      <w:pPr>
+        <w:spacing w:after="0" w:line="240" w:lineRule="auto"/>
+        <w:rPr>
+          <w:rFonts w:cs="B Nazanin"/>
+          <w:b/>
+          <w:bCs/>
+        </w:rPr>
+      </w:pPr>
+      <w:r>
+        <w:rPr>
+          <w:rFonts w:cs="B Nazanin"/>
+          <w:b/>
+          <w:bCs/>
+        </w:rPr>
+        <w:t>Repository</w:t>
+      </w:r>
+    </w:p>
+    <w:p>
+      <w:pPr>
+        <w:spacing w:after="0" w:line="240" w:lineRule="auto"/>
+        <w:rPr>
+          <w:rFonts w:cs="B Nazanin"/>
+        </w:rPr>
+      </w:pPr>
+      <w:r>
+        <w:rPr>
+          <w:rFonts w:cs="B Nazanin"/>
+          <w:rtl/>
+        </w:rPr>
+        <w:t>به دیتابیس متصل می‌شود</w:t>
+      </w:r>
+      <w:r>
+        <w:rPr>
+          <w:rFonts w:cs="B Nazanin"/>
+        </w:rPr>
+        <w:t>.</w:t>
+      </w:r>
+    </w:p>
+    <w:p>
+      <w:pPr>
+        <w:spacing w:after="0" w:line="240" w:lineRule="auto"/>
+        <w:rPr>
+          <w:rFonts w:cs="B Nazanin"/>
+          <w:rtl/>
+        </w:rPr>
+      </w:pPr>
+    </w:p>
+    <w:p>
+      <w:pPr>
+        <w:spacing w:after="0" w:line="240" w:lineRule="auto"/>
+        <w:rPr>
+          <w:rFonts w:cs="B Nazanin"/>
+          <w:b/>
+          <w:bCs/>
+        </w:rPr>
+      </w:pPr>
+      <w:r>
+        <w:rPr>
+          <w:rFonts w:cs="B Nazanin"/>
+          <w:b/>
+          <w:bCs/>
+        </w:rPr>
+        <w:t>SQL Server</w:t>
+      </w:r>
+    </w:p>
+    <w:p>
+      <w:pPr>
+        <w:spacing w:after="0" w:line="240" w:lineRule="auto"/>
+        <w:rPr>
+          <w:rFonts w:cs="B Nazanin"/>
+        </w:rPr>
+      </w:pPr>
+      <w:r>
+        <w:rPr>
+          <w:rFonts w:cs="B Nazanin"/>
+          <w:rtl/>
+        </w:rPr>
+        <w:t>داده خوانده می‌شود</w:t>
+      </w:r>
+      <w:r>
+        <w:rPr>
+          <w:rFonts w:cs="B Nazanin"/>
+        </w:rPr>
+        <w:t>.</w:t>
+      </w:r>
+    </w:p>
+    <w:p>
+      <w:pPr>
+        <w:spacing w:after="0" w:line="240" w:lineRule="auto"/>
+        <w:rPr>
+          <w:rFonts w:cs="B Nazanin"/>
+          <w:b/>
+          <w:bCs/>
+        </w:rPr>
+      </w:pPr>
+      <w:r>
+        <w:rPr>
+          <w:rFonts w:cs="B Nazanin"/>
+          <w:b/>
+          <w:bCs/>
+          <w:rtl/>
+        </w:rPr>
+        <w:t>برگشت</w:t>
+      </w:r>
+    </w:p>
+    <w:p>
+      <w:pPr>
+        <w:spacing w:after="0" w:line="240" w:lineRule="auto"/>
+        <w:jc w:val="center"/>
+        <w:rPr>
+          <w:rFonts w:cs="B Nazanin"/>
+        </w:rPr>
+      </w:pPr>
+      <w:r>
+        <w:rPr>
+          <w:rFonts w:cs="B Nazanin"/>
+        </w:rPr>
+        <w:t>SQL</w:t>
+      </w:r>
+    </w:p>
+    <w:p>
+      <w:pPr>
+        <w:spacing w:after="0" w:line="240" w:lineRule="auto"/>
+        <w:jc w:val="center"/>
+        <w:rPr>
+          <w:rFonts w:cs="B Nazanin"/>
+        </w:rPr>
+      </w:pPr>
+      <w:r>
+        <w:rPr>
+          <w:rFonts w:cs="B Nazanin"/>
+        </w:rPr>
+        <w:t>↓</w:t>
+      </w:r>
+    </w:p>
+    <w:p>
+      <w:pPr>
+        <w:spacing w:after="0" w:line="240" w:lineRule="auto"/>
+        <w:jc w:val="center"/>
+        <w:rPr>
+          <w:rFonts w:cs="B Nazanin"/>
+        </w:rPr>
+      </w:pPr>
+      <w:r>
+        <w:rPr>
+          <w:rFonts w:cs="B Nazanin"/>
+        </w:rPr>
+        <w:t>Repository</w:t>
+      </w:r>
+    </w:p>
+    <w:p>
+      <w:pPr>
+        <w:spacing w:after="0" w:line="240" w:lineRule="auto"/>
+        <w:jc w:val="center"/>
+        <w:rPr>
+          <w:rFonts w:cs="B Nazanin"/>
+        </w:rPr>
+      </w:pPr>
+      <w:r>
+        <w:rPr>
+          <w:rFonts w:cs="B Nazanin"/>
+        </w:rPr>
+        <w:t>↓</w:t>
+      </w:r>
+    </w:p>
+    <w:p>
+      <w:pPr>
+        <w:spacing w:after="0" w:line="240" w:lineRule="auto"/>
+        <w:jc w:val="center"/>
+        <w:rPr>
+          <w:rFonts w:cs="B Nazanin"/>
+        </w:rPr>
+      </w:pPr>
+      <w:r>
+        <w:rPr>
+          <w:rFonts w:cs="B Nazanin"/>
+        </w:rPr>
+        <w:t>Service</w:t>
+      </w:r>
+    </w:p>
+    <w:p>
+      <w:pPr>
+        <w:spacing w:after="0" w:line="240" w:lineRule="auto"/>
+        <w:jc w:val="center"/>
+        <w:rPr>
+          <w:rFonts w:cs="B Nazanin"/>
+        </w:rPr>
+      </w:pPr>
+      <w:r>
+        <w:rPr>
+          <w:rFonts w:cs="B Nazanin"/>
+        </w:rPr>
+        <w:t>↓</w:t>
+      </w:r>
+    </w:p>
+    <w:p>
+      <w:pPr>
+        <w:spacing w:after="0" w:line="240" w:lineRule="auto"/>
+        <w:jc w:val="center"/>
+        <w:rPr>
+          <w:rFonts w:cs="B Nazanin"/>
+        </w:rPr>
+      </w:pPr>
+      <w:r>
+        <w:rPr>
+          <w:rFonts w:cs="B Nazanin"/>
+        </w:rPr>
+        <w:t>Controller</w:t>
+      </w:r>
+    </w:p>
+    <w:p>
+      <w:pPr>
+        <w:spacing w:after="0" w:line="240" w:lineRule="auto"/>
+        <w:jc w:val="center"/>
+        <w:rPr>
+          <w:rFonts w:cs="B Nazanin"/>
+        </w:rPr>
+      </w:pPr>
+      <w:r>
+        <w:rPr>
+          <w:rFonts w:cs="B Nazanin"/>
+        </w:rPr>
+        <w:t>↓</w:t>
+      </w:r>
+    </w:p>
+    <w:p>
+      <w:pPr>
+        <w:spacing w:after="0" w:line="240" w:lineRule="auto"/>
+        <w:jc w:val="center"/>
+        <w:rPr>
+          <w:rFonts w:cs="B Nazanin"/>
+        </w:rPr>
+      </w:pPr>
+      <w:r>
+        <w:rPr>
+          <w:rFonts w:cs="B Nazanin"/>
+        </w:rPr>
+        <w:t>JSON</w:t>
+      </w:r>
+    </w:p>
+    <w:p>
+      <w:pPr>
+        <w:spacing w:after="0" w:line="240" w:lineRule="auto"/>
+        <w:jc w:val="center"/>
+        <w:rPr>
+          <w:rFonts w:cs="B Nazanin"/>
+        </w:rPr>
+      </w:pPr>
+      <w:r>
+        <w:rPr>
+          <w:rFonts w:cs="B Nazanin"/>
+        </w:rPr>
+        <w:t>↓</w:t>
+      </w:r>
+    </w:p>
+    <w:p>
+      <w:pPr>
+        <w:spacing w:after="0" w:line="240" w:lineRule="auto"/>
+        <w:jc w:val="center"/>
+        <w:rPr>
+          <w:rFonts w:cs="B Nazanin"/>
+        </w:rPr>
+      </w:pPr>
+      <w:r>
+        <w:rPr>
+          <w:rFonts w:cs="B Nazanin"/>
+        </w:rPr>
+        <w:t>Browser</w:t>
+      </w:r>
+    </w:p>
+    <w:p>
+      <w:pPr>
+        <w:spacing w:after="0" w:line="240" w:lineRule="auto"/>
+        <w:rPr>
+          <w:rFonts w:cs="B Nazanin"/>
+          <w:b/>
+          <w:bCs/>
+        </w:rPr>
+      </w:pPr>
+      <w:r>
+        <w:rPr>
+          <w:rFonts w:cs="B Nazanin"/>
+          <w:b/>
+          <w:bCs/>
+          <w:rtl/>
+        </w:rPr>
+        <w:t>دقت کن</w:t>
+      </w:r>
+    </w:p>
+    <w:p>
+      <w:pPr>
+        <w:spacing w:after="0" w:line="240" w:lineRule="auto"/>
+        <w:rPr>
+          <w:rFonts w:cs="B Nazanin"/>
+        </w:rPr>
+      </w:pPr>
+      <w:r>
+        <w:rPr>
+          <w:rFonts w:cs="B Nazanin"/>
+        </w:rPr>
+        <w:t xml:space="preserve">Controller </w:t>
+      </w:r>
+      <w:r>
+        <w:rPr>
+          <w:rFonts w:cs="B Nazanin"/>
+          <w:rtl/>
+        </w:rPr>
+        <w:t>مستقیماً با</w:t>
+      </w:r>
+      <w:r>
+        <w:rPr>
+          <w:rFonts w:cs="B Nazanin"/>
+        </w:rPr>
+        <w:t xml:space="preserve"> SQL </w:t>
+      </w:r>
+      <w:r>
+        <w:rPr>
+          <w:rFonts w:cs="B Nazanin"/>
+          <w:rtl/>
+        </w:rPr>
+        <w:t>صحبت نمی‌کند</w:t>
+      </w:r>
+      <w:r>
+        <w:rPr>
+          <w:rFonts w:cs="B Nazanin"/>
+        </w:rPr>
+        <w:t>.</w:t>
+      </w:r>
+    </w:p>
+    <w:p>
+      <w:pPr>
+        <w:spacing w:after="0" w:line="240" w:lineRule="auto"/>
+        <w:rPr>
+          <w:rFonts w:cs="B Nazanin"/>
+        </w:rPr>
+      </w:pPr>
+      <w:r>
+        <w:rPr>
+          <w:rFonts w:cs="B Nazanin"/>
+          <w:rtl/>
+        </w:rPr>
+        <w:t>در پروژه‌های حرفه‌ای معمولاً این ساختار را خواهی دید</w:t>
+      </w:r>
+      <w:r>
+        <w:rPr>
+          <w:rFonts w:cs="B Nazanin"/>
+        </w:rPr>
+        <w:t>:</w:t>
+      </w:r>
+    </w:p>
+    <w:p>
+      <w:pPr>
+        <w:spacing w:after="0" w:line="240" w:lineRule="auto"/>
+        <w:jc w:val="center"/>
+        <w:rPr>
+          <w:rFonts w:cs="B Nazanin"/>
+        </w:rPr>
+      </w:pPr>
+      <w:r>
+        <w:rPr>
+          <w:rFonts w:cs="B Nazanin"/>
+        </w:rPr>
+        <w:t>Controller</w:t>
+      </w:r>
+    </w:p>
+    <w:p>
+      <w:pPr>
+        <w:spacing w:after="0" w:line="240" w:lineRule="auto"/>
+        <w:jc w:val="center"/>
+        <w:rPr>
+          <w:rFonts w:cs="B Nazanin"/>
+        </w:rPr>
+      </w:pPr>
+      <w:r>
+        <w:rPr>
+          <w:rFonts w:cs="B Nazanin"/>
+        </w:rPr>
+        <w:t>↓</w:t>
+      </w:r>
+    </w:p>
+    <w:p>
+      <w:pPr>
+        <w:spacing w:after="0" w:line="240" w:lineRule="auto"/>
+        <w:jc w:val="center"/>
+        <w:rPr>
+          <w:rFonts w:cs="B Nazanin"/>
+        </w:rPr>
+      </w:pPr>
+      <w:r>
+        <w:rPr>
+          <w:rFonts w:cs="B Nazanin"/>
+        </w:rPr>
+        <w:t>Service</w:t>
+      </w:r>
+    </w:p>
+    <w:p>
+      <w:pPr>
+        <w:spacing w:after="0" w:line="240" w:lineRule="auto"/>
+        <w:jc w:val="center"/>
+        <w:rPr>
+          <w:rFonts w:cs="B Nazanin"/>
+        </w:rPr>
+      </w:pPr>
+      <w:r>
+        <w:rPr>
+          <w:rFonts w:cs="B Nazanin"/>
+        </w:rPr>
+        <w:t>↓</w:t>
+      </w:r>
+    </w:p>
+    <w:p>
+      <w:pPr>
+        <w:spacing w:after="0" w:line="240" w:lineRule="auto"/>
+        <w:jc w:val="center"/>
+        <w:rPr>
+          <w:rFonts w:cs="B Nazanin"/>
+        </w:rPr>
+      </w:pPr>
+      <w:r>
+        <w:rPr>
+          <w:rFonts w:cs="B Nazanin"/>
+        </w:rPr>
+        <w:t>Repository</w:t>
+      </w:r>
+    </w:p>
+    <w:p>
+      <w:pPr>
+        <w:spacing w:after="0" w:line="240" w:lineRule="auto"/>
+        <w:jc w:val="center"/>
+        <w:rPr>
+          <w:rFonts w:cs="B Nazanin"/>
+        </w:rPr>
+      </w:pPr>
+      <w:r>
+        <w:rPr>
+          <w:rFonts w:cs="B Nazanin"/>
+        </w:rPr>
+        <w:t>↓</w:t>
+      </w:r>
+    </w:p>
+    <w:p>
+      <w:pPr>
+        <w:spacing w:after="0" w:line="240" w:lineRule="auto"/>
+        <w:jc w:val="center"/>
+        <w:rPr>
+          <w:rFonts w:cs="B Nazanin"/>
+        </w:rPr>
+      </w:pPr>
+      <w:proofErr w:type="spellStart"/>
+      <w:r>
+        <w:rPr>
+          <w:rFonts w:cs="B Nazanin"/>
+        </w:rPr>
+        <w:t>DbContext</w:t>
+      </w:r>
+      <w:proofErr w:type="spellEnd"/>
+    </w:p>
+    <w:p>
+      <w:pPr>
+        <w:spacing w:after="0" w:line="240" w:lineRule="auto"/>
+        <w:jc w:val="center"/>
+        <w:rPr>
+          <w:rFonts w:cs="B Nazanin"/>
+        </w:rPr>
+      </w:pPr>
+      <w:r>
+        <w:rPr>
+          <w:rFonts w:cs="B Nazanin"/>
+        </w:rPr>
+        <w:t>↓</w:t>
+      </w:r>
+    </w:p>
+    <w:p>
+      <w:pPr>
+        <w:spacing w:after="0" w:line="240" w:lineRule="auto"/>
+        <w:jc w:val="center"/>
+        <w:rPr>
+          <w:rFonts w:cs="B Nazanin"/>
+          <w:rtl/>
+        </w:rPr>
+      </w:pPr>
+      <w:r>
+        <w:rPr>
+          <w:rFonts w:cs="B Nazanin"/>
+        </w:rPr>
+        <w:t>SQL Server</w:t>
+      </w:r>
+    </w:p>
+    <w:p>
+      <w:pPr>
+        <w:spacing w:after="0" w:line="240" w:lineRule="auto"/>
+        <w:rPr>
+          <w:rFonts w:cs="B Nazanin"/>
+        </w:rPr>
+      </w:pPr>
+      <w:r>
+        <w:rPr>
+          <w:rFonts w:cs="B Nazanin"/>
+          <w:b/>
+          <w:bCs/>
+          <w:rtl/>
+        </w:rPr>
+        <w:t>یک تشبیه که هیچ‌وقت فراموش نمی‌کنی</w:t>
+      </w:r>
+      <w:r>
+        <w:rPr>
+          <w:rFonts w:cs="B Nazanin" w:hint="cs"/>
+          <w:b/>
+          <w:bCs/>
+          <w:rtl/>
+        </w:rPr>
+        <w:t xml:space="preserve"> : </w:t>
+      </w:r>
+      <w:r>
+        <w:rPr>
+          <w:rFonts w:cs="B Nazanin"/>
+          <w:rtl/>
+        </w:rPr>
+        <w:t>فرض کن وارد یک بیمارستان می‌شوی</w:t>
+      </w:r>
+      <w:r>
+        <w:rPr>
+          <w:rFonts w:cs="B Nazanin"/>
+        </w:rPr>
+        <w:t>.</w:t>
+      </w:r>
+    </w:p>
+    <w:p>
+      <w:pPr>
+        <w:spacing w:after="0" w:line="240" w:lineRule="auto"/>
+        <w:jc w:val="center"/>
+        <w:rPr>
+          <w:rFonts w:cs="B Nazanin"/>
+        </w:rPr>
+      </w:pPr>
+      <w:r>
+        <w:rPr>
+          <w:rFonts w:cs="B Nazanin"/>
+          <w:rtl/>
+        </w:rPr>
+        <w:t>ورودی</w:t>
+      </w:r>
+    </w:p>
+    <w:p>
+      <w:pPr>
+        <w:spacing w:after="0" w:line="240" w:lineRule="auto"/>
+        <w:jc w:val="center"/>
+        <w:rPr>
+          <w:rFonts w:cs="B Nazanin"/>
+        </w:rPr>
+      </w:pPr>
+      <w:r>
+        <w:rPr>
+          <w:rFonts w:cs="B Nazanin"/>
+        </w:rPr>
+        <w:t>↓</w:t>
+      </w:r>
+    </w:p>
+    <w:p>
+      <w:pPr>
+        <w:spacing w:after="0" w:line="240" w:lineRule="auto"/>
+        <w:jc w:val="center"/>
+        <w:rPr>
+          <w:rFonts w:cs="B Nazanin"/>
+        </w:rPr>
+      </w:pPr>
+      <w:r>
+        <w:rPr>
+          <w:rFonts w:cs="B Nazanin"/>
+          <w:rtl/>
+        </w:rPr>
+        <w:t>پذیرش</w:t>
+      </w:r>
+    </w:p>
+    <w:p>
+      <w:pPr>
+        <w:spacing w:after="0" w:line="240" w:lineRule="auto"/>
+        <w:jc w:val="center"/>
+        <w:rPr>
+          <w:rFonts w:cs="B Nazanin"/>
+        </w:rPr>
+      </w:pPr>
+      <w:r>
+        <w:rPr>
+          <w:rFonts w:cs="B Nazanin"/>
+        </w:rPr>
         <w:lastRenderedPageBreak/>
-        <w:t>Logging</w:t>
-      </w:r>
-    </w:p>
-    <w:p>
-      <w:pPr>
-        <w:spacing w:after="0" w:line="240" w:lineRule="auto"/>
-        <w:rPr>
-          <w:rFonts w:cs="B Nazanin"/>
-        </w:rPr>
-      </w:pPr>
-      <w:r>
-        <w:rPr>
-          <w:rFonts w:cs="B Nazanin"/>
-        </w:rPr>
-        <w:t xml:space="preserve">User </w:t>
-      </w:r>
-      <w:r>
-        <w:rPr>
-          <w:rFonts w:cs="B Nazanin"/>
-          <w:rtl/>
-        </w:rPr>
-        <w:t>درخواست داد</w:t>
-      </w:r>
-      <w:r>
-        <w:rPr>
-          <w:rFonts w:cs="B Nazanin" w:hint="cs"/>
-          <w:rtl/>
-        </w:rPr>
-        <w:t xml:space="preserve"> </w:t>
-      </w:r>
-      <w:r>
-        <w:rPr>
-          <w:rFonts w:cs="B Nazanin"/>
-          <w:rtl/>
-        </w:rPr>
-        <w:t>ثبت می‌شود</w:t>
-      </w:r>
-      <w:r>
-        <w:rPr>
-          <w:rFonts w:cs="B Nazanin"/>
-        </w:rPr>
-        <w:t>.</w:t>
-      </w:r>
-    </w:p>
-    <w:p>
-      <w:pPr>
-        <w:spacing w:after="0" w:line="240" w:lineRule="auto"/>
-        <w:rPr>
-          <w:rFonts w:cs="B Nazanin"/>
-          <w:b/>
-          <w:bCs/>
-        </w:rPr>
-      </w:pPr>
-      <w:r>
-        <w:rPr>
-          <w:rFonts w:cs="B Nazanin"/>
-          <w:b/>
-          <w:bCs/>
-          <w:rtl/>
-        </w:rPr>
-        <w:br/>
-      </w:r>
-      <w:r>
-        <w:rPr>
-          <w:rFonts w:cs="B Nazanin"/>
-          <w:b/>
-          <w:bCs/>
-        </w:rPr>
-        <w:t>Authentication</w:t>
-      </w:r>
-    </w:p>
-    <w:p>
-      <w:pPr>
-        <w:spacing w:after="0" w:line="240" w:lineRule="auto"/>
-        <w:rPr>
-          <w:rFonts w:cs="B Nazanin"/>
-        </w:rPr>
-      </w:pPr>
-      <w:r>
-        <w:rPr>
-          <w:rFonts w:cs="B Nazanin"/>
-          <w:rtl/>
-        </w:rPr>
-        <w:t>بررسی می‌شود</w:t>
-      </w:r>
-      <w:r>
-        <w:rPr>
-          <w:rFonts w:cs="B Nazanin"/>
-        </w:rPr>
-        <w:t>:</w:t>
-      </w:r>
-      <w:r>
-        <w:rPr>
-          <w:rFonts w:cs="B Nazanin" w:hint="cs"/>
-          <w:rtl/>
-        </w:rPr>
-        <w:t xml:space="preserve"> </w:t>
-      </w:r>
-      <w:r>
-        <w:rPr>
-          <w:rFonts w:cs="B Nazanin"/>
-          <w:rtl/>
-        </w:rPr>
-        <w:t>آیا این کاربر لاگین کرده؟</w:t>
-      </w:r>
-    </w:p>
-    <w:p>
-      <w:pPr>
-        <w:spacing w:after="0" w:line="240" w:lineRule="auto"/>
-        <w:rPr>
-          <w:rFonts w:cs="B Nazanin"/>
-          <w:b/>
-          <w:bCs/>
-        </w:rPr>
-      </w:pPr>
-      <w:r>
-        <w:rPr>
-          <w:rFonts w:cs="B Nazanin"/>
-          <w:b/>
-          <w:bCs/>
-        </w:rPr>
-        <w:t>Authorization</w:t>
-      </w:r>
-    </w:p>
-    <w:p>
-      <w:pPr>
-        <w:spacing w:after="0" w:line="240" w:lineRule="auto"/>
-        <w:rPr>
-          <w:rFonts w:cs="B Nazanin"/>
-        </w:rPr>
-      </w:pPr>
-      <w:r>
-        <w:rPr>
-          <w:rFonts w:cs="B Nazanin"/>
-          <w:rtl/>
-        </w:rPr>
-        <w:t>آیا اجازه دیدن خودروها را دارد؟</w:t>
-      </w:r>
-    </w:p>
-    <w:p>
-      <w:pPr>
-        <w:spacing w:after="0" w:line="240" w:lineRule="auto"/>
-        <w:rPr>
-          <w:rFonts w:cs="B Nazanin"/>
-        </w:rPr>
-      </w:pPr>
-    </w:p>
-    <w:p>
-      <w:pPr>
-        <w:spacing w:after="0" w:line="240" w:lineRule="auto"/>
-        <w:rPr>
-          <w:rFonts w:cs="B Nazanin"/>
-          <w:b/>
-          <w:bCs/>
-        </w:rPr>
-      </w:pPr>
-      <w:r>
-        <w:rPr>
-          <w:rFonts w:cs="B Nazanin"/>
-          <w:b/>
-          <w:bCs/>
-        </w:rPr>
-        <w:t>Routing</w:t>
-      </w:r>
-    </w:p>
-    <w:p>
-      <w:pPr>
-        <w:spacing w:after="0" w:line="240" w:lineRule="auto"/>
-        <w:rPr>
-          <w:rFonts w:cs="B Nazanin"/>
-        </w:rPr>
-      </w:pPr>
-      <w:r>
-        <w:rPr>
-          <w:rFonts w:cs="B Nazanin"/>
-          <w:rtl/>
-        </w:rPr>
-        <w:t>کدام</w:t>
-      </w:r>
-      <w:r>
-        <w:rPr>
-          <w:rFonts w:cs="B Nazanin"/>
-        </w:rPr>
-        <w:t xml:space="preserve"> Controller </w:t>
-      </w:r>
-      <w:r>
-        <w:rPr>
-          <w:rFonts w:cs="B Nazanin"/>
-          <w:rtl/>
-        </w:rPr>
-        <w:t>باید اجرا شود؟</w:t>
-      </w:r>
-    </w:p>
-    <w:p>
-      <w:pPr>
-        <w:spacing w:after="0" w:line="240" w:lineRule="auto"/>
-        <w:rPr>
-          <w:rFonts w:cs="B Nazanin"/>
-        </w:rPr>
-      </w:pPr>
-    </w:p>
-    <w:p>
-      <w:pPr>
-        <w:spacing w:after="0" w:line="240" w:lineRule="auto"/>
-        <w:rPr>
-          <w:rFonts w:cs="B Nazanin"/>
-          <w:b/>
-          <w:bCs/>
-        </w:rPr>
-      </w:pPr>
-      <w:r>
-        <w:rPr>
-          <w:rFonts w:cs="B Nazanin"/>
-          <w:b/>
-          <w:bCs/>
-        </w:rPr>
-        <w:t>Controller</w:t>
-      </w:r>
-    </w:p>
-    <w:p>
-      <w:pPr>
-        <w:spacing w:after="0" w:line="240" w:lineRule="auto"/>
-        <w:rPr>
-          <w:rFonts w:cs="B Nazanin"/>
-        </w:rPr>
-      </w:pPr>
-      <w:proofErr w:type="spellStart"/>
-      <w:r>
-        <w:rPr>
-          <w:rFonts w:cs="B Nazanin"/>
-        </w:rPr>
-        <w:t>CarsController</w:t>
-      </w:r>
-      <w:proofErr w:type="spellEnd"/>
-      <w:r>
-        <w:rPr>
-          <w:rFonts w:cs="B Nazanin" w:hint="cs"/>
-          <w:rtl/>
-        </w:rPr>
-        <w:t xml:space="preserve"> </w:t>
-      </w:r>
-      <w:r>
-        <w:rPr>
-          <w:rFonts w:cs="B Nazanin"/>
-          <w:rtl/>
-        </w:rPr>
-        <w:t>فراخوانی می‌شود</w:t>
-      </w:r>
-      <w:r>
-        <w:rPr>
-          <w:rFonts w:cs="B Nazanin"/>
-        </w:rPr>
-        <w:t>.</w:t>
-      </w:r>
-    </w:p>
-    <w:p>
-      <w:pPr>
-        <w:spacing w:after="0" w:line="240" w:lineRule="auto"/>
-        <w:rPr>
-          <w:rFonts w:cs="B Nazanin"/>
-        </w:rPr>
-      </w:pPr>
-    </w:p>
-    <w:p>
-      <w:pPr>
-        <w:spacing w:after="0" w:line="240" w:lineRule="auto"/>
-        <w:rPr>
-          <w:rFonts w:cs="B Nazanin"/>
-          <w:b/>
-          <w:bCs/>
-        </w:rPr>
-      </w:pPr>
-      <w:r>
-        <w:rPr>
-          <w:rFonts w:cs="B Nazanin"/>
-          <w:b/>
-          <w:bCs/>
-        </w:rPr>
-        <w:t>Service</w:t>
-      </w:r>
-    </w:p>
-    <w:p>
-      <w:pPr>
-        <w:spacing w:after="0" w:line="240" w:lineRule="auto"/>
-        <w:rPr>
-          <w:rFonts w:cs="B Nazanin"/>
-        </w:rPr>
-      </w:pPr>
-      <w:r>
-        <w:rPr>
-          <w:rFonts w:cs="B Nazanin"/>
-          <w:rtl/>
-        </w:rPr>
-        <w:t>منطق برنامه اجرا می‌شود</w:t>
-      </w:r>
-      <w:r>
-        <w:rPr>
-          <w:rFonts w:cs="B Nazanin"/>
-        </w:rPr>
-        <w:t>.</w:t>
-      </w:r>
-      <w:r>
-        <w:rPr>
-          <w:rFonts w:cs="B Nazanin" w:hint="cs"/>
-          <w:rtl/>
-        </w:rPr>
-        <w:t xml:space="preserve"> </w:t>
-      </w:r>
-      <w:proofErr w:type="spellStart"/>
-      <w:r>
-        <w:rPr>
-          <w:rFonts w:cs="B Nazanin"/>
-        </w:rPr>
-        <w:t>CarService</w:t>
-      </w:r>
-      <w:proofErr w:type="spellEnd"/>
-    </w:p>
-    <w:p>
-      <w:pPr>
-        <w:spacing w:after="0" w:line="240" w:lineRule="auto"/>
-        <w:rPr>
-          <w:rFonts w:cs="B Nazanin"/>
-        </w:rPr>
-      </w:pPr>
-    </w:p>
-    <w:p>
-      <w:pPr>
-        <w:spacing w:after="0" w:line="240" w:lineRule="auto"/>
-        <w:rPr>
-          <w:rFonts w:cs="B Nazanin"/>
-          <w:b/>
-          <w:bCs/>
-        </w:rPr>
-      </w:pPr>
-      <w:r>
-        <w:rPr>
-          <w:rFonts w:cs="B Nazanin"/>
-          <w:b/>
-          <w:bCs/>
-        </w:rPr>
-        <w:t>Repository</w:t>
-      </w:r>
-    </w:p>
-    <w:p>
-      <w:pPr>
-        <w:spacing w:after="0" w:line="240" w:lineRule="auto"/>
-        <w:rPr>
-          <w:rFonts w:cs="B Nazanin"/>
-        </w:rPr>
-      </w:pPr>
-      <w:r>
-        <w:rPr>
-          <w:rFonts w:cs="B Nazanin"/>
-          <w:rtl/>
-        </w:rPr>
-        <w:t>به دیتابیس متصل می‌شود</w:t>
-      </w:r>
-      <w:r>
-        <w:rPr>
-          <w:rFonts w:cs="B Nazanin"/>
-        </w:rPr>
-        <w:t>.</w:t>
-      </w:r>
-    </w:p>
-    <w:p>
-      <w:pPr>
-        <w:spacing w:after="0" w:line="240" w:lineRule="auto"/>
-        <w:rPr>
-          <w:rFonts w:cs="B Nazanin"/>
-          <w:rtl/>
-        </w:rPr>
-      </w:pPr>
-    </w:p>
-    <w:p>
-      <w:pPr>
-        <w:spacing w:after="0" w:line="240" w:lineRule="auto"/>
-        <w:rPr>
-          <w:rFonts w:cs="B Nazanin"/>
-          <w:b/>
-          <w:bCs/>
-        </w:rPr>
-      </w:pPr>
-      <w:r>
-        <w:rPr>
-          <w:rFonts w:cs="B Nazanin"/>
-          <w:b/>
-          <w:bCs/>
-        </w:rPr>
-        <w:t>SQL Server</w:t>
-      </w:r>
-    </w:p>
-    <w:p>
-      <w:pPr>
-        <w:spacing w:after="0" w:line="240" w:lineRule="auto"/>
-        <w:rPr>
-          <w:rFonts w:cs="B Nazanin"/>
-        </w:rPr>
-      </w:pPr>
-      <w:r>
-        <w:rPr>
-          <w:rFonts w:cs="B Nazanin"/>
-          <w:rtl/>
-        </w:rPr>
-        <w:t>داده خوانده می‌شود</w:t>
-      </w:r>
-      <w:r>
-        <w:rPr>
-          <w:rFonts w:cs="B Nazanin"/>
-        </w:rPr>
-        <w:t>.</w:t>
-      </w:r>
-    </w:p>
-    <w:p>
-      <w:pPr>
-        <w:spacing w:after="0" w:line="240" w:lineRule="auto"/>
-        <w:rPr>
-          <w:rFonts w:cs="B Nazanin"/>
-          <w:b/>
-          <w:bCs/>
-        </w:rPr>
-      </w:pPr>
-      <w:r>
-        <w:rPr>
-          <w:rFonts w:cs="B Nazanin"/>
-          <w:b/>
-          <w:bCs/>
-          <w:rtl/>
-        </w:rPr>
-        <w:t>برگشت</w:t>
+        <w:t>↓</w:t>
       </w:r>
     </w:p>
     <w:p>
@@ -15215,493 +15658,8 @@
       <w:r>
         <w:rPr>
           <w:rFonts w:cs="B Nazanin"/>
-        </w:rPr>
-        <w:t>SQL</w:t>
-      </w:r>
-    </w:p>
-    <w:p>
-      <w:pPr>
-        <w:spacing w:after="0" w:line="240" w:lineRule="auto"/>
-        <w:jc w:val="center"/>
-        <w:rPr>
-          <w:rFonts w:cs="B Nazanin"/>
-        </w:rPr>
-      </w:pPr>
-      <w:r>
-        <w:rPr>
-          <w:rFonts w:cs="B Nazanin"/>
-        </w:rPr>
-        <w:t>↓</w:t>
-      </w:r>
-    </w:p>
-    <w:p>
-      <w:pPr>
-        <w:spacing w:after="0" w:line="240" w:lineRule="auto"/>
-        <w:jc w:val="center"/>
-        <w:rPr>
-          <w:rFonts w:cs="B Nazanin"/>
-        </w:rPr>
-      </w:pPr>
-      <w:r>
-        <w:rPr>
-          <w:rFonts w:cs="B Nazanin"/>
-        </w:rPr>
-        <w:t>Repository</w:t>
-      </w:r>
-    </w:p>
-    <w:p>
-      <w:pPr>
-        <w:spacing w:after="0" w:line="240" w:lineRule="auto"/>
-        <w:jc w:val="center"/>
-        <w:rPr>
-          <w:rFonts w:cs="B Nazanin"/>
-        </w:rPr>
-      </w:pPr>
-      <w:r>
-        <w:rPr>
-          <w:rFonts w:cs="B Nazanin"/>
-        </w:rPr>
-        <w:t>↓</w:t>
-      </w:r>
-    </w:p>
-    <w:p>
-      <w:pPr>
-        <w:spacing w:after="0" w:line="240" w:lineRule="auto"/>
-        <w:jc w:val="center"/>
-        <w:rPr>
-          <w:rFonts w:cs="B Nazanin"/>
-        </w:rPr>
-      </w:pPr>
-      <w:r>
-        <w:rPr>
-          <w:rFonts w:cs="B Nazanin"/>
-        </w:rPr>
-        <w:t>Service</w:t>
-      </w:r>
-    </w:p>
-    <w:p>
-      <w:pPr>
-        <w:spacing w:after="0" w:line="240" w:lineRule="auto"/>
-        <w:jc w:val="center"/>
-        <w:rPr>
-          <w:rFonts w:cs="B Nazanin"/>
-        </w:rPr>
-      </w:pPr>
-      <w:r>
-        <w:rPr>
-          <w:rFonts w:cs="B Nazanin"/>
-        </w:rPr>
-        <w:t>↓</w:t>
-      </w:r>
-    </w:p>
-    <w:p>
-      <w:pPr>
-        <w:spacing w:after="0" w:line="240" w:lineRule="auto"/>
-        <w:jc w:val="center"/>
-        <w:rPr>
-          <w:rFonts w:cs="B Nazanin"/>
-        </w:rPr>
-      </w:pPr>
-      <w:r>
-        <w:rPr>
-          <w:rFonts w:cs="B Nazanin"/>
-        </w:rPr>
-        <w:t>Controller</w:t>
-      </w:r>
-    </w:p>
-    <w:p>
-      <w:pPr>
-        <w:spacing w:after="0" w:line="240" w:lineRule="auto"/>
-        <w:jc w:val="center"/>
-        <w:rPr>
-          <w:rFonts w:cs="B Nazanin"/>
-        </w:rPr>
-      </w:pPr>
-      <w:r>
-        <w:rPr>
-          <w:rFonts w:cs="B Nazanin"/>
-        </w:rPr>
-        <w:t>↓</w:t>
-      </w:r>
-    </w:p>
-    <w:p>
-      <w:pPr>
-        <w:spacing w:after="0" w:line="240" w:lineRule="auto"/>
-        <w:jc w:val="center"/>
-        <w:rPr>
-          <w:rFonts w:cs="B Nazanin"/>
-        </w:rPr>
-      </w:pPr>
-      <w:r>
-        <w:rPr>
-          <w:rFonts w:cs="B Nazanin"/>
-        </w:rPr>
-        <w:t>JSON</w:t>
-      </w:r>
-    </w:p>
-    <w:p>
-      <w:pPr>
-        <w:spacing w:after="0" w:line="240" w:lineRule="auto"/>
-        <w:jc w:val="center"/>
-        <w:rPr>
-          <w:rFonts w:cs="B Nazanin"/>
-        </w:rPr>
-      </w:pPr>
-      <w:r>
-        <w:rPr>
-          <w:rFonts w:cs="B Nazanin"/>
-        </w:rPr>
-        <w:t>↓</w:t>
-      </w:r>
-    </w:p>
-    <w:p>
-      <w:pPr>
-        <w:spacing w:after="0" w:line="240" w:lineRule="auto"/>
-        <w:jc w:val="center"/>
-        <w:rPr>
-          <w:rFonts w:cs="B Nazanin"/>
-        </w:rPr>
-      </w:pPr>
-      <w:r>
-        <w:rPr>
-          <w:rFonts w:cs="B Nazanin"/>
-        </w:rPr>
-        <w:t>Browser</w:t>
-      </w:r>
-    </w:p>
-    <w:p>
-      <w:pPr>
-        <w:spacing w:after="0" w:line="240" w:lineRule="auto"/>
-        <w:rPr>
-          <w:rFonts w:cs="B Nazanin"/>
-          <w:b/>
-          <w:bCs/>
-        </w:rPr>
-      </w:pPr>
-      <w:r>
-        <w:rPr>
-          <w:rFonts w:cs="B Nazanin"/>
-          <w:b/>
-          <w:bCs/>
-          <w:rtl/>
-        </w:rPr>
-        <w:t>دقت کن</w:t>
-      </w:r>
-    </w:p>
-    <w:p>
-      <w:pPr>
-        <w:spacing w:after="0" w:line="240" w:lineRule="auto"/>
-        <w:rPr>
-          <w:rFonts w:cs="B Nazanin"/>
-        </w:rPr>
-      </w:pPr>
-      <w:r>
-        <w:rPr>
-          <w:rFonts w:cs="B Nazanin"/>
-        </w:rPr>
-        <w:t xml:space="preserve">Controller </w:t>
-      </w:r>
-      <w:r>
-        <w:rPr>
-          <w:rFonts w:cs="B Nazanin"/>
-          <w:rtl/>
-        </w:rPr>
-        <w:t>مستقیماً با</w:t>
-      </w:r>
-      <w:r>
-        <w:rPr>
-          <w:rFonts w:cs="B Nazanin"/>
-        </w:rPr>
-        <w:t xml:space="preserve"> SQL </w:t>
-      </w:r>
-      <w:r>
-        <w:rPr>
-          <w:rFonts w:cs="B Nazanin"/>
-          <w:rtl/>
-        </w:rPr>
-        <w:t>صحبت نمی‌کند</w:t>
-      </w:r>
-      <w:r>
-        <w:rPr>
-          <w:rFonts w:cs="B Nazanin"/>
-        </w:rPr>
-        <w:t>.</w:t>
-      </w:r>
-    </w:p>
-    <w:p>
-      <w:pPr>
-        <w:spacing w:after="0" w:line="240" w:lineRule="auto"/>
-        <w:rPr>
-          <w:rFonts w:cs="B Nazanin"/>
-        </w:rPr>
-      </w:pPr>
-      <w:r>
-        <w:rPr>
-          <w:rFonts w:cs="B Nazanin"/>
-          <w:rtl/>
-        </w:rPr>
-        <w:t>در پروژه‌های حرفه‌ای معمولاً این ساختار را خواهی دید</w:t>
-      </w:r>
-      <w:r>
-        <w:rPr>
-          <w:rFonts w:cs="B Nazanin"/>
-        </w:rPr>
-        <w:t>:</w:t>
-      </w:r>
-    </w:p>
-    <w:p>
-      <w:pPr>
-        <w:spacing w:after="0" w:line="240" w:lineRule="auto"/>
-        <w:jc w:val="center"/>
-        <w:rPr>
-          <w:rFonts w:cs="B Nazanin"/>
-        </w:rPr>
-      </w:pPr>
-      <w:r>
-        <w:rPr>
-          <w:rFonts w:cs="B Nazanin"/>
-        </w:rPr>
-        <w:t>Controller</w:t>
-      </w:r>
-    </w:p>
-    <w:p>
-      <w:pPr>
-        <w:spacing w:after="0" w:line="240" w:lineRule="auto"/>
-        <w:jc w:val="center"/>
-        <w:rPr>
-          <w:rFonts w:cs="B Nazanin"/>
-        </w:rPr>
-      </w:pPr>
-      <w:r>
-        <w:rPr>
-          <w:rFonts w:cs="B Nazanin"/>
-        </w:rPr>
-        <w:t>↓</w:t>
-      </w:r>
-    </w:p>
-    <w:p>
-      <w:pPr>
-        <w:spacing w:after="0" w:line="240" w:lineRule="auto"/>
-        <w:jc w:val="center"/>
-        <w:rPr>
-          <w:rFonts w:cs="B Nazanin"/>
-        </w:rPr>
-      </w:pPr>
-      <w:r>
-        <w:rPr>
-          <w:rFonts w:cs="B Nazanin"/>
-        </w:rPr>
-        <w:t>Service</w:t>
-      </w:r>
-    </w:p>
-    <w:p>
-      <w:pPr>
-        <w:spacing w:after="0" w:line="240" w:lineRule="auto"/>
-        <w:jc w:val="center"/>
-        <w:rPr>
-          <w:rFonts w:cs="B Nazanin"/>
-        </w:rPr>
-      </w:pPr>
-      <w:r>
-        <w:rPr>
-          <w:rFonts w:cs="B Nazanin"/>
-        </w:rPr>
-        <w:t>↓</w:t>
-      </w:r>
-    </w:p>
-    <w:p>
-      <w:pPr>
-        <w:spacing w:after="0" w:line="240" w:lineRule="auto"/>
-        <w:jc w:val="center"/>
-        <w:rPr>
-          <w:rFonts w:cs="B Nazanin"/>
-        </w:rPr>
-      </w:pPr>
-      <w:r>
-        <w:rPr>
-          <w:rFonts w:cs="B Nazanin"/>
-        </w:rPr>
-        <w:t>Repository</w:t>
-      </w:r>
-    </w:p>
-    <w:p>
-      <w:pPr>
-        <w:spacing w:after="0" w:line="240" w:lineRule="auto"/>
-        <w:jc w:val="center"/>
-        <w:rPr>
-          <w:rFonts w:cs="B Nazanin"/>
-        </w:rPr>
-      </w:pPr>
-      <w:r>
-        <w:rPr>
-          <w:rFonts w:cs="B Nazanin"/>
-        </w:rPr>
-        <w:t>↓</w:t>
-      </w:r>
-    </w:p>
-    <w:p>
-      <w:pPr>
-        <w:spacing w:after="0" w:line="240" w:lineRule="auto"/>
-        <w:jc w:val="center"/>
-        <w:rPr>
-          <w:rFonts w:cs="B Nazanin"/>
-        </w:rPr>
-      </w:pPr>
-      <w:proofErr w:type="spellStart"/>
-      <w:r>
-        <w:rPr>
-          <w:rFonts w:cs="B Nazanin"/>
-        </w:rPr>
-        <w:t>DbContext</w:t>
-      </w:r>
-      <w:proofErr w:type="spellEnd"/>
-    </w:p>
-    <w:p>
-      <w:pPr>
-        <w:spacing w:after="0" w:line="240" w:lineRule="auto"/>
-        <w:jc w:val="center"/>
-        <w:rPr>
-          <w:rFonts w:cs="B Nazanin"/>
-        </w:rPr>
-      </w:pPr>
-      <w:r>
-        <w:rPr>
-          <w:rFonts w:cs="B Nazanin"/>
-        </w:rPr>
-        <w:t>↓</w:t>
-      </w:r>
-    </w:p>
-    <w:p>
-      <w:pPr>
-        <w:spacing w:after="0" w:line="240" w:lineRule="auto"/>
-        <w:jc w:val="center"/>
-        <w:rPr>
-          <w:rFonts w:cs="B Nazanin"/>
-          <w:rtl/>
-        </w:rPr>
-      </w:pPr>
-      <w:r>
-        <w:rPr>
-          <w:rFonts w:cs="B Nazanin"/>
-        </w:rPr>
-        <w:t>SQL Server</w:t>
-      </w:r>
-    </w:p>
-    <w:p>
-      <w:pPr>
-        <w:spacing w:after="0" w:line="240" w:lineRule="auto"/>
-        <w:rPr>
-          <w:rFonts w:cs="B Nazanin"/>
-        </w:rPr>
-      </w:pPr>
-      <w:r>
-        <w:rPr>
-          <w:rFonts w:cs="B Nazanin"/>
-          <w:b/>
-          <w:bCs/>
-          <w:rtl/>
-        </w:rPr>
-        <w:t>یک تشبیه که هیچ‌وقت فراموش نمی‌کنی</w:t>
-      </w:r>
-      <w:r>
-        <w:rPr>
-          <w:rFonts w:cs="B Nazanin" w:hint="cs"/>
-          <w:b/>
-          <w:bCs/>
-          <w:rtl/>
-        </w:rPr>
-        <w:t xml:space="preserve"> : </w:t>
-      </w:r>
-      <w:r>
-        <w:rPr>
-          <w:rFonts w:cs="B Nazanin"/>
-          <w:rtl/>
-        </w:rPr>
-        <w:t>فرض کن وارد یک بیمارستان می‌شوی</w:t>
-      </w:r>
-      <w:r>
-        <w:rPr>
-          <w:rFonts w:cs="B Nazanin"/>
-        </w:rPr>
-        <w:t>.</w:t>
-      </w:r>
-    </w:p>
-    <w:p>
-      <w:pPr>
-        <w:spacing w:after="0" w:line="240" w:lineRule="auto"/>
-        <w:jc w:val="center"/>
-        <w:rPr>
-          <w:rFonts w:cs="B Nazanin"/>
-        </w:rPr>
-      </w:pPr>
-      <w:r>
-        <w:rPr>
-          <w:rFonts w:cs="B Nazanin"/>
-          <w:rtl/>
-        </w:rPr>
-        <w:t>ورودی</w:t>
-      </w:r>
-    </w:p>
-    <w:p>
-      <w:pPr>
-        <w:spacing w:after="0" w:line="240" w:lineRule="auto"/>
-        <w:jc w:val="center"/>
-        <w:rPr>
-          <w:rFonts w:cs="B Nazanin"/>
-        </w:rPr>
-      </w:pPr>
-      <w:r>
-        <w:rPr>
-          <w:rFonts w:cs="B Nazanin"/>
-        </w:rPr>
-        <w:t>↓</w:t>
-      </w:r>
-    </w:p>
-    <w:p>
-      <w:pPr>
-        <w:spacing w:after="0" w:line="240" w:lineRule="auto"/>
-        <w:jc w:val="center"/>
-        <w:rPr>
-          <w:rFonts w:cs="B Nazanin"/>
-        </w:rPr>
-      </w:pPr>
-      <w:r>
-        <w:rPr>
-          <w:rFonts w:cs="B Nazanin"/>
-          <w:rtl/>
-        </w:rPr>
-        <w:t>پذیرش</w:t>
-      </w:r>
-    </w:p>
-    <w:p>
-      <w:pPr>
-        <w:spacing w:after="0" w:line="240" w:lineRule="auto"/>
-        <w:jc w:val="center"/>
-        <w:rPr>
-          <w:rFonts w:cs="B Nazanin"/>
-        </w:rPr>
-      </w:pPr>
-      <w:r>
-        <w:rPr>
-          <w:rFonts w:cs="B Nazanin"/>
-        </w:rPr>
-        <w:t>↓</w:t>
-      </w:r>
-    </w:p>
-    <w:p>
-      <w:pPr>
-        <w:spacing w:after="0" w:line="240" w:lineRule="auto"/>
-        <w:jc w:val="center"/>
-        <w:rPr>
-          <w:rFonts w:cs="B Nazanin"/>
-        </w:rPr>
-      </w:pPr>
-      <w:r>
-        <w:rPr>
-          <w:rFonts w:cs="B Nazanin"/>
-          <w:rtl/>
-        </w:rPr>
-        <w:lastRenderedPageBreak/>
+          <w:rtl/>
+        </w:rPr>
         <w:t>پرونده</w:t>
       </w:r>
     </w:p>
@@ -16779,6 +16737,7 @@
         <w:rPr>
           <w:rFonts w:cs="B Nazanin"/>
         </w:rPr>
+        <w:lastRenderedPageBreak/>
         <w:t>↓</w:t>
       </w:r>
     </w:p>
@@ -16795,7 +16754,6 @@
         <w:rPr>
           <w:rFonts w:cs="B Nazanin"/>
         </w:rPr>
-        <w:lastRenderedPageBreak/>
         <w:t>Repository</w:t>
       </w:r>
     </w:p>
@@ -17452,7 +17410,6 @@
           <w:rFonts w:cs="B Nazanin"/>
         </w:rPr>
       </w:pPr>
-      <w:proofErr w:type="spellStart"/>
       <w:proofErr w:type="gramStart"/>
       <w:r>
         <w:rPr>
@@ -17460,7 +17417,6 @@
         </w:rPr>
         <w:t>app.UseAuthentication</w:t>
       </w:r>
-      <w:proofErr w:type="spellEnd"/>
       <w:proofErr w:type="gramEnd"/>
       <w:r>
         <w:rPr>
@@ -18889,6 +18845,7 @@
         <w:rPr>
           <w:rFonts w:cs="B Nazanin"/>
         </w:rPr>
+        <w:lastRenderedPageBreak/>
         <w:t xml:space="preserve"> </w:t>
       </w:r>
       <w:r>
@@ -21833,6 +21790,7 @@
           <w:rFonts w:cs="B Nazanin"/>
           <w:rtl/>
         </w:rPr>
+        <w:lastRenderedPageBreak/>
         <w:t>ساخت خانه</w:t>
       </w:r>
       <w:r>
@@ -21854,7 +21812,6 @@
           <w:rFonts w:cs="B Nazanin"/>
           <w:rtl/>
         </w:rPr>
-        <w:lastRenderedPageBreak/>
         <w:t>طراحی</w:t>
       </w:r>
     </w:p>
@@ -27762,7 +27719,6 @@
           <w:rFonts w:cs="B Nazanin"/>
           <w:rtl/>
         </w:rPr>
-        <w:lastRenderedPageBreak/>
         <w:t>اما در</w:t>
       </w:r>
       <w:r>
@@ -28893,6 +28849,7 @@
         <w:rPr>
           <w:rFonts w:cs="B Nazanin"/>
         </w:rPr>
+        <w:lastRenderedPageBreak/>
         <w:t>↓</w:t>
       </w:r>
     </w:p>
@@ -28930,7 +28887,6 @@
           <w:rFonts w:cs="B Nazanin"/>
           <w:rtl/>
         </w:rPr>
-        <w:lastRenderedPageBreak/>
         <w:t xml:space="preserve">به همین دلیل اگر </w:t>
       </w:r>
       <w:r>
@@ -30057,6 +30013,7 @@
           <w:bCs/>
           <w:rtl/>
         </w:rPr>
+        <w:lastRenderedPageBreak/>
         <w:t>یک پیشنهاد</w:t>
       </w:r>
     </w:p>
@@ -30072,7 +30029,6 @@
           <w:rFonts w:cs="B Nazanin"/>
           <w:rtl/>
         </w:rPr>
-        <w:lastRenderedPageBreak/>
         <w:t xml:space="preserve">من احساس می‌کنم اگر </w:t>
       </w:r>
       <w:r>
@@ -32941,6 +32897,7 @@
           <w:rFonts w:cs="B Nazanin"/>
           <w:rtl/>
         </w:rPr>
+        <w:lastRenderedPageBreak/>
         <w:t>به نظر من این تعریف برای یادگیری مناسب نیست</w:t>
       </w:r>
       <w:r>
@@ -32962,7 +32919,6 @@
           <w:rFonts w:cs="B Nazanin"/>
           <w:rtl/>
         </w:rPr>
-        <w:lastRenderedPageBreak/>
         <w:t>من این تعریف را دوست دارم</w:t>
       </w:r>
       <w:r>
@@ -34189,7 +34145,6 @@
         <w:rPr>
           <w:rFonts w:cs="B Nazanin"/>
         </w:rPr>
-        <w:lastRenderedPageBreak/>
         <w:t xml:space="preserve">Controller </w:t>
       </w:r>
       <w:r>
@@ -35446,7 +35401,6 @@
           <w:bCs/>
           <w:rtl/>
         </w:rPr>
-        <w:lastRenderedPageBreak/>
         <w:t>سؤال مهم</w:t>
       </w:r>
     </w:p>
@@ -36353,7 +36307,6 @@
           <w:b/>
           <w:bCs/>
         </w:rPr>
-        <w:lastRenderedPageBreak/>
         <w:t>Transient</w:t>
       </w:r>
     </w:p>
@@ -37443,7 +37396,6 @@
           <w:bCs/>
           <w:rtl/>
         </w:rPr>
-        <w:lastRenderedPageBreak/>
         <w:t>تمرین امروز</w:t>
       </w:r>
     </w:p>
@@ -38619,6 +38571,7 @@
           <w:b/>
           <w:bCs/>
         </w:rPr>
+        <w:lastRenderedPageBreak/>
         <w:t xml:space="preserve">DI Container </w:t>
       </w:r>
       <w:r>
@@ -38684,7 +38637,6 @@
           <w:bCs/>
           <w:rtl/>
         </w:rPr>
-        <w:lastRenderedPageBreak/>
         <w:t>اگر</w:t>
       </w:r>
       <w:r>
@@ -39078,7 +39030,7 @@
           <w:rFonts w:cs="B Nazanin"/>
         </w:rPr>
         <w:pict w14:anchorId="620946FA">
-          <v:rect id="_x0000_i1330" style="width:0;height:1.5pt" o:hralign="center" o:hrstd="t" o:hr="t" fillcolor="#a0a0a0" stroked="f"/>
+          <v:rect id="_x0000_i1095" style="width:0;height:1.5pt" o:hralign="center" o:hrstd="t" o:hr="t" fillcolor="#a0a0a0" stroked="f"/>
         </w:pict>
       </w:r>
     </w:p>
@@ -39311,7 +39263,7 @@
           <w:rFonts w:cs="B Nazanin"/>
         </w:rPr>
         <w:pict w14:anchorId="18F4CF25">
-          <v:rect id="_x0000_i1331" style="width:0;height:1.5pt" o:hralign="center" o:hrstd="t" o:hr="t" fillcolor="#a0a0a0" stroked="f"/>
+          <v:rect id="_x0000_i1096" style="width:0;height:1.5pt" o:hralign="center" o:hrstd="t" o:hr="t" fillcolor="#a0a0a0" stroked="f"/>
         </w:pict>
       </w:r>
     </w:p>
@@ -39645,7 +39597,7 @@
           <w:rFonts w:cs="B Nazanin"/>
         </w:rPr>
         <w:pict w14:anchorId="02BB8E9E">
-          <v:rect id="_x0000_i1332" style="width:0;height:1.5pt" o:hralign="center" o:hrstd="t" o:hr="t" fillcolor="#a0a0a0" stroked="f"/>
+          <v:rect id="_x0000_i1097" style="width:0;height:1.5pt" o:hralign="center" o:hrstd="t" o:hr="t" fillcolor="#a0a0a0" stroked="f"/>
         </w:pict>
       </w:r>
     </w:p>
@@ -39756,7 +39708,7 @@
           <w:rFonts w:cs="B Nazanin"/>
         </w:rPr>
         <w:pict w14:anchorId="705B0482">
-          <v:rect id="_x0000_i1333" style="width:0;height:1.5pt" o:hralign="center" o:hrstd="t" o:hr="t" fillcolor="#a0a0a0" stroked="f"/>
+          <v:rect id="_x0000_i1098" style="width:0;height:1.5pt" o:hralign="center" o:hrstd="t" o:hr="t" fillcolor="#a0a0a0" stroked="f"/>
         </w:pict>
       </w:r>
     </w:p>
@@ -40241,7 +40193,7 @@
           <w:rFonts w:cs="B Nazanin"/>
         </w:rPr>
         <w:pict w14:anchorId="2CB321EE">
-          <v:rect id="_x0000_i1335" style="width:0;height:1.5pt" o:hralign="center" o:hrstd="t" o:hr="t" fillcolor="#a0a0a0" stroked="f"/>
+          <v:rect id="_x0000_i1099" style="width:0;height:1.5pt" o:hralign="center" o:hrstd="t" o:hr="t" fillcolor="#a0a0a0" stroked="f"/>
         </w:pict>
       </w:r>
     </w:p>
@@ -40531,7 +40483,7 @@
           <w:rFonts w:cs="B Nazanin"/>
         </w:rPr>
         <w:pict w14:anchorId="6F296B1E">
-          <v:rect id="_x0000_i1336" style="width:0;height:1.5pt" o:hralign="center" o:hrstd="t" o:hr="t" fillcolor="#a0a0a0" stroked="f"/>
+          <v:rect id="_x0000_i1100" style="width:0;height:1.5pt" o:hralign="center" o:hrstd="t" o:hr="t" fillcolor="#a0a0a0" stroked="f"/>
         </w:pict>
       </w:r>
     </w:p>
@@ -40789,7 +40741,7 @@
           <w:rFonts w:cs="B Nazanin"/>
         </w:rPr>
         <w:pict w14:anchorId="22FF5EED">
-          <v:rect id="_x0000_i1337" style="width:0;height:1.5pt" o:hralign="center" o:hrstd="t" o:hr="t" fillcolor="#a0a0a0" stroked="f"/>
+          <v:rect id="_x0000_i1101" style="width:0;height:1.5pt" o:hralign="center" o:hrstd="t" o:hr="t" fillcolor="#a0a0a0" stroked="f"/>
         </w:pict>
       </w:r>
     </w:p>
@@ -40939,7 +40891,7 @@
           <w:rFonts w:cs="B Nazanin"/>
         </w:rPr>
         <w:pict w14:anchorId="39E97BD8">
-          <v:rect id="_x0000_i1338" style="width:0;height:1.5pt" o:hralign="center" o:hrstd="t" o:hr="t" fillcolor="#a0a0a0" stroked="f"/>
+          <v:rect id="_x0000_i1102" style="width:0;height:1.5pt" o:hralign="center" o:hrstd="t" o:hr="t" fillcolor="#a0a0a0" stroked="f"/>
         </w:pict>
       </w:r>
     </w:p>
@@ -41011,7 +40963,7 @@
           <w:rFonts w:cs="B Nazanin"/>
         </w:rPr>
         <w:pict w14:anchorId="4D40EDD3">
-          <v:rect id="_x0000_i1339" style="width:0;height:1.5pt" o:hralign="center" o:hrstd="t" o:hr="t" fillcolor="#a0a0a0" stroked="f"/>
+          <v:rect id="_x0000_i1103" style="width:0;height:1.5pt" o:hralign="center" o:hrstd="t" o:hr="t" fillcolor="#a0a0a0" stroked="f"/>
         </w:pict>
       </w:r>
     </w:p>
@@ -41140,7 +41092,7 @@
           <w:rFonts w:cs="B Nazanin"/>
         </w:rPr>
         <w:pict w14:anchorId="4EF0A81E">
-          <v:rect id="_x0000_i1340" style="width:0;height:1.5pt" o:hralign="center" o:hrstd="t" o:hr="t" fillcolor="#a0a0a0" stroked="f"/>
+          <v:rect id="_x0000_i1104" style="width:0;height:1.5pt" o:hralign="center" o:hrstd="t" o:hr="t" fillcolor="#a0a0a0" stroked="f"/>
         </w:pict>
       </w:r>
     </w:p>
@@ -41185,7 +41137,7 @@
         <w:spacing w:after="0" w:line="240" w:lineRule="auto"/>
         <w:jc w:val="center"/>
         <w:rPr>
-          <w:rFonts w:cs="B Nazanin" w:hint="cs"/>
+          <w:rFonts w:cs="B Nazanin"/>
           <w:rtl/>
         </w:rPr>
       </w:pPr>
@@ -41218,7 +41170,7 @@
         <w:spacing w:after="0" w:line="240" w:lineRule="auto"/>
         <w:jc w:val="center"/>
         <w:rPr>
-          <w:rFonts w:cs="B Nazanin" w:hint="cs"/>
+          <w:rFonts w:cs="B Nazanin"/>
           <w:rtl/>
         </w:rPr>
       </w:pPr>
@@ -41380,7 +41332,7 @@
           <w:rFonts w:cs="B Nazanin"/>
         </w:rPr>
         <w:pict w14:anchorId="0633B9CA">
-          <v:rect id="_x0000_i1342" style="width:0;height:1.5pt" o:hralign="center" o:hrstd="t" o:hr="t" fillcolor="#a0a0a0" stroked="f"/>
+          <v:rect id="_x0000_i1105" style="width:0;height:1.5pt" o:hralign="center" o:hrstd="t" o:hr="t" fillcolor="#a0a0a0" stroked="f"/>
         </w:pict>
       </w:r>
     </w:p>
@@ -41547,7 +41499,7 @@
           <w:rFonts w:cs="B Nazanin"/>
         </w:rPr>
         <w:pict w14:anchorId="096B204D">
-          <v:rect id="_x0000_i1343" style="width:0;height:1.5pt" o:hralign="center" o:hrstd="t" o:hr="t" fillcolor="#a0a0a0" stroked="f"/>
+          <v:rect id="_x0000_i1106" style="width:0;height:1.5pt" o:hralign="center" o:hrstd="t" o:hr="t" fillcolor="#a0a0a0" stroked="f"/>
         </w:pict>
       </w:r>
     </w:p>
@@ -41767,7 +41719,7 @@
           <w:rFonts w:cs="B Nazanin"/>
         </w:rPr>
         <w:pict w14:anchorId="6DC2E57F">
-          <v:rect id="_x0000_i1344" style="width:0;height:1.5pt" o:hralign="center" o:hrstd="t" o:hr="t" fillcolor="#a0a0a0" stroked="f"/>
+          <v:rect id="_x0000_i1107" style="width:0;height:1.5pt" o:hralign="center" o:hrstd="t" o:hr="t" fillcolor="#a0a0a0" stroked="f"/>
         </w:pict>
       </w:r>
     </w:p>
@@ -41937,7 +41889,7 @@
           <w:rFonts w:cs="B Nazanin"/>
         </w:rPr>
         <w:pict w14:anchorId="68EB2A8F">
-          <v:rect id="_x0000_i1345" style="width:0;height:1.5pt" o:hralign="center" o:hrstd="t" o:hr="t" fillcolor="#a0a0a0" stroked="f"/>
+          <v:rect id="_x0000_i1108" style="width:0;height:1.5pt" o:hralign="center" o:hrstd="t" o:hr="t" fillcolor="#a0a0a0" stroked="f"/>
         </w:pict>
       </w:r>
     </w:p>
@@ -42168,7 +42120,7 @@
           <w:rFonts w:cs="B Nazanin"/>
         </w:rPr>
         <w:pict w14:anchorId="20CC91E2">
-          <v:rect id="_x0000_i1346" style="width:0;height:1.5pt" o:hralign="center" o:hrstd="t" o:hr="t" fillcolor="#a0a0a0" stroked="f"/>
+          <v:rect id="_x0000_i1109" style="width:0;height:1.5pt" o:hralign="center" o:hrstd="t" o:hr="t" fillcolor="#a0a0a0" stroked="f"/>
         </w:pict>
       </w:r>
     </w:p>
@@ -42315,7 +42267,7 @@
         <w:spacing w:after="0" w:line="240" w:lineRule="auto"/>
         <w:jc w:val="center"/>
         <w:rPr>
-          <w:rFonts w:cs="B Nazanin" w:hint="cs"/>
+          <w:rFonts w:cs="B Nazanin"/>
           <w:rtl/>
         </w:rPr>
       </w:pPr>
@@ -42369,7 +42321,7 @@
         </w:rPr>
         <w:lastRenderedPageBreak/>
         <w:pict w14:anchorId="63054E16">
-          <v:rect id="_x0000_i1347" style="width:0;height:1.5pt" o:hralign="center" o:hrstd="t" o:hr="t" fillcolor="#a0a0a0" stroked="f"/>
+          <v:rect id="_x0000_i1110" style="width:0;height:1.5pt" o:hralign="center" o:hrstd="t" o:hr="t" fillcolor="#a0a0a0" stroked="f"/>
         </w:pict>
       </w:r>
     </w:p>
@@ -42477,7 +42429,7 @@
           <w:rFonts w:cs="B Nazanin"/>
         </w:rPr>
         <w:pict w14:anchorId="5D918AAA">
-          <v:rect id="_x0000_i1348" style="width:0;height:1.5pt" o:hralign="center" o:hrstd="t" o:hr="t" fillcolor="#a0a0a0" stroked="f"/>
+          <v:rect id="_x0000_i1111" style="width:0;height:1.5pt" o:hralign="center" o:hrstd="t" o:hr="t" fillcolor="#a0a0a0" stroked="f"/>
         </w:pict>
       </w:r>
     </w:p>
@@ -42696,7 +42648,7 @@
           <w:rFonts w:cs="B Nazanin"/>
         </w:rPr>
         <w:pict w14:anchorId="33819272">
-          <v:rect id="_x0000_i1349" style="width:0;height:1.5pt" o:hralign="center" o:hrstd="t" o:hr="t" fillcolor="#a0a0a0" stroked="f"/>
+          <v:rect id="_x0000_i1112" style="width:0;height:1.5pt" o:hralign="center" o:hrstd="t" o:hr="t" fillcolor="#a0a0a0" stroked="f"/>
         </w:pict>
       </w:r>
     </w:p>
@@ -42747,7 +42699,7 @@
           <w:rFonts w:cs="B Nazanin"/>
         </w:rPr>
         <w:pict w14:anchorId="0CDBEE78">
-          <v:rect id="_x0000_i1350" style="width:0;height:1.5pt" o:hralign="center" o:hrstd="t" o:hr="t" fillcolor="#a0a0a0" stroked="f"/>
+          <v:rect id="_x0000_i1113" style="width:0;height:1.5pt" o:hralign="center" o:hrstd="t" o:hr="t" fillcolor="#a0a0a0" stroked="f"/>
         </w:pict>
       </w:r>
     </w:p>
@@ -42923,7 +42875,7 @@
           <w:rFonts w:cs="B Nazanin"/>
         </w:rPr>
         <w:pict w14:anchorId="6C5816E8">
-          <v:rect id="_x0000_i1351" style="width:0;height:1.5pt" o:hralign="center" o:hrstd="t" o:hr="t" fillcolor="#a0a0a0" stroked="f"/>
+          <v:rect id="_x0000_i1114" style="width:0;height:1.5pt" o:hralign="center" o:hrstd="t" o:hr="t" fillcolor="#a0a0a0" stroked="f"/>
         </w:pict>
       </w:r>
     </w:p>
@@ -43008,7 +42960,7 @@
           <w:rFonts w:cs="B Nazanin"/>
         </w:rPr>
         <w:pict w14:anchorId="0A73ADA8">
-          <v:rect id="_x0000_i1352" style="width:0;height:1.5pt" o:hralign="center" o:hrstd="t" o:hr="t" fillcolor="#a0a0a0" stroked="f"/>
+          <v:rect id="_x0000_i1115" style="width:0;height:1.5pt" o:hralign="center" o:hrstd="t" o:hr="t" fillcolor="#a0a0a0" stroked="f"/>
         </w:pict>
       </w:r>
     </w:p>
@@ -43093,7 +43045,7 @@
           <w:rFonts w:cs="B Nazanin"/>
         </w:rPr>
         <w:pict w14:anchorId="12D9C4C0">
-          <v:rect id="_x0000_i1353" style="width:0;height:1.5pt" o:hralign="center" o:hrstd="t" o:hr="t" fillcolor="#a0a0a0" stroked="f"/>
+          <v:rect id="_x0000_i1116" style="width:0;height:1.5pt" o:hralign="center" o:hrstd="t" o:hr="t" fillcolor="#a0a0a0" stroked="f"/>
         </w:pict>
       </w:r>
     </w:p>
@@ -43329,7 +43281,7 @@
           <w:rFonts w:cs="B Nazanin"/>
         </w:rPr>
         <w:pict w14:anchorId="475DAE80">
-          <v:rect id="_x0000_i1354" style="width:0;height:1.5pt" o:hralign="center" o:hrstd="t" o:hr="t" fillcolor="#a0a0a0" stroked="f"/>
+          <v:rect id="_x0000_i1117" style="width:0;height:1.5pt" o:hralign="center" o:hrstd="t" o:hr="t" fillcolor="#a0a0a0" stroked="f"/>
         </w:pict>
       </w:r>
     </w:p>
@@ -43496,10 +43448,231 @@
       <w:pPr>
         <w:spacing w:after="0" w:line="240" w:lineRule="auto"/>
         <w:rPr>
+          <w:rFonts w:cs="B Nazanin"/>
+          <w:rtl/>
+        </w:rPr>
+      </w:pPr>
+    </w:p>
+    <w:p>
+      <w:pPr>
+        <w:spacing w:after="0" w:line="240" w:lineRule="auto"/>
+        <w:rPr>
+          <w:rFonts w:cs="B Nazanin"/>
+        </w:rPr>
+      </w:pPr>
+      <w:r>
+        <w:rPr>
+          <w:rFonts w:cs="B Nazanin"/>
+          <w:b/>
+          <w:bCs/>
+        </w:rPr>
+        <w:t>Singleton</w:t>
+      </w:r>
+      <w:r>
+        <w:rPr>
           <w:rFonts w:cs="B Nazanin" w:hint="cs"/>
-          <w:rtl/>
-        </w:rPr>
-      </w:pPr>
+          <w:b/>
+          <w:bCs/>
+          <w:rtl/>
+        </w:rPr>
+        <w:t xml:space="preserve"> </w:t>
+      </w:r>
+      <w:r>
+        <w:rPr>
+          <w:rFonts w:cs="B Nazanin"/>
+          <w:rtl/>
+        </w:rPr>
+        <w:t>یک دستگاه کارت‌خوان</w:t>
+      </w:r>
+      <w:r>
+        <w:rPr>
+          <w:rFonts w:cs="B Nazanin"/>
+        </w:rPr>
+        <w:t>.</w:t>
+      </w:r>
+      <w:r>
+        <w:rPr>
+          <w:rFonts w:cs="B Nazanin" w:hint="cs"/>
+          <w:rtl/>
+        </w:rPr>
+        <w:t xml:space="preserve"> </w:t>
+      </w:r>
+      <w:r>
+        <w:rPr>
+          <w:rFonts w:cs="B Nazanin"/>
+          <w:rtl/>
+        </w:rPr>
+        <w:t>همه مشتری‌ها</w:t>
+      </w:r>
+      <w:r>
+        <w:rPr>
+          <w:rFonts w:cs="B Nazanin" w:hint="cs"/>
+          <w:rtl/>
+        </w:rPr>
+        <w:t xml:space="preserve"> </w:t>
+      </w:r>
+      <w:r>
+        <w:rPr>
+          <w:rFonts w:cs="B Nazanin"/>
+          <w:rtl/>
+        </w:rPr>
+        <w:t>از همان استفاده می‌کنند</w:t>
+      </w:r>
+      <w:r>
+        <w:rPr>
+          <w:rFonts w:cs="B Nazanin"/>
+        </w:rPr>
+        <w:t>.</w:t>
+      </w:r>
+    </w:p>
+    <w:p>
+      <w:pPr>
+        <w:spacing w:after="0" w:line="240" w:lineRule="auto"/>
+        <w:rPr>
+          <w:rFonts w:cs="B Nazanin"/>
+        </w:rPr>
+      </w:pPr>
+    </w:p>
+    <w:p>
+      <w:pPr>
+        <w:spacing w:after="0" w:line="240" w:lineRule="auto"/>
+        <w:rPr>
+          <w:rFonts w:cs="B Nazanin"/>
+        </w:rPr>
+      </w:pPr>
+      <w:r>
+        <w:rPr>
+          <w:rFonts w:cs="B Nazanin"/>
+          <w:b/>
+          <w:bCs/>
+        </w:rPr>
+        <w:t>Scoped</w:t>
+      </w:r>
+      <w:r>
+        <w:rPr>
+          <w:rFonts w:cs="B Nazanin" w:hint="cs"/>
+          <w:b/>
+          <w:bCs/>
+          <w:rtl/>
+        </w:rPr>
+        <w:t xml:space="preserve"> </w:t>
+      </w:r>
+      <w:r>
+        <w:rPr>
+          <w:rFonts w:cs="B Nazanin"/>
+          <w:rtl/>
+        </w:rPr>
+        <w:t>برای هر مشتری</w:t>
+      </w:r>
+      <w:r>
+        <w:rPr>
+          <w:rFonts w:cs="B Nazanin" w:hint="cs"/>
+          <w:rtl/>
+        </w:rPr>
+        <w:t xml:space="preserve"> </w:t>
+      </w:r>
+      <w:r>
+        <w:rPr>
+          <w:rFonts w:cs="B Nazanin"/>
+          <w:rtl/>
+        </w:rPr>
+        <w:t>یک سبد خرید</w:t>
+      </w:r>
+      <w:r>
+        <w:rPr>
+          <w:rFonts w:cs="B Nazanin"/>
+        </w:rPr>
+        <w:t>.</w:t>
+      </w:r>
+    </w:p>
+    <w:p>
+      <w:pPr>
+        <w:spacing w:after="0" w:line="240" w:lineRule="auto"/>
+        <w:rPr>
+          <w:rFonts w:cs="B Nazanin"/>
+        </w:rPr>
+      </w:pPr>
+    </w:p>
+    <w:p>
+      <w:pPr>
+        <w:spacing w:after="0" w:line="240" w:lineRule="auto"/>
+        <w:rPr>
+          <w:rFonts w:cs="B Nazanin"/>
+        </w:rPr>
+      </w:pPr>
+      <w:r>
+        <w:rPr>
+          <w:rFonts w:cs="B Nazanin"/>
+          <w:b/>
+          <w:bCs/>
+        </w:rPr>
+        <w:t>Transient</w:t>
+      </w:r>
+      <w:r>
+        <w:rPr>
+          <w:rFonts w:cs="B Nazanin" w:hint="cs"/>
+          <w:b/>
+          <w:bCs/>
+          <w:rtl/>
+        </w:rPr>
+        <w:t xml:space="preserve"> </w:t>
+      </w:r>
+      <w:r>
+        <w:rPr>
+          <w:rFonts w:cs="B Nazanin"/>
+          <w:rtl/>
+        </w:rPr>
+        <w:t>هر بار که خودکار خواستی،</w:t>
+      </w:r>
+      <w:r>
+        <w:rPr>
+          <w:rFonts w:cs="B Nazanin" w:hint="cs"/>
+          <w:rtl/>
+        </w:rPr>
+        <w:t xml:space="preserve"> </w:t>
+      </w:r>
+      <w:r>
+        <w:rPr>
+          <w:rFonts w:cs="B Nazanin"/>
+          <w:rtl/>
+        </w:rPr>
+        <w:t>یک خودکار جدید</w:t>
+      </w:r>
+      <w:r>
+        <w:rPr>
+          <w:rFonts w:cs="B Nazanin"/>
+        </w:rPr>
+        <w:t>.</w:t>
+      </w:r>
+    </w:p>
+    <w:p>
+      <w:pPr>
+        <w:spacing w:after="0" w:line="240" w:lineRule="auto"/>
+        <w:rPr>
+          <w:rFonts w:cs="B Nazanin"/>
+        </w:rPr>
+      </w:pPr>
+    </w:p>
+    <w:p>
+      <w:pPr>
+        <w:spacing w:after="0" w:line="240" w:lineRule="auto"/>
+        <w:rPr>
+          <w:rFonts w:cs="B Nazanin"/>
+        </w:rPr>
+      </w:pPr>
+      <w:r>
+        <w:rPr>
+          <w:rFonts w:cs="B Nazanin"/>
+          <w:rtl/>
+        </w:rPr>
+        <w:t>در</w:t>
+      </w:r>
+      <w:r>
+        <w:rPr>
+          <w:rFonts w:cs="B Nazanin"/>
+        </w:rPr>
+        <w:t xml:space="preserve"> ASP.NET Core:</w:t>
+      </w:r>
     </w:p>
     <w:p>
       <w:pPr>
@@ -43530,7 +43703,21 @@
           <w:rFonts w:cs="B Nazanin"/>
           <w:rtl/>
         </w:rPr>
-        <w:t>یک دستگاه کارت‌خوان</w:t>
+        <w:t>یک نمونه</w:t>
+      </w:r>
+      <w:r>
+        <w:rPr>
+          <w:rFonts w:cs="B Nazanin" w:hint="cs"/>
+          <w:rtl/>
+        </w:rPr>
+        <w:t xml:space="preserve"> </w:t>
+      </w:r>
+      <w:r>
+        <w:rPr>
+          <w:rFonts w:cs="B Nazanin"/>
+          <w:rtl/>
+        </w:rPr>
+        <w:t>برای کل برنامه</w:t>
       </w:r>
       <w:r>
         <w:rPr>
@@ -43538,9 +43725,35 @@
         </w:rPr>
         <w:t>.</w:t>
       </w:r>
+    </w:p>
+    <w:p>
+      <w:pPr>
+        <w:spacing w:after="0" w:line="240" w:lineRule="auto"/>
+        <w:rPr>
+          <w:rFonts w:cs="B Nazanin"/>
+        </w:rPr>
+      </w:pPr>
+    </w:p>
+    <w:p>
+      <w:pPr>
+        <w:spacing w:after="0" w:line="240" w:lineRule="auto"/>
+        <w:rPr>
+          <w:rFonts w:cs="B Nazanin"/>
+        </w:rPr>
+      </w:pPr>
+      <w:r>
+        <w:rPr>
+          <w:rFonts w:cs="B Nazanin"/>
+          <w:b/>
+          <w:bCs/>
+        </w:rPr>
+        <w:t>Scoped</w:t>
+      </w:r>
       <w:r>
         <w:rPr>
           <w:rFonts w:cs="B Nazanin" w:hint="cs"/>
+          <w:b/>
+          <w:bCs/>
           <w:rtl/>
         </w:rPr>
         <w:t xml:space="preserve"> </w:t>
@@ -43550,7 +43763,7 @@
           <w:rFonts w:cs="B Nazanin"/>
           <w:rtl/>
         </w:rPr>
-        <w:t>همه مشتری‌ها</w:t>
+        <w:t>یک نمونه</w:t>
       </w:r>
       <w:r>
         <w:rPr>
@@ -43564,7 +43777,73 @@
           <w:rFonts w:cs="B Nazanin"/>
           <w:rtl/>
         </w:rPr>
-        <w:t>از همان استفاده می‌کنند</w:t>
+        <w:t>برای هر</w:t>
+      </w:r>
+      <w:r>
+        <w:rPr>
+          <w:rFonts w:cs="B Nazanin"/>
+        </w:rPr>
+        <w:t xml:space="preserve"> Request.</w:t>
+      </w:r>
+    </w:p>
+    <w:p>
+      <w:pPr>
+        <w:spacing w:after="0" w:line="240" w:lineRule="auto"/>
+        <w:rPr>
+          <w:rFonts w:cs="B Nazanin"/>
+        </w:rPr>
+      </w:pPr>
+    </w:p>
+    <w:p>
+      <w:pPr>
+        <w:spacing w:after="0" w:line="240" w:lineRule="auto"/>
+        <w:rPr>
+          <w:rFonts w:cs="B Nazanin"/>
+        </w:rPr>
+      </w:pPr>
+      <w:r>
+        <w:rPr>
+          <w:rFonts w:cs="B Nazanin"/>
+          <w:b/>
+          <w:bCs/>
+        </w:rPr>
+        <w:t>Transient</w:t>
+      </w:r>
+      <w:r>
+        <w:rPr>
+          <w:rFonts w:cs="B Nazanin" w:hint="cs"/>
+          <w:b/>
+          <w:bCs/>
+          <w:rtl/>
+        </w:rPr>
+        <w:t xml:space="preserve"> </w:t>
+      </w:r>
+      <w:r>
+        <w:rPr>
+          <w:rFonts w:cs="B Nazanin"/>
+          <w:rtl/>
+        </w:rPr>
+        <w:t>هر بار</w:t>
+      </w:r>
+      <w:r>
+        <w:rPr>
+          <w:rFonts w:cs="B Nazanin"/>
+        </w:rPr>
+        <w:t xml:space="preserve"> Resolve</w:t>
+      </w:r>
+      <w:r>
+        <w:rPr>
+          <w:rFonts w:cs="B Nazanin" w:hint="cs"/>
+          <w:rtl/>
+        </w:rPr>
+        <w:t xml:space="preserve"> </w:t>
+      </w:r>
+      <w:r>
+        <w:rPr>
+          <w:rFonts w:cs="B Nazanin"/>
+          <w:rtl/>
+        </w:rPr>
+        <w:t>یک نمونه جدید</w:t>
       </w:r>
       <w:r>
         <w:rPr>
@@ -43586,37 +43865,51 @@
         <w:spacing w:after="0" w:line="240" w:lineRule="auto"/>
         <w:rPr>
           <w:rFonts w:cs="B Nazanin"/>
-        </w:rPr>
-      </w:pPr>
-      <w:r>
-        <w:rPr>
-          <w:rFonts w:cs="B Nazanin"/>
-          <w:b/>
-          <w:bCs/>
-        </w:rPr>
-        <w:lastRenderedPageBreak/>
-        <w:t>Scoped</w:t>
-      </w:r>
-      <w:r>
-        <w:rPr>
-          <w:rFonts w:cs="B Nazanin" w:hint="cs"/>
-          <w:b/>
-          <w:bCs/>
-          <w:rtl/>
+          <w:b/>
+          <w:bCs/>
+        </w:rPr>
+      </w:pPr>
+      <w:r>
+        <w:rPr>
+          <w:rFonts w:cs="B Nazanin"/>
+          <w:b/>
+          <w:bCs/>
+          <w:rtl/>
+        </w:rPr>
+        <w:t>اشتباه رایج</w:t>
+      </w:r>
+    </w:p>
+    <w:p>
+      <w:pPr>
+        <w:spacing w:after="0" w:line="240" w:lineRule="auto"/>
+        <w:rPr>
+          <w:rFonts w:cs="B Nazanin"/>
+        </w:rPr>
+      </w:pPr>
+      <w:r>
+        <w:rPr>
+          <w:rFonts w:cs="B Nazanin"/>
+          <w:rtl/>
+        </w:rPr>
+        <w:t>ثبت</w:t>
+      </w:r>
+      <w:r>
+        <w:rPr>
+          <w:rFonts w:cs="B Nazanin"/>
         </w:rPr>
         <w:t xml:space="preserve"> </w:t>
       </w:r>
-      <w:r>
-        <w:rPr>
-          <w:rFonts w:cs="B Nazanin"/>
-          <w:rtl/>
-        </w:rPr>
-        <w:t>برای هر مشتری</w:t>
-      </w:r>
-      <w:r>
-        <w:rPr>
-          <w:rFonts w:cs="B Nazanin" w:hint="cs"/>
-          <w:rtl/>
+      <w:proofErr w:type="spellStart"/>
+      <w:r>
+        <w:rPr>
+          <w:rFonts w:cs="B Nazanin"/>
+        </w:rPr>
+        <w:t>DbContext</w:t>
+      </w:r>
+      <w:proofErr w:type="spellEnd"/>
+      <w:r>
+        <w:rPr>
+          <w:rFonts w:cs="B Nazanin"/>
         </w:rPr>
         <w:t xml:space="preserve"> </w:t>
       </w:r>
@@ -43625,7 +43918,97 @@
           <w:rFonts w:cs="B Nazanin"/>
           <w:rtl/>
         </w:rPr>
-        <w:t>یک سبد خرید</w:t>
+        <w:t>به صورت</w:t>
+      </w:r>
+      <w:r>
+        <w:rPr>
+          <w:rFonts w:cs="B Nazanin"/>
+        </w:rPr>
+        <w:t xml:space="preserve"> Singleton.</w:t>
+      </w:r>
+    </w:p>
+    <w:p>
+      <w:pPr>
+        <w:spacing w:after="0" w:line="240" w:lineRule="auto"/>
+        <w:rPr>
+          <w:rFonts w:cs="B Nazanin"/>
+        </w:rPr>
+      </w:pPr>
+      <w:r>
+        <w:rPr>
+          <w:rFonts w:ascii="Segoe UI Emoji" w:hAnsi="Segoe UI Emoji" w:cs="Segoe UI Emoji"/>
+        </w:rPr>
+        <w:t>❌</w:t>
+      </w:r>
+    </w:p>
+    <w:p>
+      <w:pPr>
+        <w:spacing w:after="0" w:line="240" w:lineRule="auto"/>
+        <w:rPr>
+          <w:rFonts w:cs="B Nazanin"/>
+        </w:rPr>
+      </w:pPr>
+      <w:r>
+        <w:rPr>
+          <w:rFonts w:cs="B Nazanin"/>
+          <w:rtl/>
+        </w:rPr>
+        <w:t>چرا؟</w:t>
+      </w:r>
+    </w:p>
+    <w:p>
+      <w:pPr>
+        <w:spacing w:after="0" w:line="240" w:lineRule="auto"/>
+        <w:rPr>
+          <w:rFonts w:cs="B Nazanin"/>
+        </w:rPr>
+      </w:pPr>
+      <w:r>
+        <w:rPr>
+          <w:rFonts w:cs="B Nazanin"/>
+          <w:rtl/>
+        </w:rPr>
+        <w:t>چون</w:t>
+      </w:r>
+      <w:r>
+        <w:rPr>
+          <w:rFonts w:cs="B Nazanin"/>
+        </w:rPr>
+        <w:t xml:space="preserve"> </w:t>
+      </w:r>
+      <w:proofErr w:type="spellStart"/>
+      <w:r>
+        <w:rPr>
+          <w:rFonts w:cs="B Nazanin"/>
+        </w:rPr>
+        <w:t>DbContext</w:t>
+      </w:r>
+      <w:proofErr w:type="spellEnd"/>
+      <w:r>
+        <w:rPr>
+          <w:rFonts w:cs="B Nazanin"/>
+        </w:rPr>
+        <w:t xml:space="preserve"> </w:t>
+      </w:r>
+      <w:r>
+        <w:rPr>
+          <w:rFonts w:cs="B Nazanin"/>
+          <w:rtl/>
+        </w:rPr>
+        <w:t>وضعیت</w:t>
+      </w:r>
+      <w:r>
+        <w:rPr>
+          <w:rFonts w:cs="B Nazanin"/>
+        </w:rPr>
+        <w:t xml:space="preserve"> (State) </w:t>
+      </w:r>
+      <w:r>
+        <w:rPr>
+          <w:rFonts w:cs="B Nazanin"/>
+          <w:rtl/>
+        </w:rPr>
+        <w:t>دارد و برای اشتراک‌گذاری بین همه کاربران طراحی نشده است</w:t>
       </w:r>
       <w:r>
         <w:rPr>
@@ -43641,55 +44024,57 @@
           <w:rFonts w:cs="B Nazanin"/>
         </w:rPr>
       </w:pPr>
-    </w:p>
-    <w:p>
-      <w:pPr>
-        <w:spacing w:after="0" w:line="240" w:lineRule="auto"/>
-        <w:rPr>
-          <w:rFonts w:cs="B Nazanin"/>
-        </w:rPr>
-      </w:pPr>
-      <w:r>
-        <w:rPr>
-          <w:rFonts w:cs="B Nazanin"/>
-          <w:b/>
-          <w:bCs/>
-        </w:rPr>
-        <w:t>Transient</w:t>
-      </w:r>
-      <w:r>
-        <w:rPr>
-          <w:rFonts w:cs="B Nazanin" w:hint="cs"/>
-          <w:b/>
-          <w:bCs/>
-          <w:rtl/>
-        </w:rPr>
-        <w:t xml:space="preserve"> </w:t>
-      </w:r>
-      <w:r>
-        <w:rPr>
-          <w:rFonts w:cs="B Nazanin"/>
-          <w:rtl/>
-        </w:rPr>
-        <w:t>هر بار که خودکار خواستی،</w:t>
-      </w:r>
-      <w:r>
-        <w:rPr>
-          <w:rFonts w:cs="B Nazanin" w:hint="cs"/>
-          <w:rtl/>
-        </w:rPr>
-        <w:t xml:space="preserve"> </w:t>
-      </w:r>
-      <w:r>
-        <w:rPr>
-          <w:rFonts w:cs="B Nazanin"/>
-          <w:rtl/>
-        </w:rPr>
-        <w:t>یک خودکار جدید</w:t>
-      </w:r>
-      <w:r>
-        <w:rPr>
-          <w:rFonts w:cs="B Nazanin"/>
+      <w:r>
+        <w:rPr>
+          <w:rFonts w:cs="B Nazanin"/>
+        </w:rPr>
+        <w:pict w14:anchorId="44766E63">
+          <v:rect id="_x0000_i1118" style="width:0;height:1.5pt" o:hralign="center" o:hrstd="t" o:hr="t" fillcolor="#a0a0a0" stroked="f"/>
+        </w:pict>
+      </w:r>
+    </w:p>
+    <w:p>
+      <w:pPr>
+        <w:spacing w:after="0" w:line="240" w:lineRule="auto"/>
+        <w:rPr>
+          <w:rFonts w:cs="B Nazanin"/>
+          <w:b/>
+          <w:bCs/>
+        </w:rPr>
+      </w:pPr>
+      <w:r>
+        <w:rPr>
+          <w:rFonts w:cs="B Nazanin"/>
+          <w:b/>
+          <w:bCs/>
+          <w:rtl/>
+        </w:rPr>
+        <w:t>بخش ششم</w:t>
+      </w:r>
+    </w:p>
+    <w:p>
+      <w:pPr>
+        <w:spacing w:after="0" w:line="240" w:lineRule="auto"/>
+        <w:rPr>
+          <w:rFonts w:cs="B Nazanin"/>
+          <w:b/>
+          <w:bCs/>
+        </w:rPr>
+      </w:pPr>
+      <w:r>
+        <w:rPr>
+          <w:rFonts w:cs="B Nazanin"/>
+          <w:b/>
+          <w:bCs/>
+          <w:rtl/>
+        </w:rPr>
+        <w:t>حالا همه چیز را کنار هم بگذاریم</w:t>
+      </w:r>
+      <w:r>
+        <w:rPr>
+          <w:rFonts w:cs="B Nazanin"/>
+          <w:b/>
+          <w:bCs/>
         </w:rPr>
         <w:t>.</w:t>
       </w:r>
@@ -43701,72 +44086,196 @@
           <w:rFonts w:cs="B Nazanin"/>
         </w:rPr>
       </w:pPr>
-    </w:p>
-    <w:p>
-      <w:pPr>
-        <w:spacing w:after="0" w:line="240" w:lineRule="auto"/>
-        <w:rPr>
-          <w:rFonts w:cs="B Nazanin"/>
-        </w:rPr>
-      </w:pPr>
-      <w:r>
-        <w:rPr>
-          <w:rFonts w:cs="B Nazanin"/>
-          <w:rtl/>
-        </w:rPr>
-        <w:t>در</w:t>
-      </w:r>
-      <w:r>
-        <w:rPr>
-          <w:rFonts w:cs="B Nazanin"/>
-        </w:rPr>
-        <w:t xml:space="preserve"> ASP.NET Core:</w:t>
-      </w:r>
-    </w:p>
-    <w:p>
-      <w:pPr>
-        <w:spacing w:after="0" w:line="240" w:lineRule="auto"/>
-        <w:rPr>
-          <w:rFonts w:cs="B Nazanin"/>
-        </w:rPr>
-      </w:pPr>
-      <w:r>
-        <w:rPr>
-          <w:rFonts w:cs="B Nazanin"/>
-          <w:b/>
-          <w:bCs/>
-        </w:rPr>
-        <w:t>Singleton</w:t>
-      </w:r>
-      <w:r>
-        <w:rPr>
-          <w:rFonts w:cs="B Nazanin" w:hint="cs"/>
-          <w:b/>
-          <w:bCs/>
-          <w:rtl/>
-        </w:rPr>
-        <w:t xml:space="preserve"> </w:t>
-      </w:r>
-      <w:r>
-        <w:rPr>
-          <w:rFonts w:cs="B Nazanin"/>
-          <w:rtl/>
-        </w:rPr>
-        <w:t>یک نمونه</w:t>
-      </w:r>
-      <w:r>
-        <w:rPr>
-          <w:rFonts w:cs="B Nazanin" w:hint="cs"/>
-          <w:rtl/>
-        </w:rPr>
-        <w:t xml:space="preserve"> </w:t>
-      </w:r>
-      <w:r>
-        <w:rPr>
-          <w:rFonts w:cs="B Nazanin"/>
-          <w:rtl/>
-        </w:rPr>
-        <w:t>برای کل برنامه</w:t>
+      <w:r>
+        <w:rPr>
+          <w:rFonts w:cs="B Nazanin"/>
+          <w:rtl/>
+        </w:rPr>
+        <w:t>وقتی</w:t>
+      </w:r>
+      <w:r>
+        <w:rPr>
+          <w:rFonts w:cs="B Nazanin"/>
+        </w:rPr>
+        <w:t xml:space="preserve"> Browser </w:t>
+      </w:r>
+      <w:r>
+        <w:rPr>
+          <w:rFonts w:cs="B Nazanin"/>
+          <w:rtl/>
+        </w:rPr>
+        <w:t>درخواست می‌فرستد</w:t>
+      </w:r>
+      <w:r>
+        <w:rPr>
+          <w:rFonts w:cs="B Nazanin"/>
+        </w:rPr>
+        <w:t>:</w:t>
+      </w:r>
+    </w:p>
+    <w:p>
+      <w:pPr>
+        <w:spacing w:after="0" w:line="240" w:lineRule="auto"/>
+        <w:jc w:val="center"/>
+        <w:rPr>
+          <w:rFonts w:cs="B Nazanin"/>
+        </w:rPr>
+      </w:pPr>
+      <w:r>
+        <w:rPr>
+          <w:rFonts w:cs="B Nazanin"/>
+        </w:rPr>
+        <w:t>Browser</w:t>
+      </w:r>
+    </w:p>
+    <w:p>
+      <w:pPr>
+        <w:spacing w:after="0" w:line="240" w:lineRule="auto"/>
+        <w:jc w:val="center"/>
+        <w:rPr>
+          <w:rFonts w:cs="B Nazanin"/>
+        </w:rPr>
+      </w:pPr>
+      <w:r>
+        <w:rPr>
+          <w:rFonts w:cs="B Nazanin"/>
+        </w:rPr>
+        <w:t>↓</w:t>
+      </w:r>
+    </w:p>
+    <w:p>
+      <w:pPr>
+        <w:spacing w:after="0" w:line="240" w:lineRule="auto"/>
+        <w:jc w:val="center"/>
+        <w:rPr>
+          <w:rFonts w:cs="B Nazanin"/>
+        </w:rPr>
+      </w:pPr>
+      <w:r>
+        <w:rPr>
+          <w:rFonts w:cs="B Nazanin"/>
+        </w:rPr>
+        <w:t>Kestrel</w:t>
+      </w:r>
+    </w:p>
+    <w:p>
+      <w:pPr>
+        <w:spacing w:after="0" w:line="240" w:lineRule="auto"/>
+        <w:jc w:val="center"/>
+        <w:rPr>
+          <w:rFonts w:cs="B Nazanin"/>
+          <w:rtl/>
+        </w:rPr>
+      </w:pPr>
+      <w:r>
+        <w:rPr>
+          <w:rFonts w:cs="B Nazanin"/>
+        </w:rPr>
+        <w:t>↓</w:t>
+      </w:r>
+    </w:p>
+    <w:p>
+      <w:pPr>
+        <w:spacing w:after="0" w:line="240" w:lineRule="auto"/>
+        <w:jc w:val="center"/>
+        <w:rPr>
+          <w:rFonts w:cs="B Nazanin"/>
+        </w:rPr>
+      </w:pPr>
+      <w:r>
+        <w:rPr>
+          <w:rFonts w:cs="B Nazanin"/>
+        </w:rPr>
+        <w:t>Middleware</w:t>
+      </w:r>
+    </w:p>
+    <w:p>
+      <w:pPr>
+        <w:spacing w:after="0" w:line="240" w:lineRule="auto"/>
+        <w:jc w:val="center"/>
+        <w:rPr>
+          <w:rFonts w:cs="B Nazanin"/>
+        </w:rPr>
+      </w:pPr>
+      <w:r>
+        <w:rPr>
+          <w:rFonts w:cs="B Nazanin"/>
+        </w:rPr>
+        <w:t>↓</w:t>
+      </w:r>
+    </w:p>
+    <w:p>
+      <w:pPr>
+        <w:spacing w:after="0" w:line="240" w:lineRule="auto"/>
+        <w:jc w:val="center"/>
+        <w:rPr>
+          <w:rFonts w:cs="B Nazanin"/>
+        </w:rPr>
+      </w:pPr>
+      <w:r>
+        <w:rPr>
+          <w:rFonts w:cs="B Nazanin"/>
+        </w:rPr>
+        <w:t>Routing</w:t>
+      </w:r>
+    </w:p>
+    <w:p>
+      <w:pPr>
+        <w:spacing w:after="0" w:line="240" w:lineRule="auto"/>
+        <w:jc w:val="center"/>
+        <w:rPr>
+          <w:rFonts w:cs="B Nazanin"/>
+          <w:rtl/>
+        </w:rPr>
+      </w:pPr>
+      <w:r>
+        <w:rPr>
+          <w:rFonts w:cs="B Nazanin"/>
+        </w:rPr>
+        <w:t>↓</w:t>
+      </w:r>
+    </w:p>
+    <w:p>
+      <w:pPr>
+        <w:spacing w:after="0" w:line="240" w:lineRule="auto"/>
+        <w:jc w:val="center"/>
+        <w:rPr>
+          <w:rFonts w:cs="B Nazanin"/>
+        </w:rPr>
+      </w:pPr>
+      <w:r>
+        <w:rPr>
+          <w:rFonts w:cs="B Nazanin"/>
+        </w:rPr>
+        <w:t>Controller</w:t>
+      </w:r>
+    </w:p>
+    <w:p>
+      <w:pPr>
+        <w:spacing w:after="0" w:line="240" w:lineRule="auto"/>
+        <w:rPr>
+          <w:rFonts w:cs="B Nazanin"/>
+        </w:rPr>
+      </w:pPr>
+      <w:r>
+        <w:rPr>
+          <w:rFonts w:cs="B Nazanin"/>
+          <w:rtl/>
+        </w:rPr>
+        <w:t>اینجا</w:t>
+      </w:r>
+      <w:r>
+        <w:rPr>
+          <w:rFonts w:cs="B Nazanin"/>
+        </w:rPr>
+        <w:t xml:space="preserve"> Container </w:t>
+      </w:r>
+      <w:r>
+        <w:rPr>
+          <w:rFonts w:cs="B Nazanin"/>
+          <w:rtl/>
+        </w:rPr>
+        <w:t>وارد عمل می‌شود</w:t>
       </w:r>
       <w:r>
         <w:rPr>
@@ -43778,121 +44287,168 @@
     <w:p>
       <w:pPr>
         <w:spacing w:after="0" w:line="240" w:lineRule="auto"/>
-        <w:rPr>
-          <w:rFonts w:cs="B Nazanin"/>
-        </w:rPr>
-      </w:pPr>
-    </w:p>
-    <w:p>
-      <w:pPr>
-        <w:spacing w:after="0" w:line="240" w:lineRule="auto"/>
-        <w:rPr>
-          <w:rFonts w:cs="B Nazanin"/>
-        </w:rPr>
-      </w:pPr>
-      <w:r>
-        <w:rPr>
-          <w:rFonts w:cs="B Nazanin"/>
-          <w:b/>
-          <w:bCs/>
-        </w:rPr>
-        <w:t>Scoped</w:t>
-      </w:r>
-      <w:r>
-        <w:rPr>
-          <w:rFonts w:cs="B Nazanin" w:hint="cs"/>
-          <w:b/>
-          <w:bCs/>
-          <w:rtl/>
-        </w:rPr>
-        <w:t xml:space="preserve"> </w:t>
-      </w:r>
-      <w:r>
-        <w:rPr>
-          <w:rFonts w:cs="B Nazanin"/>
-          <w:rtl/>
-        </w:rPr>
-        <w:t>یک نمونه</w:t>
-      </w:r>
-      <w:r>
-        <w:rPr>
-          <w:rFonts w:cs="B Nazanin" w:hint="cs"/>
-          <w:rtl/>
-        </w:rPr>
-        <w:t xml:space="preserve"> </w:t>
-      </w:r>
-      <w:r>
-        <w:rPr>
-          <w:rFonts w:cs="B Nazanin"/>
-          <w:rtl/>
-        </w:rPr>
-        <w:t>برای هر</w:t>
-      </w:r>
-      <w:r>
-        <w:rPr>
-          <w:rFonts w:cs="B Nazanin"/>
-        </w:rPr>
-        <w:t xml:space="preserve"> Request.</w:t>
-      </w:r>
-    </w:p>
-    <w:p>
-      <w:pPr>
-        <w:spacing w:after="0" w:line="240" w:lineRule="auto"/>
-        <w:rPr>
-          <w:rFonts w:cs="B Nazanin"/>
-        </w:rPr>
-      </w:pPr>
-    </w:p>
-    <w:p>
-      <w:pPr>
-        <w:spacing w:after="0" w:line="240" w:lineRule="auto"/>
-        <w:rPr>
-          <w:rFonts w:cs="B Nazanin"/>
-        </w:rPr>
-      </w:pPr>
-      <w:r>
-        <w:rPr>
-          <w:rFonts w:cs="B Nazanin"/>
-          <w:b/>
-          <w:bCs/>
-        </w:rPr>
-        <w:t>Transient</w:t>
-      </w:r>
-      <w:r>
-        <w:rPr>
-          <w:rFonts w:cs="B Nazanin" w:hint="cs"/>
-          <w:b/>
-          <w:bCs/>
-          <w:rtl/>
-        </w:rPr>
-        <w:t xml:space="preserve"> </w:t>
-      </w:r>
-      <w:r>
-        <w:rPr>
-          <w:rFonts w:cs="B Nazanin"/>
-          <w:rtl/>
-        </w:rPr>
-        <w:t>هر بار</w:t>
-      </w:r>
-      <w:r>
-        <w:rPr>
-          <w:rFonts w:cs="B Nazanin"/>
-        </w:rPr>
-        <w:t xml:space="preserve"> Resolve</w:t>
-      </w:r>
-      <w:r>
-        <w:rPr>
-          <w:rFonts w:cs="B Nazanin" w:hint="cs"/>
-          <w:rtl/>
-        </w:rPr>
-        <w:t xml:space="preserve"> </w:t>
-      </w:r>
-      <w:r>
-        <w:rPr>
-          <w:rFonts w:cs="B Nazanin"/>
-          <w:rtl/>
-        </w:rPr>
-        <w:t>یک نمونه جدید</w:t>
+        <w:jc w:val="center"/>
+        <w:rPr>
+          <w:rFonts w:cs="B Nazanin"/>
+          <w:rtl/>
+        </w:rPr>
+      </w:pPr>
+      <w:r>
+        <w:rPr>
+          <w:rFonts w:cs="B Nazanin"/>
+        </w:rPr>
+        <w:t>Controller</w:t>
+      </w:r>
+    </w:p>
+    <w:p>
+      <w:pPr>
+        <w:spacing w:after="0" w:line="240" w:lineRule="auto"/>
+        <w:jc w:val="center"/>
+        <w:rPr>
+          <w:rFonts w:cs="B Nazanin"/>
+        </w:rPr>
+      </w:pPr>
+      <w:r>
+        <w:rPr>
+          <w:rFonts w:cs="B Nazanin"/>
+        </w:rPr>
+        <w:t>↓</w:t>
+      </w:r>
+    </w:p>
+    <w:p>
+      <w:pPr>
+        <w:spacing w:after="0" w:line="240" w:lineRule="auto"/>
+        <w:jc w:val="center"/>
+        <w:rPr>
+          <w:rFonts w:cs="B Nazanin"/>
+        </w:rPr>
+      </w:pPr>
+      <w:r>
+        <w:rPr>
+          <w:rFonts w:cs="B Nazanin"/>
+        </w:rPr>
+        <w:t>Container</w:t>
+      </w:r>
+    </w:p>
+    <w:p>
+      <w:pPr>
+        <w:spacing w:after="0" w:line="240" w:lineRule="auto"/>
+        <w:jc w:val="center"/>
+        <w:rPr>
+          <w:rFonts w:cs="B Nazanin"/>
+        </w:rPr>
+      </w:pPr>
+      <w:r>
+        <w:rPr>
+          <w:rFonts w:cs="B Nazanin"/>
+        </w:rPr>
+        <w:t>↓</w:t>
+      </w:r>
+    </w:p>
+    <w:p>
+      <w:pPr>
+        <w:spacing w:after="0" w:line="240" w:lineRule="auto"/>
+        <w:jc w:val="center"/>
+        <w:rPr>
+          <w:rFonts w:cs="B Nazanin"/>
+        </w:rPr>
+      </w:pPr>
+      <w:r>
+        <w:rPr>
+          <w:rFonts w:cs="B Nazanin"/>
+        </w:rPr>
+        <w:t>Service</w:t>
+      </w:r>
+    </w:p>
+    <w:p>
+      <w:pPr>
+        <w:spacing w:after="0" w:line="240" w:lineRule="auto"/>
+        <w:jc w:val="center"/>
+        <w:rPr>
+          <w:rFonts w:cs="B Nazanin"/>
+          <w:rtl/>
+        </w:rPr>
+      </w:pPr>
+      <w:r>
+        <w:rPr>
+          <w:rFonts w:cs="B Nazanin"/>
+        </w:rPr>
+        <w:t>↓</w:t>
+      </w:r>
+    </w:p>
+    <w:p>
+      <w:pPr>
+        <w:spacing w:after="0" w:line="240" w:lineRule="auto"/>
+        <w:jc w:val="center"/>
+        <w:rPr>
+          <w:rFonts w:cs="B Nazanin"/>
+        </w:rPr>
+      </w:pPr>
+      <w:r>
+        <w:rPr>
+          <w:rFonts w:cs="B Nazanin"/>
+        </w:rPr>
+        <w:t>Repository</w:t>
+      </w:r>
+    </w:p>
+    <w:p>
+      <w:pPr>
+        <w:spacing w:after="0" w:line="240" w:lineRule="auto"/>
+        <w:jc w:val="center"/>
+        <w:rPr>
+          <w:rFonts w:cs="B Nazanin"/>
+        </w:rPr>
+      </w:pPr>
+      <w:r>
+        <w:rPr>
+          <w:rFonts w:cs="B Nazanin"/>
+        </w:rPr>
+        <w:t>↓</w:t>
+      </w:r>
+    </w:p>
+    <w:p>
+      <w:pPr>
+        <w:spacing w:after="0" w:line="240" w:lineRule="auto"/>
+        <w:jc w:val="center"/>
+        <w:rPr>
+          <w:rFonts w:cs="B Nazanin"/>
+        </w:rPr>
+      </w:pPr>
+      <w:proofErr w:type="spellStart"/>
+      <w:r>
+        <w:rPr>
+          <w:rFonts w:cs="B Nazanin"/>
+        </w:rPr>
+        <w:t>DbContext</w:t>
+      </w:r>
+      <w:proofErr w:type="spellEnd"/>
+    </w:p>
+    <w:p>
+      <w:pPr>
+        <w:spacing w:after="0" w:line="240" w:lineRule="auto"/>
+        <w:rPr>
+          <w:rFonts w:cs="B Nazanin"/>
+        </w:rPr>
+      </w:pPr>
+      <w:r>
+        <w:rPr>
+          <w:rFonts w:cs="B Nazanin"/>
+          <w:rtl/>
+        </w:rPr>
+        <w:t>بعد</w:t>
+      </w:r>
+      <w:r>
+        <w:rPr>
+          <w:rFonts w:cs="B Nazanin"/>
+        </w:rPr>
+        <w:t xml:space="preserve"> Controller </w:t>
+      </w:r>
+      <w:r>
+        <w:rPr>
+          <w:rFonts w:cs="B Nazanin"/>
+          <w:rtl/>
+        </w:rPr>
+        <w:t>اجرا می‌شود</w:t>
       </w:r>
       <w:r>
         <w:rPr>
@@ -43908,617 +44464,12 @@
           <w:rFonts w:cs="B Nazanin"/>
         </w:rPr>
       </w:pPr>
-    </w:p>
-    <w:p>
-      <w:pPr>
-        <w:spacing w:after="0" w:line="240" w:lineRule="auto"/>
-        <w:rPr>
-          <w:rFonts w:cs="B Nazanin"/>
-          <w:b/>
-          <w:bCs/>
-        </w:rPr>
-      </w:pPr>
-      <w:r>
-        <w:rPr>
-          <w:rFonts w:cs="B Nazanin"/>
-          <w:b/>
-          <w:bCs/>
-          <w:rtl/>
-        </w:rPr>
-        <w:t>اشتباه رایج</w:t>
-      </w:r>
-    </w:p>
-    <w:p>
-      <w:pPr>
-        <w:spacing w:after="0" w:line="240" w:lineRule="auto"/>
-        <w:rPr>
-          <w:rFonts w:cs="B Nazanin"/>
-        </w:rPr>
-      </w:pPr>
-      <w:r>
-        <w:rPr>
-          <w:rFonts w:cs="B Nazanin"/>
-          <w:rtl/>
-        </w:rPr>
-        <w:t>ثبت</w:t>
-      </w:r>
-      <w:r>
-        <w:rPr>
-          <w:rFonts w:cs="B Nazanin"/>
-        </w:rPr>
-        <w:t xml:space="preserve"> </w:t>
-      </w:r>
-      <w:proofErr w:type="spellStart"/>
-      <w:r>
-        <w:rPr>
-          <w:rFonts w:cs="B Nazanin"/>
-        </w:rPr>
-        <w:t>DbContext</w:t>
-      </w:r>
-      <w:proofErr w:type="spellEnd"/>
-      <w:r>
-        <w:rPr>
-          <w:rFonts w:cs="B Nazanin"/>
-        </w:rPr>
-        <w:t xml:space="preserve"> </w:t>
-      </w:r>
-      <w:r>
-        <w:rPr>
-          <w:rFonts w:cs="B Nazanin"/>
-          <w:rtl/>
-        </w:rPr>
-        <w:t>به صورت</w:t>
-      </w:r>
-      <w:r>
-        <w:rPr>
-          <w:rFonts w:cs="B Nazanin"/>
-        </w:rPr>
-        <w:t xml:space="preserve"> Singleton.</w:t>
-      </w:r>
-    </w:p>
-    <w:p>
-      <w:pPr>
-        <w:spacing w:after="0" w:line="240" w:lineRule="auto"/>
-        <w:rPr>
-          <w:rFonts w:cs="B Nazanin"/>
-        </w:rPr>
-      </w:pPr>
-      <w:r>
-        <w:rPr>
-          <w:rFonts w:ascii="Segoe UI Emoji" w:hAnsi="Segoe UI Emoji" w:cs="Segoe UI Emoji"/>
-        </w:rPr>
-        <w:t>❌</w:t>
-      </w:r>
-    </w:p>
-    <w:p>
-      <w:pPr>
-        <w:spacing w:after="0" w:line="240" w:lineRule="auto"/>
-        <w:rPr>
-          <w:rFonts w:cs="B Nazanin"/>
-        </w:rPr>
-      </w:pPr>
-      <w:r>
-        <w:rPr>
-          <w:rFonts w:cs="B Nazanin"/>
-          <w:rtl/>
-        </w:rPr>
-        <w:t>چرا؟</w:t>
-      </w:r>
-    </w:p>
-    <w:p>
-      <w:pPr>
-        <w:spacing w:after="0" w:line="240" w:lineRule="auto"/>
-        <w:rPr>
-          <w:rFonts w:cs="B Nazanin"/>
-        </w:rPr>
-      </w:pPr>
-      <w:r>
-        <w:rPr>
-          <w:rFonts w:cs="B Nazanin"/>
-          <w:rtl/>
-        </w:rPr>
-        <w:t>چون</w:t>
-      </w:r>
-      <w:r>
-        <w:rPr>
-          <w:rFonts w:cs="B Nazanin"/>
-        </w:rPr>
-        <w:t xml:space="preserve"> </w:t>
-      </w:r>
-      <w:proofErr w:type="spellStart"/>
-      <w:r>
-        <w:rPr>
-          <w:rFonts w:cs="B Nazanin"/>
-        </w:rPr>
-        <w:t>DbContext</w:t>
-      </w:r>
-      <w:proofErr w:type="spellEnd"/>
-      <w:r>
-        <w:rPr>
-          <w:rFonts w:cs="B Nazanin"/>
-        </w:rPr>
-        <w:t xml:space="preserve"> </w:t>
-      </w:r>
-      <w:r>
-        <w:rPr>
-          <w:rFonts w:cs="B Nazanin"/>
-          <w:rtl/>
-        </w:rPr>
-        <w:t>وضعیت</w:t>
-      </w:r>
-      <w:r>
-        <w:rPr>
-          <w:rFonts w:cs="B Nazanin"/>
-        </w:rPr>
-        <w:t xml:space="preserve"> (State) </w:t>
-      </w:r>
-      <w:r>
-        <w:rPr>
-          <w:rFonts w:cs="B Nazanin"/>
-          <w:rtl/>
-        </w:rPr>
-        <w:t>دارد و برای اشتراک‌گذاری بین همه کاربران طراحی نشده است</w:t>
-      </w:r>
-      <w:r>
-        <w:rPr>
-          <w:rFonts w:cs="B Nazanin"/>
-        </w:rPr>
-        <w:t>.</w:t>
-      </w:r>
-    </w:p>
-    <w:p>
-      <w:pPr>
-        <w:spacing w:after="0" w:line="240" w:lineRule="auto"/>
-        <w:rPr>
-          <w:rFonts w:cs="B Nazanin"/>
-        </w:rPr>
-      </w:pPr>
-      <w:r>
-        <w:rPr>
-          <w:rFonts w:cs="B Nazanin"/>
-        </w:rPr>
-        <w:pict w14:anchorId="44766E63">
-          <v:rect id="_x0000_i1363" style="width:0;height:1.5pt" o:hralign="center" o:hrstd="t" o:hr="t" fillcolor="#a0a0a0" stroked="f"/>
-        </w:pict>
-      </w:r>
-    </w:p>
-    <w:p>
-      <w:pPr>
-        <w:spacing w:after="0" w:line="240" w:lineRule="auto"/>
-        <w:rPr>
-          <w:rFonts w:cs="B Nazanin"/>
-          <w:b/>
-          <w:bCs/>
-        </w:rPr>
-      </w:pPr>
-      <w:r>
-        <w:rPr>
-          <w:rFonts w:cs="B Nazanin"/>
-          <w:b/>
-          <w:bCs/>
-          <w:rtl/>
-        </w:rPr>
-        <w:t>بخش ششم</w:t>
-      </w:r>
-    </w:p>
-    <w:p>
-      <w:pPr>
-        <w:spacing w:after="0" w:line="240" w:lineRule="auto"/>
-        <w:rPr>
-          <w:rFonts w:cs="B Nazanin"/>
-          <w:b/>
-          <w:bCs/>
-        </w:rPr>
-      </w:pPr>
-      <w:r>
-        <w:rPr>
-          <w:rFonts w:cs="B Nazanin"/>
-          <w:b/>
-          <w:bCs/>
-          <w:rtl/>
-        </w:rPr>
-        <w:t>حالا همه چیز را کنار هم بگذاریم</w:t>
-      </w:r>
-      <w:r>
-        <w:rPr>
-          <w:rFonts w:cs="B Nazanin"/>
-          <w:b/>
-          <w:bCs/>
-        </w:rPr>
-        <w:t>.</w:t>
-      </w:r>
-    </w:p>
-    <w:p>
-      <w:pPr>
-        <w:spacing w:after="0" w:line="240" w:lineRule="auto"/>
-        <w:rPr>
-          <w:rFonts w:cs="B Nazanin"/>
-        </w:rPr>
-      </w:pPr>
-      <w:r>
-        <w:rPr>
-          <w:rFonts w:cs="B Nazanin"/>
-          <w:rtl/>
-        </w:rPr>
-        <w:t>وقتی</w:t>
-      </w:r>
-      <w:r>
-        <w:rPr>
-          <w:rFonts w:cs="B Nazanin"/>
-        </w:rPr>
-        <w:t xml:space="preserve"> Browser </w:t>
-      </w:r>
-      <w:r>
-        <w:rPr>
-          <w:rFonts w:cs="B Nazanin"/>
-          <w:rtl/>
-        </w:rPr>
-        <w:t>درخواست می‌فرستد</w:t>
-      </w:r>
-      <w:r>
-        <w:rPr>
-          <w:rFonts w:cs="B Nazanin"/>
-        </w:rPr>
-        <w:t>:</w:t>
-      </w:r>
-    </w:p>
-    <w:p>
-      <w:pPr>
-        <w:spacing w:after="0" w:line="240" w:lineRule="auto"/>
-        <w:jc w:val="center"/>
-        <w:rPr>
-          <w:rFonts w:cs="B Nazanin"/>
-        </w:rPr>
-      </w:pPr>
-      <w:r>
-        <w:rPr>
-          <w:rFonts w:cs="B Nazanin"/>
-        </w:rPr>
-        <w:t>Browser</w:t>
-      </w:r>
-    </w:p>
-    <w:p>
-      <w:pPr>
-        <w:spacing w:after="0" w:line="240" w:lineRule="auto"/>
-        <w:jc w:val="center"/>
-        <w:rPr>
-          <w:rFonts w:cs="B Nazanin"/>
-        </w:rPr>
-      </w:pPr>
-      <w:r>
-        <w:rPr>
-          <w:rFonts w:cs="B Nazanin"/>
-        </w:rPr>
-        <w:t>↓</w:t>
-      </w:r>
-    </w:p>
-    <w:p>
-      <w:pPr>
-        <w:spacing w:after="0" w:line="240" w:lineRule="auto"/>
-        <w:jc w:val="center"/>
-        <w:rPr>
-          <w:rFonts w:cs="B Nazanin"/>
-        </w:rPr>
-      </w:pPr>
-      <w:r>
-        <w:rPr>
-          <w:rFonts w:cs="B Nazanin"/>
-        </w:rPr>
-        <w:t>Kestrel</w:t>
-      </w:r>
-    </w:p>
-    <w:p>
-      <w:pPr>
-        <w:spacing w:after="0" w:line="240" w:lineRule="auto"/>
-        <w:jc w:val="center"/>
-        <w:rPr>
-          <w:rFonts w:cs="B Nazanin" w:hint="cs"/>
-          <w:rtl/>
-        </w:rPr>
-      </w:pPr>
-      <w:r>
-        <w:rPr>
-          <w:rFonts w:cs="B Nazanin"/>
-        </w:rPr>
-        <w:t>↓</w:t>
-      </w:r>
-    </w:p>
-    <w:p>
-      <w:pPr>
-        <w:spacing w:after="0" w:line="240" w:lineRule="auto"/>
-        <w:jc w:val="center"/>
-        <w:rPr>
-          <w:rFonts w:cs="B Nazanin"/>
-        </w:rPr>
-      </w:pPr>
-      <w:r>
-        <w:rPr>
-          <w:rFonts w:cs="B Nazanin"/>
-        </w:rPr>
-        <w:t>Middleware</w:t>
-      </w:r>
-    </w:p>
-    <w:p>
-      <w:pPr>
-        <w:spacing w:after="0" w:line="240" w:lineRule="auto"/>
-        <w:jc w:val="center"/>
-        <w:rPr>
-          <w:rFonts w:cs="B Nazanin"/>
-        </w:rPr>
-      </w:pPr>
-      <w:r>
-        <w:rPr>
-          <w:rFonts w:cs="B Nazanin"/>
-        </w:rPr>
-        <w:t>↓</w:t>
-      </w:r>
-    </w:p>
-    <w:p>
-      <w:pPr>
-        <w:spacing w:after="0" w:line="240" w:lineRule="auto"/>
-        <w:jc w:val="center"/>
-        <w:rPr>
-          <w:rFonts w:cs="B Nazanin"/>
-        </w:rPr>
-      </w:pPr>
-      <w:r>
-        <w:rPr>
-          <w:rFonts w:cs="B Nazanin"/>
-        </w:rPr>
-        <w:t>Routing</w:t>
-      </w:r>
-    </w:p>
-    <w:p>
-      <w:pPr>
-        <w:spacing w:after="0" w:line="240" w:lineRule="auto"/>
-        <w:jc w:val="center"/>
-        <w:rPr>
-          <w:rFonts w:cs="B Nazanin" w:hint="cs"/>
-          <w:rtl/>
-        </w:rPr>
-      </w:pPr>
-      <w:r>
-        <w:rPr>
-          <w:rFonts w:cs="B Nazanin"/>
-        </w:rPr>
-        <w:t>↓</w:t>
-      </w:r>
-    </w:p>
-    <w:p>
-      <w:pPr>
-        <w:spacing w:after="0" w:line="240" w:lineRule="auto"/>
-        <w:jc w:val="center"/>
-        <w:rPr>
-          <w:rFonts w:cs="B Nazanin"/>
-        </w:rPr>
-      </w:pPr>
-      <w:r>
-        <w:rPr>
-          <w:rFonts w:cs="B Nazanin"/>
-        </w:rPr>
-        <w:t>Controller</w:t>
-      </w:r>
-    </w:p>
-    <w:p>
-      <w:pPr>
-        <w:spacing w:after="0" w:line="240" w:lineRule="auto"/>
-        <w:rPr>
-          <w:rFonts w:cs="B Nazanin"/>
-        </w:rPr>
-      </w:pPr>
-      <w:r>
-        <w:rPr>
-          <w:rFonts w:cs="B Nazanin"/>
-          <w:rtl/>
-        </w:rPr>
-        <w:t>اینجا</w:t>
-      </w:r>
-      <w:r>
-        <w:rPr>
-          <w:rFonts w:cs="B Nazanin"/>
-        </w:rPr>
-        <w:t xml:space="preserve"> Container </w:t>
-      </w:r>
-      <w:r>
-        <w:rPr>
-          <w:rFonts w:cs="B Nazanin"/>
-          <w:rtl/>
-        </w:rPr>
-        <w:t>وارد عمل می‌شود</w:t>
-      </w:r>
-      <w:r>
-        <w:rPr>
-          <w:rFonts w:cs="B Nazanin"/>
-        </w:rPr>
-        <w:t>.</w:t>
-      </w:r>
-    </w:p>
-    <w:p>
-      <w:pPr>
-        <w:spacing w:after="0" w:line="240" w:lineRule="auto"/>
-        <w:jc w:val="center"/>
-        <w:rPr>
-          <w:rFonts w:cs="B Nazanin" w:hint="cs"/>
-          <w:rtl/>
-        </w:rPr>
-      </w:pPr>
-      <w:r>
-        <w:rPr>
-          <w:rFonts w:cs="B Nazanin"/>
-        </w:rPr>
-        <w:t>Controller</w:t>
-      </w:r>
-    </w:p>
-    <w:p>
-      <w:pPr>
-        <w:spacing w:after="0" w:line="240" w:lineRule="auto"/>
-        <w:jc w:val="center"/>
-        <w:rPr>
-          <w:rFonts w:cs="B Nazanin"/>
-        </w:rPr>
-      </w:pPr>
-      <w:r>
-        <w:rPr>
-          <w:rFonts w:cs="B Nazanin"/>
-        </w:rPr>
-        <w:t>↓</w:t>
-      </w:r>
-    </w:p>
-    <w:p>
-      <w:pPr>
-        <w:spacing w:after="0" w:line="240" w:lineRule="auto"/>
-        <w:jc w:val="center"/>
-        <w:rPr>
-          <w:rFonts w:cs="B Nazanin"/>
-        </w:rPr>
-      </w:pPr>
-      <w:r>
-        <w:rPr>
-          <w:rFonts w:cs="B Nazanin"/>
-        </w:rPr>
-        <w:t>Container</w:t>
-      </w:r>
-    </w:p>
-    <w:p>
-      <w:pPr>
-        <w:spacing w:after="0" w:line="240" w:lineRule="auto"/>
-        <w:jc w:val="center"/>
-        <w:rPr>
-          <w:rFonts w:cs="B Nazanin"/>
-        </w:rPr>
-      </w:pPr>
-      <w:r>
-        <w:rPr>
-          <w:rFonts w:cs="B Nazanin"/>
-        </w:rPr>
-        <w:t>↓</w:t>
-      </w:r>
-    </w:p>
-    <w:p>
-      <w:pPr>
-        <w:spacing w:after="0" w:line="240" w:lineRule="auto"/>
-        <w:jc w:val="center"/>
-        <w:rPr>
-          <w:rFonts w:cs="B Nazanin"/>
-        </w:rPr>
-      </w:pPr>
-      <w:r>
-        <w:rPr>
-          <w:rFonts w:cs="B Nazanin"/>
-        </w:rPr>
-        <w:t>Service</w:t>
-      </w:r>
-    </w:p>
-    <w:p>
-      <w:pPr>
-        <w:spacing w:after="0" w:line="240" w:lineRule="auto"/>
-        <w:jc w:val="center"/>
-        <w:rPr>
-          <w:rFonts w:cs="B Nazanin" w:hint="cs"/>
-          <w:rtl/>
-        </w:rPr>
-      </w:pPr>
-      <w:r>
-        <w:rPr>
-          <w:rFonts w:cs="B Nazanin"/>
-        </w:rPr>
-        <w:t>↓</w:t>
-      </w:r>
-    </w:p>
-    <w:p>
-      <w:pPr>
-        <w:spacing w:after="0" w:line="240" w:lineRule="auto"/>
-        <w:jc w:val="center"/>
-        <w:rPr>
-          <w:rFonts w:cs="B Nazanin"/>
-        </w:rPr>
-      </w:pPr>
-      <w:r>
-        <w:rPr>
-          <w:rFonts w:cs="B Nazanin"/>
-        </w:rPr>
-        <w:t>Repository</w:t>
-      </w:r>
-    </w:p>
-    <w:p>
-      <w:pPr>
-        <w:spacing w:after="0" w:line="240" w:lineRule="auto"/>
-        <w:jc w:val="center"/>
-        <w:rPr>
-          <w:rFonts w:cs="B Nazanin"/>
-        </w:rPr>
-      </w:pPr>
-      <w:r>
-        <w:rPr>
-          <w:rFonts w:cs="B Nazanin"/>
-        </w:rPr>
-        <w:t>↓</w:t>
-      </w:r>
-    </w:p>
-    <w:p>
-      <w:pPr>
-        <w:spacing w:after="0" w:line="240" w:lineRule="auto"/>
-        <w:jc w:val="center"/>
-        <w:rPr>
-          <w:rFonts w:cs="B Nazanin"/>
-        </w:rPr>
-      </w:pPr>
-      <w:proofErr w:type="spellStart"/>
-      <w:r>
-        <w:rPr>
-          <w:rFonts w:cs="B Nazanin"/>
-        </w:rPr>
-        <w:t>DbContext</w:t>
-      </w:r>
-      <w:proofErr w:type="spellEnd"/>
-    </w:p>
-    <w:p>
-      <w:pPr>
-        <w:spacing w:after="0" w:line="240" w:lineRule="auto"/>
-        <w:rPr>
-          <w:rFonts w:cs="B Nazanin"/>
-        </w:rPr>
-      </w:pPr>
-      <w:r>
-        <w:rPr>
-          <w:rFonts w:cs="B Nazanin"/>
-          <w:rtl/>
-        </w:rPr>
-        <w:t>بعد</w:t>
-      </w:r>
-      <w:r>
-        <w:rPr>
-          <w:rFonts w:cs="B Nazanin"/>
-        </w:rPr>
-        <w:t xml:space="preserve"> Controller </w:t>
-      </w:r>
-      <w:r>
-        <w:rPr>
-          <w:rFonts w:cs="B Nazanin"/>
-          <w:rtl/>
-        </w:rPr>
-        <w:t>اجرا می‌شود</w:t>
-      </w:r>
-      <w:r>
-        <w:rPr>
-          <w:rFonts w:cs="B Nazanin"/>
-        </w:rPr>
-        <w:t>.</w:t>
-      </w:r>
-    </w:p>
-    <w:p>
-      <w:pPr>
-        <w:spacing w:after="0" w:line="240" w:lineRule="auto"/>
-        <w:rPr>
-          <w:rFonts w:cs="B Nazanin"/>
-        </w:rPr>
-      </w:pPr>
       <w:r>
         <w:rPr>
           <w:rFonts w:cs="B Nazanin"/>
         </w:rPr>
         <w:pict w14:anchorId="0E75A894">
-          <v:rect id="_x0000_i1364" style="width:0;height:1.5pt" o:hralign="center" o:hrstd="t" o:hr="t" fillcolor="#a0a0a0" stroked="f"/>
+          <v:rect id="_x0000_i1119" style="width:0;height:1.5pt" o:hralign="center" o:hrstd="t" o:hr="t" fillcolor="#a0a0a0" stroked="f"/>
         </w:pict>
       </w:r>
     </w:p>
@@ -44739,6 +44690,7 @@
         <w:rPr>
           <w:rFonts w:cs="B Nazanin"/>
         </w:rPr>
+        <w:lastRenderedPageBreak/>
         <w:t>IOptions</w:t>
       </w:r>
       <w:proofErr w:type="spellEnd"/>
@@ -44755,7 +44707,6 @@
           <w:rFonts w:cs="B Nazanin"/>
           <w:rtl/>
         </w:rPr>
-        <w:lastRenderedPageBreak/>
         <w:t>همه از</w:t>
       </w:r>
       <w:r>
@@ -44951,7 +44902,7 @@
       <w:pPr>
         <w:spacing w:after="0" w:line="240" w:lineRule="auto"/>
         <w:rPr>
-          <w:rFonts w:cs="B Nazanin" w:hint="cs"/>
+          <w:rFonts w:cs="B Nazanin"/>
           <w:rtl/>
         </w:rPr>
       </w:pPr>
@@ -45007,7 +44958,7 @@
           <w:rFonts w:cs="B Nazanin"/>
         </w:rPr>
         <w:pict w14:anchorId="52D0FCB9">
-          <v:rect id="_x0000_i1365" style="width:0;height:1.5pt" o:hralign="center" o:hrstd="t" o:hr="t" fillcolor="#a0a0a0" stroked="f"/>
+          <v:rect id="_x0000_i1120" style="width:0;height:1.5pt" o:hralign="center" o:hrstd="t" o:hr="t" fillcolor="#a0a0a0" stroked="f"/>
         </w:pict>
       </w:r>
     </w:p>
@@ -45015,7 +44966,7 @@
       <w:pPr>
         <w:spacing w:after="0" w:line="240" w:lineRule="auto"/>
         <w:rPr>
-          <w:rFonts w:cs="B Nazanin" w:hint="cs"/>
+          <w:rFonts w:cs="B Nazanin"/>
           <w:b/>
           <w:bCs/>
           <w:rtl/>
@@ -45594,7 +45545,7 @@
           <w:rFonts w:cs="B Nazanin"/>
         </w:rPr>
         <w:pict w14:anchorId="367C1F92">
-          <v:rect id="_x0000_i1366" style="width:0;height:1.5pt" o:hralign="center" o:hrstd="t" o:hr="t" fillcolor="#a0a0a0" stroked="f"/>
+          <v:rect id="_x0000_i1121" style="width:0;height:1.5pt" o:hralign="center" o:hrstd="t" o:hr="t" fillcolor="#a0a0a0" stroked="f"/>
         </w:pict>
       </w:r>
     </w:p>
@@ -45681,19 +45632,11 @@
         </w:rPr>
         <w:t xml:space="preserve">اما نه فقط اینکه </w:t>
       </w:r>
-      <w:proofErr w:type="spellStart"/>
-      <w:r>
-        <w:rPr>
-          <w:rFonts w:cs="B Nazanin"/>
-        </w:rPr>
-        <w:t>app.UseAuthentication</w:t>
-      </w:r>
-      <w:proofErr w:type="spellEnd"/>
-      <w:r>
-        <w:rPr>
-          <w:rFonts w:cs="B Nazanin"/>
-        </w:rPr>
-        <w:t xml:space="preserve">() </w:t>
+      <w:r>
+        <w:rPr>
+          <w:rFonts w:cs="B Nazanin"/>
+        </w:rPr>
+        <w:t xml:space="preserve">app.UseAuthentication() </w:t>
       </w:r>
       <w:r>
         <w:rPr>
@@ -45869,7 +45812,7 @@
           <w:rFonts w:cs="B Nazanin"/>
         </w:rPr>
         <w:pict w14:anchorId="52D40020">
-          <v:rect id="_x0000_i1367" style="width:0;height:1.5pt" o:hralign="center" o:hrstd="t" o:hr="t" fillcolor="#a0a0a0" stroked="f"/>
+          <v:rect id="_x0000_i1122" style="width:0;height:1.5pt" o:hralign="center" o:hrstd="t" o:hr="t" fillcolor="#a0a0a0" stroked="f"/>
         </w:pict>
       </w:r>
     </w:p>
@@ -45947,6 +45890,7 @@
           <w:rFonts w:cs="B Nazanin"/>
           <w:rtl/>
         </w:rPr>
+        <w:lastRenderedPageBreak/>
         <w:t>فقط یک توصیه دارم: گاهی ممکن است احساس کنی پیشرفتت نسبت به کسی که صرفاً ویدئوها را با سرعت ۲ برابر می‌بیند کندتر است. اما در عوض، پایه‌ای که می‌سازی معمولاً ماندگارتر است و وقتی وارد موضوعات پیچیده‌تر مثل</w:t>
       </w:r>
       <w:r>
@@ -45998,7 +45942,13 @@
     <w:sectPr>
       <w:footerReference w:type="default" r:id="rId9"/>
       <w:pgSz w:w="11906" w:h="16838"/>
-      <w:pgMar w:top="567" w:right="991" w:bottom="709" w:left="851" w:header="708" w:footer="708" w:gutter="0"/>
+      <w:pgMar w:top="630" w:right="991" w:bottom="709" w:left="851" w:header="708" w:footer="708" w:gutter="0"/>
+      <w:pgBorders w:offsetFrom="page">
+        <w:top w:val="twistedLines2" w:sz="18" w:space="24" w:color="auto"/>
+        <w:left w:val="twistedLines2" w:sz="18" w:space="24" w:color="auto"/>
+        <w:bottom w:val="twistedLines2" w:sz="18" w:space="24" w:color="auto"/>
+        <w:right w:val="twistedLines2" w:sz="18" w:space="24" w:color="auto"/>
+      </w:pgBorders>
       <w:cols w:space="708"/>
       <w:bidi/>
       <w:rtlGutter/>
@@ -49926,6 +49876,7 @@
   <w:style w:type="character" w:default="1" w:styleId="DefaultParagraphFont">
     <w:name w:val="Default Paragraph Font"/>
     <w:uiPriority w:val="1"/>
+    <w:semiHidden/>
     <w:unhideWhenUsed/>
   </w:style>
   <w:style w:type="table" w:default="1" w:styleId="TableNormal">

--- a/asp.net core 8.docx
+++ b/asp.net core 8.docx
@@ -5175,7 +5175,6 @@
         </w:rPr>
       </w:pPr>
       <w:proofErr w:type="spellStart"/>
-      <w:proofErr w:type="gramStart"/>
       <w:r>
         <w:rPr>
           <w:rFonts w:cs="B Nazanin"/>
@@ -5183,7 +5182,6 @@
         <w:t>app.UseAuthorization</w:t>
       </w:r>
       <w:proofErr w:type="spellEnd"/>
-      <w:proofErr w:type="gramEnd"/>
       <w:r>
         <w:rPr>
           <w:rFonts w:cs="B Nazanin"/>
@@ -5199,7 +5197,6 @@
         </w:rPr>
       </w:pPr>
       <w:proofErr w:type="spellStart"/>
-      <w:proofErr w:type="gramStart"/>
       <w:r>
         <w:rPr>
           <w:rFonts w:cs="B Nazanin"/>
@@ -5207,7 +5204,6 @@
         <w:t>app.UseRouting</w:t>
       </w:r>
       <w:proofErr w:type="spellEnd"/>
-      <w:proofErr w:type="gramEnd"/>
       <w:r>
         <w:rPr>
           <w:rFonts w:cs="B Nazanin"/>
@@ -8032,28 +8028,14 @@
         <w:rPr>
           <w:rFonts w:cs="B Nazanin"/>
         </w:rPr>
-        <w:t>Page_</w:t>
-      </w:r>
-      <w:proofErr w:type="gramStart"/>
-      <w:r>
-        <w:rPr>
-          <w:rFonts w:cs="B Nazanin"/>
-        </w:rPr>
-        <w:t>Load</w:t>
+        <w:t>Page_Load</w:t>
       </w:r>
       <w:proofErr w:type="spellEnd"/>
       <w:r>
         <w:rPr>
           <w:rFonts w:cs="B Nazanin"/>
         </w:rPr>
-        <w:t>(</w:t>
-      </w:r>
-      <w:proofErr w:type="gramEnd"/>
-      <w:r>
-        <w:rPr>
-          <w:rFonts w:cs="B Nazanin"/>
-        </w:rPr>
-        <w:t>)</w:t>
+        <w:t>()</w:t>
       </w:r>
     </w:p>
     <w:p>
@@ -8085,28 +8067,14 @@
         <w:rPr>
           <w:rFonts w:cs="B Nazanin"/>
         </w:rPr>
-        <w:t>btnLogin_</w:t>
-      </w:r>
-      <w:proofErr w:type="gramStart"/>
-      <w:r>
-        <w:rPr>
-          <w:rFonts w:cs="B Nazanin"/>
-        </w:rPr>
-        <w:t>Click</w:t>
+        <w:t>btnLogin_Click</w:t>
       </w:r>
       <w:proofErr w:type="spellEnd"/>
       <w:r>
         <w:rPr>
           <w:rFonts w:cs="B Nazanin"/>
         </w:rPr>
-        <w:t>(</w:t>
-      </w:r>
-      <w:proofErr w:type="gramEnd"/>
-      <w:r>
-        <w:rPr>
-          <w:rFonts w:cs="B Nazanin"/>
-        </w:rPr>
-        <w:t>)</w:t>
+        <w:t>()</w:t>
       </w:r>
     </w:p>
     <w:p>
@@ -9932,7 +9900,6 @@
           <w:rFonts w:cs="B Nazanin"/>
         </w:rPr>
       </w:pPr>
-      <w:proofErr w:type="gramStart"/>
       <w:r>
         <w:rPr>
           <w:rFonts w:cs="B Nazanin"/>
@@ -9950,14 +9917,7 @@
         <w:rPr>
           <w:rFonts w:cs="B Nazanin"/>
         </w:rPr>
-        <w:t xml:space="preserve"> :</w:t>
-      </w:r>
-      <w:proofErr w:type="gramEnd"/>
-      <w:r>
-        <w:rPr>
-          <w:rFonts w:cs="B Nazanin"/>
-        </w:rPr>
-        <w:t xml:space="preserve">  </w:t>
+        <w:t xml:space="preserve"> :  </w:t>
       </w:r>
       <w:r>
         <w:rPr>
@@ -14149,14 +14109,7 @@
         <w:rPr>
           <w:rFonts w:cs="B Nazanin"/>
         </w:rPr>
-        <w:t xml:space="preserve">ASP.NET </w:t>
-      </w:r>
-      <w:proofErr w:type="gramStart"/>
-      <w:r>
-        <w:rPr>
-          <w:rFonts w:cs="B Nazanin"/>
-        </w:rPr>
-        <w:t>Core</w:t>
+        <w:t>ASP.NET Core</w:t>
       </w:r>
       <w:r>
         <w:rPr>
@@ -14172,7 +14125,6 @@
         </w:rPr>
         <w:t>یا</w:t>
       </w:r>
-      <w:proofErr w:type="gramEnd"/>
       <w:r>
         <w:rPr>
           <w:rFonts w:cs="B Nazanin" w:hint="cs"/>
@@ -14728,7 +14680,6 @@
           <w:rFonts w:cs="B Nazanin"/>
         </w:rPr>
       </w:pPr>
-      <w:proofErr w:type="gramStart"/>
       <w:r>
         <w:rPr>
           <w:rFonts w:cs="B Nazanin"/>
@@ -14739,14 +14690,7 @@
         <w:rPr>
           <w:rFonts w:cs="B Nazanin"/>
         </w:rPr>
-        <w:t xml:space="preserve"> :</w:t>
-      </w:r>
-      <w:proofErr w:type="gramEnd"/>
-      <w:r>
-        <w:rPr>
-          <w:rFonts w:cs="B Nazanin"/>
-        </w:rPr>
-        <w:t xml:space="preserve"> </w:t>
+        <w:t xml:space="preserve"> : </w:t>
       </w:r>
       <w:r>
         <w:rPr>
@@ -17566,7 +17510,6 @@
         </w:rPr>
       </w:pPr>
       <w:proofErr w:type="spellStart"/>
-      <w:proofErr w:type="gramStart"/>
       <w:r>
         <w:rPr>
           <w:rFonts w:cs="B Nazanin"/>
@@ -17574,7 +17517,6 @@
         <w:t>app.UseRouting</w:t>
       </w:r>
       <w:proofErr w:type="spellEnd"/>
-      <w:proofErr w:type="gramEnd"/>
       <w:r>
         <w:rPr>
           <w:rFonts w:cs="B Nazanin"/>
@@ -17591,7 +17533,6 @@
         </w:rPr>
       </w:pPr>
       <w:proofErr w:type="spellStart"/>
-      <w:proofErr w:type="gramStart"/>
       <w:r>
         <w:rPr>
           <w:rFonts w:cs="B Nazanin"/>
@@ -17599,7 +17540,6 @@
         <w:t>app.UseAuthentication</w:t>
       </w:r>
       <w:proofErr w:type="spellEnd"/>
-      <w:proofErr w:type="gramEnd"/>
       <w:r>
         <w:rPr>
           <w:rFonts w:cs="B Nazanin"/>
@@ -17616,7 +17556,6 @@
         </w:rPr>
       </w:pPr>
       <w:proofErr w:type="spellStart"/>
-      <w:proofErr w:type="gramStart"/>
       <w:r>
         <w:rPr>
           <w:rFonts w:cs="B Nazanin"/>
@@ -17624,7 +17563,6 @@
         <w:t>app.UseAuthorization</w:t>
       </w:r>
       <w:proofErr w:type="spellEnd"/>
-      <w:proofErr w:type="gramEnd"/>
       <w:r>
         <w:rPr>
           <w:rFonts w:cs="B Nazanin"/>
@@ -17641,7 +17579,6 @@
         </w:rPr>
       </w:pPr>
       <w:proofErr w:type="spellStart"/>
-      <w:proofErr w:type="gramStart"/>
       <w:r>
         <w:rPr>
           <w:rFonts w:cs="B Nazanin"/>
@@ -17649,7 +17586,6 @@
         <w:t>app.MapControllers</w:t>
       </w:r>
       <w:proofErr w:type="spellEnd"/>
-      <w:proofErr w:type="gramEnd"/>
       <w:r>
         <w:rPr>
           <w:rFonts w:cs="B Nazanin"/>
@@ -18912,7 +18848,6 @@
         <w:t xml:space="preserve"> </w:t>
       </w:r>
       <w:proofErr w:type="spellStart"/>
-      <w:proofErr w:type="gramStart"/>
       <w:r>
         <w:rPr>
           <w:rFonts w:cs="B Nazanin"/>
@@ -18920,7 +18855,6 @@
         <w:t>appsettings.json</w:t>
       </w:r>
       <w:proofErr w:type="spellEnd"/>
-      <w:proofErr w:type="gramEnd"/>
     </w:p>
     <w:p>
       <w:pPr>
@@ -19950,7 +19884,6 @@
         </w:rPr>
       </w:pPr>
       <w:proofErr w:type="spellStart"/>
-      <w:proofErr w:type="gramStart"/>
       <w:r>
         <w:rPr>
           <w:rFonts w:cs="B Nazanin"/>
@@ -19958,7 +19891,6 @@
         <w:t>builder.Services.AddControllersWithViews</w:t>
       </w:r>
       <w:proofErr w:type="spellEnd"/>
-      <w:proofErr w:type="gramEnd"/>
       <w:r>
         <w:rPr>
           <w:rFonts w:cs="B Nazanin"/>
@@ -19981,7 +19913,6 @@
         <w:t xml:space="preserve">var app = </w:t>
       </w:r>
       <w:proofErr w:type="spellStart"/>
-      <w:proofErr w:type="gramStart"/>
       <w:r>
         <w:rPr>
           <w:rFonts w:cs="B Nazanin"/>
@@ -19989,7 +19920,6 @@
         <w:t>builder.Build</w:t>
       </w:r>
       <w:proofErr w:type="spellEnd"/>
-      <w:proofErr w:type="gramEnd"/>
       <w:r>
         <w:rPr>
           <w:rFonts w:cs="B Nazanin"/>
@@ -20009,28 +19939,14 @@
         <w:rPr>
           <w:rFonts w:cs="B Nazanin"/>
         </w:rPr>
-        <w:t xml:space="preserve">if </w:t>
-      </w:r>
-      <w:proofErr w:type="gramStart"/>
-      <w:r>
-        <w:rPr>
-          <w:rFonts w:cs="B Nazanin"/>
-        </w:rPr>
-        <w:t>(!</w:t>
+        <w:t>if (!</w:t>
       </w:r>
       <w:proofErr w:type="spellStart"/>
       <w:r>
         <w:rPr>
           <w:rFonts w:cs="B Nazanin"/>
         </w:rPr>
-        <w:t>app</w:t>
-      </w:r>
-      <w:proofErr w:type="gramEnd"/>
-      <w:r>
-        <w:rPr>
-          <w:rFonts w:cs="B Nazanin"/>
-        </w:rPr>
-        <w:t>.Environment.IsDevelopment</w:t>
+        <w:t>app.Environment.IsDevelopment</w:t>
       </w:r>
       <w:proofErr w:type="spellEnd"/>
       <w:r>
@@ -20076,7 +19992,6 @@
         <w:tab/>
       </w:r>
       <w:proofErr w:type="spellStart"/>
-      <w:proofErr w:type="gramStart"/>
       <w:r>
         <w:rPr>
           <w:rFonts w:cs="B Nazanin"/>
@@ -20084,7 +19999,6 @@
         <w:t>app.UseExceptionHandler</w:t>
       </w:r>
       <w:proofErr w:type="spellEnd"/>
-      <w:proofErr w:type="gramEnd"/>
       <w:r>
         <w:rPr>
           <w:rFonts w:cs="B Nazanin"/>
@@ -20113,7 +20027,6 @@
         <w:tab/>
       </w:r>
       <w:proofErr w:type="spellStart"/>
-      <w:proofErr w:type="gramStart"/>
       <w:r>
         <w:rPr>
           <w:rFonts w:cs="B Nazanin"/>
@@ -20121,7 +20034,6 @@
         <w:t>app.UseHsts</w:t>
       </w:r>
       <w:proofErr w:type="spellEnd"/>
-      <w:proofErr w:type="gramEnd"/>
       <w:r>
         <w:rPr>
           <w:rFonts w:cs="B Nazanin"/>
@@ -20153,7 +20065,6 @@
         </w:rPr>
       </w:pPr>
       <w:proofErr w:type="spellStart"/>
-      <w:proofErr w:type="gramStart"/>
       <w:r>
         <w:rPr>
           <w:rFonts w:cs="B Nazanin"/>
@@ -20161,7 +20072,6 @@
         <w:t>app.UseHttpsRedirection</w:t>
       </w:r>
       <w:proofErr w:type="spellEnd"/>
-      <w:proofErr w:type="gramEnd"/>
       <w:r>
         <w:rPr>
           <w:rFonts w:cs="B Nazanin"/>
@@ -20178,7 +20088,6 @@
         </w:rPr>
       </w:pPr>
       <w:proofErr w:type="spellStart"/>
-      <w:proofErr w:type="gramStart"/>
       <w:r>
         <w:rPr>
           <w:rFonts w:cs="B Nazanin"/>
@@ -20186,7 +20095,6 @@
         <w:t>app.UseStaticFiles</w:t>
       </w:r>
       <w:proofErr w:type="spellEnd"/>
-      <w:proofErr w:type="gramEnd"/>
       <w:r>
         <w:rPr>
           <w:rFonts w:cs="B Nazanin"/>
@@ -20212,7 +20120,6 @@
         </w:rPr>
       </w:pPr>
       <w:proofErr w:type="spellStart"/>
-      <w:proofErr w:type="gramStart"/>
       <w:r>
         <w:rPr>
           <w:rFonts w:cs="B Nazanin"/>
@@ -20220,7 +20127,6 @@
         <w:t>app.UseRouting</w:t>
       </w:r>
       <w:proofErr w:type="spellEnd"/>
-      <w:proofErr w:type="gramEnd"/>
       <w:r>
         <w:rPr>
           <w:rFonts w:cs="B Nazanin"/>
@@ -20237,7 +20143,6 @@
         </w:rPr>
       </w:pPr>
       <w:proofErr w:type="spellStart"/>
-      <w:proofErr w:type="gramStart"/>
       <w:r>
         <w:rPr>
           <w:rFonts w:cs="B Nazanin"/>
@@ -20245,7 +20150,6 @@
         <w:t>app.UseAuthorization</w:t>
       </w:r>
       <w:proofErr w:type="spellEnd"/>
-      <w:proofErr w:type="gramEnd"/>
       <w:r>
         <w:rPr>
           <w:rFonts w:cs="B Nazanin"/>
@@ -20262,7 +20166,6 @@
         </w:rPr>
       </w:pPr>
       <w:proofErr w:type="spellStart"/>
-      <w:proofErr w:type="gramStart"/>
       <w:r>
         <w:rPr>
           <w:rFonts w:cs="B Nazanin"/>
@@ -20270,7 +20173,6 @@
         <w:t>app.MapStaticAssets</w:t>
       </w:r>
       <w:proofErr w:type="spellEnd"/>
-      <w:proofErr w:type="gramEnd"/>
       <w:r>
         <w:rPr>
           <w:rFonts w:cs="B Nazanin"/>
@@ -20287,7 +20189,6 @@
         </w:rPr>
       </w:pPr>
       <w:proofErr w:type="spellStart"/>
-      <w:proofErr w:type="gramStart"/>
       <w:r>
         <w:rPr>
           <w:rFonts w:cs="B Nazanin"/>
@@ -20295,7 +20196,6 @@
         <w:t>app.MapControllerRoute</w:t>
       </w:r>
       <w:proofErr w:type="spellEnd"/>
-      <w:proofErr w:type="gramEnd"/>
       <w:r>
         <w:rPr>
           <w:rFonts w:cs="B Nazanin"/>
@@ -20377,7 +20277,6 @@
         </w:rPr>
         <w:tab/>
       </w:r>
-      <w:proofErr w:type="gramStart"/>
       <w:r>
         <w:rPr>
           <w:rFonts w:cs="B Nazanin"/>
@@ -20392,7 +20291,6 @@
         <w:t>WithStaticAssets</w:t>
       </w:r>
       <w:proofErr w:type="spellEnd"/>
-      <w:proofErr w:type="gramEnd"/>
       <w:r>
         <w:rPr>
           <w:rFonts w:cs="B Nazanin"/>
@@ -20418,7 +20316,6 @@
         </w:rPr>
       </w:pPr>
       <w:proofErr w:type="spellStart"/>
-      <w:proofErr w:type="gramStart"/>
       <w:r>
         <w:rPr>
           <w:rFonts w:cs="B Nazanin"/>
@@ -20426,7 +20323,6 @@
         <w:t>app.Run</w:t>
       </w:r>
       <w:proofErr w:type="spellEnd"/>
-      <w:proofErr w:type="gramEnd"/>
       <w:r>
         <w:rPr>
           <w:rFonts w:cs="B Nazanin"/>
@@ -21283,7 +21179,6 @@
         </w:rPr>
       </w:pPr>
       <w:proofErr w:type="spellStart"/>
-      <w:proofErr w:type="gramStart"/>
       <w:r>
         <w:rPr>
           <w:rFonts w:cs="B Nazanin"/>
@@ -21291,7 +21186,6 @@
         <w:t>builder.Services.AddControllersWithViews</w:t>
       </w:r>
       <w:proofErr w:type="spellEnd"/>
-      <w:proofErr w:type="gramEnd"/>
       <w:r>
         <w:rPr>
           <w:rFonts w:cs="B Nazanin"/>
@@ -21626,7 +21520,6 @@
         </w:rPr>
       </w:pPr>
       <w:proofErr w:type="spellStart"/>
-      <w:proofErr w:type="gramStart"/>
       <w:r>
         <w:rPr>
           <w:rFonts w:cs="B Nazanin"/>
@@ -21634,7 +21527,6 @@
         <w:t>builder.AddController</w:t>
       </w:r>
       <w:proofErr w:type="spellEnd"/>
-      <w:proofErr w:type="gramEnd"/>
       <w:r>
         <w:rPr>
           <w:rFonts w:cs="B Nazanin"/>
@@ -21795,7 +21687,6 @@
         <w:t xml:space="preserve">var app = </w:t>
       </w:r>
       <w:proofErr w:type="spellStart"/>
-      <w:proofErr w:type="gramStart"/>
       <w:r>
         <w:rPr>
           <w:rFonts w:cs="B Nazanin"/>
@@ -21803,7 +21694,6 @@
         <w:t>builder.Build</w:t>
       </w:r>
       <w:proofErr w:type="spellEnd"/>
-      <w:proofErr w:type="gramEnd"/>
       <w:r>
         <w:rPr>
           <w:rFonts w:cs="B Nazanin"/>
@@ -22171,7 +22061,6 @@
         </w:rPr>
       </w:pPr>
       <w:proofErr w:type="spellStart"/>
-      <w:proofErr w:type="gramStart"/>
       <w:r>
         <w:rPr>
           <w:rFonts w:cs="B Nazanin"/>
@@ -22179,7 +22068,6 @@
         <w:t>app.UseHttpsRedirection</w:t>
       </w:r>
       <w:proofErr w:type="spellEnd"/>
-      <w:proofErr w:type="gramEnd"/>
       <w:r>
         <w:rPr>
           <w:rFonts w:cs="B Nazanin"/>
@@ -22196,7 +22084,6 @@
         </w:rPr>
       </w:pPr>
       <w:proofErr w:type="spellStart"/>
-      <w:proofErr w:type="gramStart"/>
       <w:r>
         <w:rPr>
           <w:rFonts w:cs="B Nazanin"/>
@@ -22204,7 +22091,6 @@
         <w:t>app.UseStaticFiles</w:t>
       </w:r>
       <w:proofErr w:type="spellEnd"/>
-      <w:proofErr w:type="gramEnd"/>
       <w:r>
         <w:rPr>
           <w:rFonts w:cs="B Nazanin"/>
@@ -22221,7 +22107,6 @@
         </w:rPr>
       </w:pPr>
       <w:proofErr w:type="spellStart"/>
-      <w:proofErr w:type="gramStart"/>
       <w:r>
         <w:rPr>
           <w:rFonts w:cs="B Nazanin"/>
@@ -22229,7 +22114,6 @@
         <w:t>app.UseRouting</w:t>
       </w:r>
       <w:proofErr w:type="spellEnd"/>
-      <w:proofErr w:type="gramEnd"/>
       <w:r>
         <w:rPr>
           <w:rFonts w:cs="B Nazanin"/>
@@ -22246,7 +22130,6 @@
         </w:rPr>
       </w:pPr>
       <w:proofErr w:type="spellStart"/>
-      <w:proofErr w:type="gramStart"/>
       <w:r>
         <w:rPr>
           <w:rFonts w:cs="B Nazanin"/>
@@ -22254,7 +22137,6 @@
         <w:t>app.UseAuthorization</w:t>
       </w:r>
       <w:proofErr w:type="spellEnd"/>
-      <w:proofErr w:type="gramEnd"/>
       <w:r>
         <w:rPr>
           <w:rFonts w:cs="B Nazanin"/>
@@ -22493,7 +22375,6 @@
         </w:rPr>
       </w:pPr>
       <w:proofErr w:type="spellStart"/>
-      <w:proofErr w:type="gramStart"/>
       <w:r>
         <w:rPr>
           <w:rFonts w:cs="B Nazanin"/>
@@ -22517,28 +22398,7 @@
         <w:rPr>
           <w:rFonts w:cs="B Nazanin"/>
         </w:rPr>
-        <w:t>name</w:t>
-      </w:r>
-      <w:proofErr w:type="gramEnd"/>
-      <w:r>
-        <w:rPr>
-          <w:rFonts w:cs="B Nazanin"/>
-        </w:rPr>
-        <w:t>: "default</w:t>
-      </w:r>
-      <w:proofErr w:type="gramStart"/>
-      <w:r>
-        <w:rPr>
-          <w:rFonts w:cs="B Nazanin"/>
-        </w:rPr>
-        <w:t>",  pattern</w:t>
-      </w:r>
-      <w:proofErr w:type="gramEnd"/>
-      <w:r>
-        <w:rPr>
-          <w:rFonts w:cs="B Nazanin"/>
-        </w:rPr>
-        <w:t>: "{controller=Home}/{action=Index}/{id?}");</w:t>
+        <w:t>name: "default",  pattern: "{controller=Home}/{action=Index}/{id?}");</w:t>
       </w:r>
     </w:p>
     <w:p>
@@ -22738,7 +22598,6 @@
         </w:rPr>
       </w:pPr>
       <w:proofErr w:type="spellStart"/>
-      <w:proofErr w:type="gramStart"/>
       <w:r>
         <w:rPr>
           <w:rFonts w:cs="B Nazanin"/>
@@ -22746,7 +22605,6 @@
         <w:t>app.Run</w:t>
       </w:r>
       <w:proofErr w:type="spellEnd"/>
-      <w:proofErr w:type="gramEnd"/>
       <w:r>
         <w:rPr>
           <w:rFonts w:cs="B Nazanin"/>
@@ -23118,7 +22976,6 @@
         </w:rPr>
       </w:pPr>
       <w:proofErr w:type="spellStart"/>
-      <w:proofErr w:type="gramStart"/>
       <w:r>
         <w:rPr>
           <w:rFonts w:cs="B Nazanin"/>
@@ -23130,14 +22987,7 @@
         <w:rPr>
           <w:rFonts w:cs="B Nazanin"/>
         </w:rPr>
-        <w:t>(</w:t>
-      </w:r>
-      <w:proofErr w:type="gramEnd"/>
-      <w:r>
-        <w:rPr>
-          <w:rFonts w:cs="B Nazanin"/>
-        </w:rPr>
-        <w:t>)</w:t>
+        <w:t>()</w:t>
       </w:r>
     </w:p>
     <w:p>
@@ -23164,7 +23014,6 @@
         </w:rPr>
       </w:pPr>
       <w:proofErr w:type="spellStart"/>
-      <w:proofErr w:type="gramStart"/>
       <w:r>
         <w:rPr>
           <w:rFonts w:cs="B Nazanin"/>
@@ -23176,14 +23025,7 @@
         <w:rPr>
           <w:rFonts w:cs="B Nazanin"/>
         </w:rPr>
-        <w:t>(</w:t>
-      </w:r>
-      <w:proofErr w:type="gramEnd"/>
-      <w:r>
-        <w:rPr>
-          <w:rFonts w:cs="B Nazanin"/>
-        </w:rPr>
-        <w:t>)</w:t>
+        <w:t>()</w:t>
       </w:r>
     </w:p>
     <w:p>
@@ -23210,7 +23052,6 @@
         </w:rPr>
       </w:pPr>
       <w:proofErr w:type="spellStart"/>
-      <w:proofErr w:type="gramStart"/>
       <w:r>
         <w:rPr>
           <w:rFonts w:cs="B Nazanin"/>
@@ -23222,14 +23063,7 @@
         <w:rPr>
           <w:rFonts w:cs="B Nazanin"/>
         </w:rPr>
-        <w:t>(</w:t>
-      </w:r>
-      <w:proofErr w:type="gramEnd"/>
-      <w:r>
-        <w:rPr>
-          <w:rFonts w:cs="B Nazanin"/>
-        </w:rPr>
-        <w:t>)</w:t>
+        <w:t>()</w:t>
       </w:r>
     </w:p>
     <w:p>
@@ -23517,23 +23351,13 @@
           <w:rFonts w:cs="B Nazanin"/>
         </w:rPr>
       </w:pPr>
-      <w:proofErr w:type="gramStart"/>
-      <w:r>
-        <w:rPr>
-          <w:rFonts w:cs="B Nazanin"/>
-          <w:b/>
-          <w:bCs/>
-        </w:rPr>
-        <w:t>Build(</w:t>
-      </w:r>
-      <w:proofErr w:type="gramEnd"/>
-      <w:r>
-        <w:rPr>
-          <w:rFonts w:cs="B Nazanin"/>
-          <w:b/>
-          <w:bCs/>
-        </w:rPr>
-        <w:t xml:space="preserve">) </w:t>
+      <w:r>
+        <w:rPr>
+          <w:rFonts w:cs="B Nazanin"/>
+          <w:b/>
+          <w:bCs/>
+        </w:rPr>
+        <w:t xml:space="preserve">Build() </w:t>
       </w:r>
       <w:r>
         <w:rPr>
@@ -23618,23 +23442,13 @@
           <w:rFonts w:cs="B Nazanin"/>
         </w:rPr>
       </w:pPr>
-      <w:proofErr w:type="gramStart"/>
-      <w:r>
-        <w:rPr>
-          <w:rFonts w:cs="B Nazanin"/>
-          <w:b/>
-          <w:bCs/>
-        </w:rPr>
-        <w:t>Run(</w:t>
-      </w:r>
-      <w:proofErr w:type="gramEnd"/>
-      <w:r>
-        <w:rPr>
-          <w:rFonts w:cs="B Nazanin"/>
-          <w:b/>
-          <w:bCs/>
-        </w:rPr>
-        <w:t xml:space="preserve">) </w:t>
+      <w:r>
+        <w:rPr>
+          <w:rFonts w:cs="B Nazanin"/>
+          <w:b/>
+          <w:bCs/>
+        </w:rPr>
+        <w:t xml:space="preserve">Run() </w:t>
       </w:r>
       <w:r>
         <w:rPr>
@@ -23922,7 +23736,6 @@
         </w:rPr>
       </w:pPr>
       <w:proofErr w:type="spellStart"/>
-      <w:proofErr w:type="gramStart"/>
       <w:r>
         <w:rPr>
           <w:rFonts w:cs="B Nazanin"/>
@@ -23930,7 +23743,6 @@
         <w:t>builder.Services.AddControllersWithViews</w:t>
       </w:r>
       <w:proofErr w:type="spellEnd"/>
-      <w:proofErr w:type="gramEnd"/>
       <w:r>
         <w:rPr>
           <w:rFonts w:cs="B Nazanin"/>
@@ -24430,7 +24242,6 @@
         </w:rPr>
       </w:pPr>
       <w:proofErr w:type="spellStart"/>
-      <w:proofErr w:type="gramStart"/>
       <w:r>
         <w:rPr>
           <w:rFonts w:cs="B Nazanin"/>
@@ -24438,7 +24249,6 @@
         <w:t>builder.Services.AddControllersWithViews</w:t>
       </w:r>
       <w:proofErr w:type="spellEnd"/>
-      <w:proofErr w:type="gramEnd"/>
       <w:r>
         <w:rPr>
           <w:rFonts w:cs="B Nazanin"/>
@@ -28812,7 +28622,6 @@
         <w:t xml:space="preserve">var app = </w:t>
       </w:r>
       <w:proofErr w:type="spellStart"/>
-      <w:proofErr w:type="gramStart"/>
       <w:r>
         <w:rPr>
           <w:rFonts w:cs="B Nazanin"/>
@@ -28820,7 +28629,6 @@
         <w:t>builder.Build</w:t>
       </w:r>
       <w:proofErr w:type="spellEnd"/>
-      <w:proofErr w:type="gramEnd"/>
       <w:r>
         <w:rPr>
           <w:rFonts w:cs="B Nazanin"/>
@@ -28837,7 +28645,6 @@
         </w:rPr>
       </w:pPr>
       <w:proofErr w:type="spellStart"/>
-      <w:proofErr w:type="gramStart"/>
       <w:r>
         <w:rPr>
           <w:rFonts w:cs="B Nazanin"/>
@@ -28845,7 +28652,6 @@
         <w:t>app.Run</w:t>
       </w:r>
       <w:proofErr w:type="spellEnd"/>
-      <w:proofErr w:type="gramEnd"/>
       <w:r>
         <w:rPr>
           <w:rFonts w:cs="B Nazanin"/>
@@ -28948,19 +28754,11 @@
           <w:rFonts w:cs="B Nazanin"/>
         </w:rPr>
       </w:pPr>
-      <w:proofErr w:type="gramStart"/>
-      <w:r>
-        <w:rPr>
-          <w:rFonts w:cs="B Nazanin"/>
-        </w:rPr>
-        <w:t>Listen(</w:t>
-      </w:r>
-      <w:proofErr w:type="gramEnd"/>
-      <w:r>
-        <w:rPr>
-          <w:rFonts w:cs="B Nazanin"/>
-        </w:rPr>
-        <w:t>)</w:t>
+      <w:r>
+        <w:rPr>
+          <w:rFonts w:cs="B Nazanin"/>
+        </w:rPr>
+        <w:t>Listen()</w:t>
       </w:r>
     </w:p>
     <w:p>
@@ -31474,28 +31272,14 @@
         <w:rPr>
           <w:rFonts w:cs="B Nazanin"/>
         </w:rPr>
-        <w:t>Page_</w:t>
-      </w:r>
-      <w:proofErr w:type="gramStart"/>
-      <w:r>
-        <w:rPr>
-          <w:rFonts w:cs="B Nazanin"/>
-        </w:rPr>
-        <w:t>Load</w:t>
+        <w:t>Page_Load</w:t>
       </w:r>
       <w:proofErr w:type="spellEnd"/>
       <w:r>
         <w:rPr>
           <w:rFonts w:cs="B Nazanin"/>
         </w:rPr>
-        <w:t>(</w:t>
-      </w:r>
-      <w:proofErr w:type="gramEnd"/>
-      <w:r>
-        <w:rPr>
-          <w:rFonts w:cs="B Nazanin"/>
-        </w:rPr>
-        <w:t xml:space="preserve">object sender, </w:t>
+        <w:t xml:space="preserve">(object sender, </w:t>
       </w:r>
       <w:proofErr w:type="spellStart"/>
       <w:r>
@@ -31556,7 +31340,6 @@
         <w:t xml:space="preserve"> service = new </w:t>
       </w:r>
       <w:proofErr w:type="spellStart"/>
-      <w:proofErr w:type="gramStart"/>
       <w:r>
         <w:rPr>
           <w:rFonts w:cs="B Nazanin"/>
@@ -31568,14 +31351,7 @@
         <w:rPr>
           <w:rFonts w:cs="B Nazanin"/>
         </w:rPr>
-        <w:t>(</w:t>
-      </w:r>
-      <w:proofErr w:type="gramEnd"/>
-      <w:r>
-        <w:rPr>
-          <w:rFonts w:cs="B Nazanin"/>
-        </w:rPr>
-        <w:t>);</w:t>
+        <w:t>();</w:t>
       </w:r>
     </w:p>
     <w:p>
@@ -31593,7 +31369,6 @@
         <w:t xml:space="preserve">    var products = </w:t>
       </w:r>
       <w:proofErr w:type="spellStart"/>
-      <w:proofErr w:type="gramStart"/>
       <w:r>
         <w:rPr>
           <w:rFonts w:cs="B Nazanin"/>
@@ -31601,7 +31376,6 @@
         <w:t>service.GetAll</w:t>
       </w:r>
       <w:proofErr w:type="spellEnd"/>
-      <w:proofErr w:type="gramEnd"/>
       <w:r>
         <w:rPr>
           <w:rFonts w:cs="B Nazanin"/>
@@ -31829,7 +31603,6 @@
         <w:t xml:space="preserve">        new </w:t>
       </w:r>
       <w:proofErr w:type="spellStart"/>
-      <w:proofErr w:type="gramStart"/>
       <w:r>
         <w:rPr>
           <w:rFonts w:cs="B Nazanin"/>
@@ -31841,14 +31614,7 @@
         <w:rPr>
           <w:rFonts w:cs="B Nazanin"/>
         </w:rPr>
-        <w:t>(</w:t>
-      </w:r>
-      <w:proofErr w:type="gramEnd"/>
-      <w:r>
-        <w:rPr>
-          <w:rFonts w:cs="B Nazanin"/>
-        </w:rPr>
-        <w:t>);</w:t>
+        <w:t>();</w:t>
       </w:r>
     </w:p>
     <w:p>
@@ -31964,14 +31730,7 @@
         <w:rPr>
           <w:rFonts w:cs="B Nazanin"/>
         </w:rPr>
-        <w:t xml:space="preserve"> connection </w:t>
-      </w:r>
-      <w:proofErr w:type="gramStart"/>
-      <w:r>
-        <w:rPr>
-          <w:rFonts w:cs="B Nazanin"/>
-        </w:rPr>
-        <w:t>=</w:t>
+        <w:t xml:space="preserve"> connection =</w:t>
       </w:r>
       <w:r>
         <w:rPr>
@@ -31983,14 +31742,7 @@
         <w:rPr>
           <w:rFonts w:cs="B Nazanin"/>
         </w:rPr>
-        <w:t xml:space="preserve"> new</w:t>
-      </w:r>
-      <w:proofErr w:type="gramEnd"/>
-      <w:r>
-        <w:rPr>
-          <w:rFonts w:cs="B Nazanin"/>
-        </w:rPr>
-        <w:t xml:space="preserve"> </w:t>
+        <w:t xml:space="preserve"> new </w:t>
       </w:r>
       <w:proofErr w:type="spellStart"/>
       <w:r>
@@ -33280,7 +33032,6 @@
         <w:t xml:space="preserve">new </w:t>
       </w:r>
       <w:proofErr w:type="spellStart"/>
-      <w:proofErr w:type="gramStart"/>
       <w:r>
         <w:rPr>
           <w:rFonts w:cs="B Nazanin"/>
@@ -33292,14 +33043,7 @@
         <w:rPr>
           <w:rFonts w:cs="B Nazanin"/>
         </w:rPr>
-        <w:t>(</w:t>
-      </w:r>
-      <w:proofErr w:type="gramEnd"/>
-      <w:r>
-        <w:rPr>
-          <w:rFonts w:cs="B Nazanin"/>
-        </w:rPr>
-        <w:t>);</w:t>
+        <w:t>();</w:t>
       </w:r>
     </w:p>
     <w:p>
@@ -33507,7 +33251,6 @@
         <w:t xml:space="preserve">    public </w:t>
       </w:r>
       <w:proofErr w:type="spellStart"/>
-      <w:proofErr w:type="gramStart"/>
       <w:r>
         <w:rPr>
           <w:rFonts w:cs="B Nazanin"/>
@@ -33522,7 +33265,6 @@
         <w:t>(</w:t>
       </w:r>
       <w:proofErr w:type="spellStart"/>
-      <w:proofErr w:type="gramEnd"/>
       <w:r>
         <w:rPr>
           <w:rFonts w:cs="B Nazanin"/>
@@ -33567,7 +33309,6 @@
         <w:t xml:space="preserve">        </w:t>
       </w:r>
       <w:proofErr w:type="spellStart"/>
-      <w:proofErr w:type="gramStart"/>
       <w:r>
         <w:rPr>
           <w:rFonts w:cs="B Nazanin"/>
@@ -33575,7 +33316,6 @@
         <w:t>this.repository</w:t>
       </w:r>
       <w:proofErr w:type="spellEnd"/>
-      <w:proofErr w:type="gramEnd"/>
       <w:r>
         <w:rPr>
           <w:rFonts w:cs="B Nazanin"/>
@@ -34447,7 +34187,6 @@
         </w:rPr>
       </w:pPr>
       <w:proofErr w:type="spellStart"/>
-      <w:proofErr w:type="gramStart"/>
       <w:r>
         <w:rPr>
           <w:rFonts w:cs="B Nazanin"/>
@@ -34455,7 +34194,6 @@
         <w:t>builder.Services.AddControllersWithViews</w:t>
       </w:r>
       <w:proofErr w:type="spellEnd"/>
-      <w:proofErr w:type="gramEnd"/>
       <w:r>
         <w:rPr>
           <w:rFonts w:cs="B Nazanin"/>
@@ -34619,7 +34357,6 @@
         </w:rPr>
       </w:pPr>
       <w:proofErr w:type="spellStart"/>
-      <w:proofErr w:type="gramStart"/>
       <w:r>
         <w:rPr>
           <w:rFonts w:cs="B Nazanin"/>
@@ -34627,7 +34364,6 @@
         <w:t>builder.Services.AddScoped</w:t>
       </w:r>
       <w:proofErr w:type="spellEnd"/>
-      <w:proofErr w:type="gramEnd"/>
       <w:r>
         <w:rPr>
           <w:rFonts w:cs="B Nazanin"/>
@@ -34642,19 +34378,11 @@
         <w:t>ProductService</w:t>
       </w:r>
       <w:proofErr w:type="spellEnd"/>
-      <w:proofErr w:type="gramStart"/>
-      <w:r>
-        <w:rPr>
-          <w:rFonts w:cs="B Nazanin"/>
-        </w:rPr>
-        <w:t>&gt;(</w:t>
-      </w:r>
-      <w:proofErr w:type="gramEnd"/>
-      <w:r>
-        <w:rPr>
-          <w:rFonts w:cs="B Nazanin"/>
-        </w:rPr>
-        <w:t>);</w:t>
+      <w:r>
+        <w:rPr>
+          <w:rFonts w:cs="B Nazanin"/>
+        </w:rPr>
+        <w:t>&gt;();</w:t>
       </w:r>
     </w:p>
     <w:p>
@@ -35138,7 +34866,6 @@
         </w:rPr>
       </w:pPr>
       <w:proofErr w:type="spellStart"/>
-      <w:proofErr w:type="gramStart"/>
       <w:r>
         <w:rPr>
           <w:rFonts w:cs="B Nazanin"/>
@@ -35146,7 +34873,6 @@
         <w:t>builder.Services.AddScoped</w:t>
       </w:r>
       <w:proofErr w:type="spellEnd"/>
-      <w:proofErr w:type="gramEnd"/>
       <w:r>
         <w:rPr>
           <w:rFonts w:cs="B Nazanin"/>
@@ -35161,19 +34887,11 @@
         <w:t>ProductService</w:t>
       </w:r>
       <w:proofErr w:type="spellEnd"/>
-      <w:proofErr w:type="gramStart"/>
-      <w:r>
-        <w:rPr>
-          <w:rFonts w:cs="B Nazanin"/>
-        </w:rPr>
-        <w:t>&gt;(</w:t>
-      </w:r>
-      <w:proofErr w:type="gramEnd"/>
-      <w:r>
-        <w:rPr>
-          <w:rFonts w:cs="B Nazanin"/>
-        </w:rPr>
-        <w:t>);</w:t>
+      <w:r>
+        <w:rPr>
+          <w:rFonts w:cs="B Nazanin"/>
+        </w:rPr>
+        <w:t>&gt;();</w:t>
       </w:r>
     </w:p>
     <w:p>
@@ -35221,7 +34939,6 @@
         <w:t xml:space="preserve">public class </w:t>
       </w:r>
       <w:proofErr w:type="spellStart"/>
-      <w:proofErr w:type="gramStart"/>
       <w:r>
         <w:rPr>
           <w:rFonts w:cs="B Nazanin"/>
@@ -35233,14 +34950,7 @@
         <w:rPr>
           <w:rFonts w:cs="B Nazanin"/>
         </w:rPr>
-        <w:t xml:space="preserve"> :</w:t>
-      </w:r>
-      <w:proofErr w:type="gramEnd"/>
-      <w:r>
-        <w:rPr>
-          <w:rFonts w:cs="B Nazanin"/>
-        </w:rPr>
-        <w:t xml:space="preserve"> Controller</w:t>
+        <w:t xml:space="preserve"> : Controller</w:t>
       </w:r>
     </w:p>
     <w:p>
@@ -35328,7 +35038,6 @@
         <w:t xml:space="preserve">    public </w:t>
       </w:r>
       <w:proofErr w:type="spellStart"/>
-      <w:proofErr w:type="gramStart"/>
       <w:r>
         <w:rPr>
           <w:rFonts w:cs="B Nazanin"/>
@@ -35343,7 +35052,6 @@
         <w:t>(</w:t>
       </w:r>
       <w:proofErr w:type="spellStart"/>
-      <w:proofErr w:type="gramEnd"/>
       <w:r>
         <w:rPr>
           <w:rFonts w:cs="B Nazanin"/>
@@ -35402,7 +35110,6 @@
         <w:t xml:space="preserve"> </w:t>
       </w:r>
       <w:proofErr w:type="spellStart"/>
-      <w:proofErr w:type="gramStart"/>
       <w:r>
         <w:rPr>
           <w:rFonts w:cs="B Nazanin"/>
@@ -35410,7 +35117,6 @@
         <w:t>this.service</w:t>
       </w:r>
       <w:proofErr w:type="spellEnd"/>
-      <w:proofErr w:type="gramEnd"/>
       <w:r>
         <w:rPr>
           <w:rFonts w:cs="B Nazanin"/>
@@ -36894,21 +36600,7 @@
         <w:rPr>
           <w:rFonts w:cs="B Nazanin"/>
         </w:rPr>
-        <w:t xml:space="preserve">public IActionResult </w:t>
-      </w:r>
-      <w:proofErr w:type="gramStart"/>
-      <w:r>
-        <w:rPr>
-          <w:rFonts w:cs="B Nazanin"/>
-        </w:rPr>
-        <w:t>Index(</w:t>
-      </w:r>
-      <w:proofErr w:type="gramEnd"/>
-      <w:r>
-        <w:rPr>
-          <w:rFonts w:cs="B Nazanin"/>
-        </w:rPr>
-        <w:t>)</w:t>
+        <w:t>public IActionResult Index()</w:t>
       </w:r>
     </w:p>
     <w:p>
@@ -36973,7 +36665,6 @@
         <w:t xml:space="preserve">new </w:t>
       </w:r>
       <w:proofErr w:type="spellStart"/>
-      <w:proofErr w:type="gramStart"/>
       <w:r>
         <w:rPr>
           <w:rFonts w:cs="B Nazanin"/>
@@ -36985,14 +36676,7 @@
         <w:rPr>
           <w:rFonts w:cs="B Nazanin"/>
         </w:rPr>
-        <w:t>(</w:t>
-      </w:r>
-      <w:proofErr w:type="gramEnd"/>
-      <w:r>
-        <w:rPr>
-          <w:rFonts w:cs="B Nazanin"/>
-        </w:rPr>
-        <w:t>);</w:t>
+        <w:t>();</w:t>
       </w:r>
     </w:p>
     <w:p>
@@ -37955,7 +37639,6 @@
         </w:rPr>
       </w:pPr>
       <w:proofErr w:type="spellStart"/>
-      <w:proofErr w:type="gramStart"/>
       <w:r>
         <w:rPr>
           <w:rFonts w:cs="B Nazanin"/>
@@ -37963,7 +37646,6 @@
         <w:t>builder.Services.AddScoped</w:t>
       </w:r>
       <w:proofErr w:type="spellEnd"/>
-      <w:proofErr w:type="gramEnd"/>
       <w:r>
         <w:rPr>
           <w:rFonts w:cs="B Nazanin"/>
@@ -37978,19 +37660,11 @@
         <w:t>ProductService</w:t>
       </w:r>
       <w:proofErr w:type="spellEnd"/>
-      <w:proofErr w:type="gramStart"/>
-      <w:r>
-        <w:rPr>
-          <w:rFonts w:cs="B Nazanin"/>
-        </w:rPr>
-        <w:t>&gt;(</w:t>
-      </w:r>
-      <w:proofErr w:type="gramEnd"/>
-      <w:r>
-        <w:rPr>
-          <w:rFonts w:cs="B Nazanin"/>
-        </w:rPr>
-        <w:t>);</w:t>
+      <w:r>
+        <w:rPr>
+          <w:rFonts w:cs="B Nazanin"/>
+        </w:rPr>
+        <w:t>&gt;();</w:t>
       </w:r>
     </w:p>
     <w:p>
@@ -38002,7 +37676,6 @@
         </w:rPr>
       </w:pPr>
       <w:proofErr w:type="spellStart"/>
-      <w:proofErr w:type="gramStart"/>
       <w:r>
         <w:rPr>
           <w:rFonts w:cs="B Nazanin"/>
@@ -38010,7 +37683,6 @@
         <w:t>builder.Services.AddScoped</w:t>
       </w:r>
       <w:proofErr w:type="spellEnd"/>
-      <w:proofErr w:type="gramEnd"/>
       <w:r>
         <w:rPr>
           <w:rFonts w:cs="B Nazanin"/>
@@ -38025,19 +37697,11 @@
         <w:t>ProductRepository</w:t>
       </w:r>
       <w:proofErr w:type="spellEnd"/>
-      <w:proofErr w:type="gramStart"/>
-      <w:r>
-        <w:rPr>
-          <w:rFonts w:cs="B Nazanin"/>
-        </w:rPr>
-        <w:t>&gt;(</w:t>
-      </w:r>
-      <w:proofErr w:type="gramEnd"/>
-      <w:r>
-        <w:rPr>
-          <w:rFonts w:cs="B Nazanin"/>
-        </w:rPr>
-        <w:t>);</w:t>
+      <w:r>
+        <w:rPr>
+          <w:rFonts w:cs="B Nazanin"/>
+        </w:rPr>
+        <w:t>&gt;();</w:t>
       </w:r>
     </w:p>
     <w:p>
@@ -38259,7 +37923,6 @@
         <w:t xml:space="preserve">var service = new </w:t>
       </w:r>
       <w:proofErr w:type="spellStart"/>
-      <w:proofErr w:type="gramStart"/>
       <w:r>
         <w:rPr>
           <w:rFonts w:cs="B Nazanin"/>
@@ -38271,68 +37934,59 @@
         <w:rPr>
           <w:rFonts w:cs="B Nazanin"/>
         </w:rPr>
+        <w:t>();</w:t>
+      </w:r>
+    </w:p>
+    <w:p>
+      <w:pPr>
+        <w:spacing w:after="0" w:line="240" w:lineRule="auto"/>
+        <w:rPr>
+          <w:rFonts w:cs="B Nazanin"/>
+        </w:rPr>
+      </w:pPr>
+      <w:r>
+        <w:rPr>
+          <w:rFonts w:cs="B Nazanin"/>
+          <w:rtl/>
+        </w:rPr>
+        <w:t>کد دوم</w:t>
+      </w:r>
+      <w:r>
+        <w:rPr>
+          <w:rFonts w:cs="B Nazanin"/>
+        </w:rPr>
+        <w:t>:</w:t>
+      </w:r>
+    </w:p>
+    <w:p>
+      <w:pPr>
+        <w:bidi w:val="0"/>
+        <w:spacing w:after="0" w:line="240" w:lineRule="auto"/>
+        <w:rPr>
+          <w:rFonts w:cs="B Nazanin"/>
+        </w:rPr>
+      </w:pPr>
+      <w:r>
+        <w:rPr>
+          <w:rFonts w:cs="B Nazanin"/>
+        </w:rPr>
+        <w:t xml:space="preserve">public </w:t>
+      </w:r>
+      <w:proofErr w:type="spellStart"/>
+      <w:r>
+        <w:rPr>
+          <w:rFonts w:cs="B Nazanin"/>
+        </w:rPr>
+        <w:t>ProductController</w:t>
+      </w:r>
+      <w:proofErr w:type="spellEnd"/>
+      <w:r>
+        <w:rPr>
+          <w:rFonts w:cs="B Nazanin"/>
+        </w:rPr>
         <w:t>(</w:t>
       </w:r>
-      <w:proofErr w:type="gramEnd"/>
-      <w:r>
-        <w:rPr>
-          <w:rFonts w:cs="B Nazanin"/>
-        </w:rPr>
-        <w:t>);</w:t>
-      </w:r>
-    </w:p>
-    <w:p>
-      <w:pPr>
-        <w:spacing w:after="0" w:line="240" w:lineRule="auto"/>
-        <w:rPr>
-          <w:rFonts w:cs="B Nazanin"/>
-        </w:rPr>
-      </w:pPr>
-      <w:r>
-        <w:rPr>
-          <w:rFonts w:cs="B Nazanin"/>
-          <w:rtl/>
-        </w:rPr>
-        <w:t>کد دوم</w:t>
-      </w:r>
-      <w:r>
-        <w:rPr>
-          <w:rFonts w:cs="B Nazanin"/>
-        </w:rPr>
-        <w:t>:</w:t>
-      </w:r>
-    </w:p>
-    <w:p>
-      <w:pPr>
-        <w:bidi w:val="0"/>
-        <w:spacing w:after="0" w:line="240" w:lineRule="auto"/>
-        <w:rPr>
-          <w:rFonts w:cs="B Nazanin"/>
-        </w:rPr>
-      </w:pPr>
-      <w:r>
-        <w:rPr>
-          <w:rFonts w:cs="B Nazanin"/>
-        </w:rPr>
-        <w:t xml:space="preserve">public </w:t>
-      </w:r>
       <w:proofErr w:type="spellStart"/>
-      <w:proofErr w:type="gramStart"/>
-      <w:r>
-        <w:rPr>
-          <w:rFonts w:cs="B Nazanin"/>
-        </w:rPr>
-        <w:t>ProductController</w:t>
-      </w:r>
-      <w:proofErr w:type="spellEnd"/>
-      <w:r>
-        <w:rPr>
-          <w:rFonts w:cs="B Nazanin"/>
-        </w:rPr>
-        <w:t>(</w:t>
-      </w:r>
-      <w:proofErr w:type="spellStart"/>
-      <w:proofErr w:type="gramEnd"/>
       <w:r>
         <w:rPr>
           <w:rFonts w:cs="B Nazanin"/>
@@ -39233,7 +38887,6 @@
         <w:t xml:space="preserve">public </w:t>
       </w:r>
       <w:proofErr w:type="spellStart"/>
-      <w:proofErr w:type="gramStart"/>
       <w:r>
         <w:rPr>
           <w:rFonts w:cs="B Nazanin"/>
@@ -39248,7 +38901,6 @@
         <w:t>(</w:t>
       </w:r>
       <w:proofErr w:type="spellStart"/>
-      <w:proofErr w:type="gramEnd"/>
       <w:r>
         <w:rPr>
           <w:rFonts w:cs="B Nazanin"/>
@@ -39481,7 +39133,6 @@
         <w:t xml:space="preserve">    public </w:t>
       </w:r>
       <w:proofErr w:type="spellStart"/>
-      <w:proofErr w:type="gramStart"/>
       <w:r>
         <w:rPr>
           <w:rFonts w:cs="B Nazanin"/>
@@ -39496,7 +39147,6 @@
         <w:t>(</w:t>
       </w:r>
       <w:proofErr w:type="spellStart"/>
-      <w:proofErr w:type="gramEnd"/>
       <w:r>
         <w:rPr>
           <w:rFonts w:cs="B Nazanin"/>
@@ -40365,7 +40015,6 @@
         </w:rPr>
       </w:pPr>
       <w:proofErr w:type="spellStart"/>
-      <w:proofErr w:type="gramStart"/>
       <w:r>
         <w:rPr>
           <w:rFonts w:cs="B Nazanin"/>
@@ -40373,7 +40022,6 @@
         <w:t>builder.Services.AddScoped</w:t>
       </w:r>
       <w:proofErr w:type="spellEnd"/>
-      <w:proofErr w:type="gramEnd"/>
       <w:r>
         <w:rPr>
           <w:rFonts w:cs="B Nazanin"/>
@@ -40388,19 +40036,11 @@
         <w:t>ProductRepository</w:t>
       </w:r>
       <w:proofErr w:type="spellEnd"/>
-      <w:proofErr w:type="gramStart"/>
-      <w:r>
-        <w:rPr>
-          <w:rFonts w:cs="B Nazanin"/>
-        </w:rPr>
-        <w:t>&gt;(</w:t>
-      </w:r>
-      <w:proofErr w:type="gramEnd"/>
-      <w:r>
-        <w:rPr>
-          <w:rFonts w:cs="B Nazanin"/>
-        </w:rPr>
-        <w:t>);</w:t>
+      <w:r>
+        <w:rPr>
+          <w:rFonts w:cs="B Nazanin"/>
+        </w:rPr>
+        <w:t>&gt;();</w:t>
       </w:r>
     </w:p>
     <w:p>
@@ -40412,7 +40052,6 @@
         </w:rPr>
       </w:pPr>
       <w:proofErr w:type="spellStart"/>
-      <w:proofErr w:type="gramStart"/>
       <w:r>
         <w:rPr>
           <w:rFonts w:cs="B Nazanin"/>
@@ -40420,7 +40059,6 @@
         <w:t>builder.Services.AddScoped</w:t>
       </w:r>
       <w:proofErr w:type="spellEnd"/>
-      <w:proofErr w:type="gramEnd"/>
       <w:r>
         <w:rPr>
           <w:rFonts w:cs="B Nazanin"/>
@@ -40435,19 +40073,11 @@
         <w:t>ProductService</w:t>
       </w:r>
       <w:proofErr w:type="spellEnd"/>
-      <w:proofErr w:type="gramStart"/>
-      <w:r>
-        <w:rPr>
-          <w:rFonts w:cs="B Nazanin"/>
-        </w:rPr>
-        <w:t>&gt;(</w:t>
-      </w:r>
-      <w:proofErr w:type="gramEnd"/>
-      <w:r>
-        <w:rPr>
-          <w:rFonts w:cs="B Nazanin"/>
-        </w:rPr>
-        <w:t>);</w:t>
+      <w:r>
+        <w:rPr>
+          <w:rFonts w:cs="B Nazanin"/>
+        </w:rPr>
+        <w:t>&gt;();</w:t>
       </w:r>
     </w:p>
     <w:p>
@@ -40924,7 +40554,6 @@
         <w:t xml:space="preserve">public </w:t>
       </w:r>
       <w:proofErr w:type="spellStart"/>
-      <w:proofErr w:type="gramStart"/>
       <w:r>
         <w:rPr>
           <w:rFonts w:cs="B Nazanin"/>
@@ -40939,7 +40568,6 @@
         <w:t>(</w:t>
       </w:r>
       <w:proofErr w:type="spellStart"/>
-      <w:proofErr w:type="gramEnd"/>
       <w:r>
         <w:rPr>
           <w:rFonts w:cs="B Nazanin"/>
@@ -41111,7 +40739,6 @@
         <w:t xml:space="preserve">public </w:t>
       </w:r>
       <w:proofErr w:type="spellStart"/>
-      <w:proofErr w:type="gramStart"/>
       <w:r>
         <w:rPr>
           <w:rFonts w:cs="B Nazanin"/>
@@ -41126,7 +40753,6 @@
         <w:t>(</w:t>
       </w:r>
       <w:proofErr w:type="spellStart"/>
-      <w:proofErr w:type="gramEnd"/>
       <w:r>
         <w:rPr>
           <w:rFonts w:cs="B Nazanin"/>
@@ -41893,7 +41519,6 @@
         </w:rPr>
       </w:pPr>
       <w:proofErr w:type="spellStart"/>
-      <w:proofErr w:type="gramStart"/>
       <w:r>
         <w:rPr>
           <w:rFonts w:cs="B Nazanin"/>
@@ -41901,7 +41526,6 @@
         <w:t>builder.Services.AddScoped</w:t>
       </w:r>
       <w:proofErr w:type="spellEnd"/>
-      <w:proofErr w:type="gramEnd"/>
       <w:r>
         <w:rPr>
           <w:rFonts w:cs="B Nazanin"/>
@@ -41916,19 +41540,11 @@
         <w:t>ProductRepository</w:t>
       </w:r>
       <w:proofErr w:type="spellEnd"/>
-      <w:proofErr w:type="gramStart"/>
-      <w:r>
-        <w:rPr>
-          <w:rFonts w:cs="B Nazanin"/>
-        </w:rPr>
-        <w:t>&gt;(</w:t>
-      </w:r>
-      <w:proofErr w:type="gramEnd"/>
-      <w:r>
-        <w:rPr>
-          <w:rFonts w:cs="B Nazanin"/>
-        </w:rPr>
-        <w:t>);</w:t>
+      <w:r>
+        <w:rPr>
+          <w:rFonts w:cs="B Nazanin"/>
+        </w:rPr>
+        <w:t>&gt;();</w:t>
       </w:r>
     </w:p>
     <w:p>
@@ -42451,21 +42067,7 @@
         <w:rPr>
           <w:rFonts w:cs="B Nazanin"/>
         </w:rPr>
-        <w:t xml:space="preserve">public </w:t>
-      </w:r>
-      <w:proofErr w:type="gramStart"/>
-      <w:r>
-        <w:rPr>
-          <w:rFonts w:cs="B Nazanin"/>
-        </w:rPr>
-        <w:t>A(</w:t>
-      </w:r>
-      <w:proofErr w:type="gramEnd"/>
-      <w:r>
-        <w:rPr>
-          <w:rFonts w:cs="B Nazanin"/>
-        </w:rPr>
-        <w:t>B b)</w:t>
+        <w:t>public A(B b)</w:t>
       </w:r>
     </w:p>
     <w:p>
@@ -42494,21 +42096,7 @@
         <w:rPr>
           <w:rFonts w:cs="B Nazanin"/>
         </w:rPr>
-        <w:t xml:space="preserve">public </w:t>
-      </w:r>
-      <w:proofErr w:type="gramStart"/>
-      <w:r>
-        <w:rPr>
-          <w:rFonts w:cs="B Nazanin"/>
-        </w:rPr>
-        <w:t>B(</w:t>
-      </w:r>
-      <w:proofErr w:type="gramEnd"/>
-      <w:r>
-        <w:rPr>
-          <w:rFonts w:cs="B Nazanin"/>
-        </w:rPr>
-        <w:t>A a)</w:t>
+        <w:t>public B(A a)</w:t>
       </w:r>
     </w:p>
     <w:p>
@@ -42927,7 +42515,6 @@
         <w:t xml:space="preserve">public </w:t>
       </w:r>
       <w:proofErr w:type="spellStart"/>
-      <w:proofErr w:type="gramStart"/>
       <w:r>
         <w:rPr>
           <w:rFonts w:cs="B Nazanin"/>
@@ -42942,7 +42529,6 @@
         <w:t>(</w:t>
       </w:r>
       <w:proofErr w:type="spellStart"/>
-      <w:proofErr w:type="gramEnd"/>
       <w:r>
         <w:rPr>
           <w:rFonts w:cs="B Nazanin"/>
@@ -43017,30 +42603,8 @@
         <w:rPr>
           <w:rFonts w:cs="B Nazanin"/>
         </w:rPr>
-        <w:t xml:space="preserve"> Service </w:t>
-      </w:r>
-      <w:proofErr w:type="gramStart"/>
-      <w:r>
-        <w:rPr>
-          <w:rFonts w:cs="B Nazanin"/>
-        </w:rPr>
-        <w:t>{ get</w:t>
-      </w:r>
-      <w:proofErr w:type="gramEnd"/>
-      <w:r>
-        <w:rPr>
-          <w:rFonts w:cs="B Nazanin"/>
-        </w:rPr>
-        <w:t>; set</w:t>
-      </w:r>
-      <w:proofErr w:type="gramStart"/>
-      <w:r>
-        <w:rPr>
-          <w:rFonts w:cs="B Nazanin"/>
-        </w:rPr>
-        <w:t>; }</w:t>
-      </w:r>
-      <w:proofErr w:type="gramEnd"/>
+        <w:t xml:space="preserve"> Service { get; set; }</w:t>
+      </w:r>
     </w:p>
     <w:p>
       <w:pPr>
@@ -43088,17 +42652,23 @@
         <w:rPr>
           <w:rFonts w:cs="B Nazanin"/>
         </w:rPr>
-        <w:t xml:space="preserve">public IActionResult </w:t>
-      </w:r>
-      <w:proofErr w:type="gramStart"/>
-      <w:r>
-        <w:rPr>
-          <w:rFonts w:cs="B Nazanin"/>
-        </w:rPr>
-        <w:t>Index(</w:t>
+        <w:t xml:space="preserve">public </w:t>
       </w:r>
       <w:proofErr w:type="spellStart"/>
-      <w:proofErr w:type="gramEnd"/>
+      <w:r>
+        <w:rPr>
+          <w:rFonts w:cs="B Nazanin"/>
+        </w:rPr>
+        <w:t>IActionResult</w:t>
+      </w:r>
+      <w:proofErr w:type="spellEnd"/>
+      <w:r>
+        <w:rPr>
+          <w:rFonts w:cs="B Nazanin"/>
+        </w:rPr>
+        <w:t xml:space="preserve"> Index(</w:t>
+      </w:r>
+      <w:proofErr w:type="spellStart"/>
       <w:r>
         <w:rPr>
           <w:rFonts w:cs="B Nazanin"/>
@@ -44847,7 +44417,6 @@
         <w:t xml:space="preserve">public </w:t>
       </w:r>
       <w:proofErr w:type="spellStart"/>
-      <w:proofErr w:type="gramStart"/>
       <w:r>
         <w:rPr>
           <w:rFonts w:cs="B Nazanin"/>
@@ -44861,7 +44430,6 @@
         </w:rPr>
         <w:t>(</w:t>
       </w:r>
-      <w:proofErr w:type="gramEnd"/>
     </w:p>
     <w:p>
       <w:pPr>
@@ -46041,7 +45609,7 @@
       <w:pPr>
         <w:spacing w:after="0" w:line="240" w:lineRule="auto"/>
         <w:rPr>
-          <w:rFonts w:cs="B Nazanin" w:hint="cs"/>
+          <w:rFonts w:cs="B Nazanin"/>
           <w:rtl/>
         </w:rPr>
       </w:pPr>
@@ -46351,7 +45919,7 @@
           <w:rFonts w:cs="B Nazanin"/>
         </w:rPr>
         <w:pict w14:anchorId="65D19336">
-          <v:rect id="_x0000_i1657" style="width:0;height:1.5pt" o:hralign="center" o:hrstd="t" o:hr="t" fillcolor="#a0a0a0" stroked="f"/>
+          <v:rect id="_x0000_i1109" style="width:0;height:1.5pt" o:hralign="center" o:hrstd="t" o:hr="t" fillcolor="#a0a0a0" stroked="f"/>
         </w:pict>
       </w:r>
     </w:p>
@@ -46514,7 +46082,7 @@
           <w:rFonts w:cs="B Nazanin"/>
         </w:rPr>
         <w:pict w14:anchorId="340960A0">
-          <v:rect id="_x0000_i1658" style="width:0;height:1.5pt" o:hralign="center" o:hrstd="t" o:hr="t" fillcolor="#a0a0a0" stroked="f"/>
+          <v:rect id="_x0000_i1110" style="width:0;height:1.5pt" o:hralign="center" o:hrstd="t" o:hr="t" fillcolor="#a0a0a0" stroked="f"/>
         </w:pict>
       </w:r>
     </w:p>
@@ -46621,7 +46189,7 @@
           <w:rFonts w:cs="B Nazanin"/>
         </w:rPr>
         <w:pict w14:anchorId="66CCA414">
-          <v:rect id="_x0000_i1659" style="width:0;height:1.5pt" o:hralign="center" o:hrstd="t" o:hr="t" fillcolor="#a0a0a0" stroked="f"/>
+          <v:rect id="_x0000_i1111" style="width:0;height:1.5pt" o:hralign="center" o:hrstd="t" o:hr="t" fillcolor="#a0a0a0" stroked="f"/>
         </w:pict>
       </w:r>
     </w:p>
@@ -46927,7 +46495,7 @@
           <w:rFonts w:cs="B Nazanin"/>
         </w:rPr>
         <w:pict w14:anchorId="53BF77D2">
-          <v:rect id="_x0000_i1660" style="width:0;height:1.5pt" o:hralign="center" o:hrstd="t" o:hr="t" fillcolor="#a0a0a0" stroked="f"/>
+          <v:rect id="_x0000_i1112" style="width:0;height:1.5pt" o:hralign="center" o:hrstd="t" o:hr="t" fillcolor="#a0a0a0" stroked="f"/>
         </w:pict>
       </w:r>
     </w:p>
@@ -46980,7 +46548,6 @@
         </w:rPr>
       </w:pPr>
       <w:proofErr w:type="spellStart"/>
-      <w:proofErr w:type="gramStart"/>
       <w:r>
         <w:rPr>
           <w:rFonts w:cs="B Nazanin"/>
@@ -46992,14 +46559,7 @@
         <w:rPr>
           <w:rFonts w:cs="B Nazanin"/>
         </w:rPr>
-        <w:t>(</w:t>
-      </w:r>
-      <w:proofErr w:type="gramEnd"/>
-      <w:r>
-        <w:rPr>
-          <w:rFonts w:cs="B Nazanin"/>
-        </w:rPr>
-        <w:t>)</w:t>
+        <w:t>()</w:t>
       </w:r>
     </w:p>
     <w:p>
@@ -47029,21 +46589,7 @@
         <w:rPr>
           <w:rFonts w:cs="B Nazanin"/>
         </w:rPr>
-        <w:t xml:space="preserve">    </w:t>
-      </w:r>
-      <w:proofErr w:type="gramStart"/>
-      <w:r>
-        <w:rPr>
-          <w:rFonts w:cs="B Nazanin"/>
-        </w:rPr>
-        <w:t>Logging(</w:t>
-      </w:r>
-      <w:proofErr w:type="gramEnd"/>
-      <w:r>
-        <w:rPr>
-          <w:rFonts w:cs="B Nazanin"/>
-        </w:rPr>
-        <w:t>);</w:t>
+        <w:t xml:space="preserve">    Logging();</w:t>
       </w:r>
     </w:p>
     <w:p>
@@ -47058,21 +46604,7 @@
         <w:rPr>
           <w:rFonts w:cs="B Nazanin"/>
         </w:rPr>
-        <w:t xml:space="preserve">    </w:t>
-      </w:r>
-      <w:proofErr w:type="gramStart"/>
-      <w:r>
-        <w:rPr>
-          <w:rFonts w:cs="B Nazanin"/>
-        </w:rPr>
-        <w:t>Authentication(</w:t>
-      </w:r>
-      <w:proofErr w:type="gramEnd"/>
-      <w:r>
-        <w:rPr>
-          <w:rFonts w:cs="B Nazanin"/>
-        </w:rPr>
-        <w:t>);</w:t>
+        <w:t xml:space="preserve">    Authentication();</w:t>
       </w:r>
     </w:p>
     <w:p>
@@ -47087,21 +46619,7 @@
         <w:rPr>
           <w:rFonts w:cs="B Nazanin"/>
         </w:rPr>
-        <w:t xml:space="preserve">    </w:t>
-      </w:r>
-      <w:proofErr w:type="gramStart"/>
-      <w:r>
-        <w:rPr>
-          <w:rFonts w:cs="B Nazanin"/>
-        </w:rPr>
-        <w:t>Authorization(</w:t>
-      </w:r>
-      <w:proofErr w:type="gramEnd"/>
-      <w:r>
-        <w:rPr>
-          <w:rFonts w:cs="B Nazanin"/>
-        </w:rPr>
-        <w:t>);</w:t>
+        <w:t xml:space="preserve">    Authorization();</w:t>
       </w:r>
     </w:p>
     <w:p>
@@ -47116,21 +46634,7 @@
         <w:rPr>
           <w:rFonts w:cs="B Nazanin"/>
         </w:rPr>
-        <w:t xml:space="preserve">    </w:t>
-      </w:r>
-      <w:proofErr w:type="gramStart"/>
-      <w:r>
-        <w:rPr>
-          <w:rFonts w:cs="B Nazanin"/>
-        </w:rPr>
-        <w:t>Routing(</w:t>
-      </w:r>
-      <w:proofErr w:type="gramEnd"/>
-      <w:r>
-        <w:rPr>
-          <w:rFonts w:cs="B Nazanin"/>
-        </w:rPr>
-        <w:t>);</w:t>
+        <w:t xml:space="preserve">    Routing();</w:t>
       </w:r>
     </w:p>
     <w:p>
@@ -47145,21 +46649,7 @@
         <w:rPr>
           <w:rFonts w:cs="B Nazanin"/>
         </w:rPr>
-        <w:t xml:space="preserve">    </w:t>
-      </w:r>
-      <w:proofErr w:type="gramStart"/>
-      <w:r>
-        <w:rPr>
-          <w:rFonts w:cs="B Nazanin"/>
-        </w:rPr>
-        <w:t>Controller(</w:t>
-      </w:r>
-      <w:proofErr w:type="gramEnd"/>
-      <w:r>
-        <w:rPr>
-          <w:rFonts w:cs="B Nazanin"/>
-        </w:rPr>
-        <w:t>);</w:t>
+        <w:t xml:space="preserve">    Controller();</w:t>
       </w:r>
     </w:p>
     <w:p>
@@ -47174,21 +46664,7 @@
         <w:rPr>
           <w:rFonts w:cs="B Nazanin"/>
         </w:rPr>
-        <w:t xml:space="preserve">    </w:t>
-      </w:r>
-      <w:proofErr w:type="gramStart"/>
-      <w:r>
-        <w:rPr>
-          <w:rFonts w:cs="B Nazanin"/>
-        </w:rPr>
-        <w:t>Response(</w:t>
-      </w:r>
-      <w:proofErr w:type="gramEnd"/>
-      <w:r>
-        <w:rPr>
-          <w:rFonts w:cs="B Nazanin"/>
-        </w:rPr>
-        <w:t>);</w:t>
+        <w:t xml:space="preserve">    Response();</w:t>
       </w:r>
     </w:p>
     <w:p>
@@ -47388,7 +46864,7 @@
           <w:rFonts w:cs="B Nazanin"/>
         </w:rPr>
         <w:pict w14:anchorId="736483FC">
-          <v:rect id="_x0000_i1661" style="width:0;height:1.5pt" o:hralign="center" o:hrstd="t" o:hr="t" fillcolor="#a0a0a0" stroked="f"/>
+          <v:rect id="_x0000_i1113" style="width:0;height:1.5pt" o:hralign="center" o:hrstd="t" o:hr="t" fillcolor="#a0a0a0" stroked="f"/>
         </w:pict>
       </w:r>
     </w:p>
@@ -47525,7 +47001,7 @@
           <w:rFonts w:cs="B Nazanin"/>
         </w:rPr>
         <w:pict w14:anchorId="72284C6F">
-          <v:rect id="_x0000_i1662" style="width:0;height:1.5pt" o:hralign="center" o:hrstd="t" o:hr="t" fillcolor="#a0a0a0" stroked="f"/>
+          <v:rect id="_x0000_i1114" style="width:0;height:1.5pt" o:hralign="center" o:hrstd="t" o:hr="t" fillcolor="#a0a0a0" stroked="f"/>
         </w:pict>
       </w:r>
     </w:p>
@@ -47734,7 +47210,7 @@
           <w:rFonts w:cs="B Nazanin"/>
         </w:rPr>
         <w:pict w14:anchorId="0F094220">
-          <v:rect id="_x0000_i1663" style="width:0;height:1.5pt" o:hralign="center" o:hrstd="t" o:hr="t" fillcolor="#a0a0a0" stroked="f"/>
+          <v:rect id="_x0000_i1115" style="width:0;height:1.5pt" o:hralign="center" o:hrstd="t" o:hr="t" fillcolor="#a0a0a0" stroked="f"/>
         </w:pict>
       </w:r>
     </w:p>
@@ -48003,7 +47479,7 @@
           <w:rFonts w:cs="B Nazanin"/>
         </w:rPr>
         <w:pict w14:anchorId="713A8C94">
-          <v:rect id="_x0000_i1664" style="width:0;height:1.5pt" o:hralign="center" o:hrstd="t" o:hr="t" fillcolor="#a0a0a0" stroked="f"/>
+          <v:rect id="_x0000_i1116" style="width:0;height:1.5pt" o:hralign="center" o:hrstd="t" o:hr="t" fillcolor="#a0a0a0" stroked="f"/>
         </w:pict>
       </w:r>
     </w:p>
@@ -48144,7 +47620,7 @@
         <w:spacing w:after="0" w:line="240" w:lineRule="auto"/>
         <w:jc w:val="center"/>
         <w:rPr>
-          <w:rFonts w:cs="B Nazanin" w:hint="cs"/>
+          <w:rFonts w:cs="B Nazanin"/>
           <w:rtl/>
         </w:rPr>
       </w:pPr>
@@ -48213,7 +47689,7 @@
         </w:rPr>
         <w:lastRenderedPageBreak/>
         <w:pict w14:anchorId="6E300A7D">
-          <v:rect id="_x0000_i1665" style="width:0;height:1.5pt" o:hralign="center" o:hrstd="t" o:hr="t" fillcolor="#a0a0a0" stroked="f"/>
+          <v:rect id="_x0000_i1117" style="width:0;height:1.5pt" o:hralign="center" o:hrstd="t" o:hr="t" fillcolor="#a0a0a0" stroked="f"/>
         </w:pict>
       </w:r>
     </w:p>
@@ -48405,7 +47881,7 @@
           <w:rFonts w:cs="B Nazanin"/>
         </w:rPr>
         <w:pict w14:anchorId="440F6003">
-          <v:rect id="_x0000_i1666" style="width:0;height:1.5pt" o:hralign="center" o:hrstd="t" o:hr="t" fillcolor="#a0a0a0" stroked="f"/>
+          <v:rect id="_x0000_i1118" style="width:0;height:1.5pt" o:hralign="center" o:hrstd="t" o:hr="t" fillcolor="#a0a0a0" stroked="f"/>
         </w:pict>
       </w:r>
     </w:p>
@@ -48551,7 +48027,7 @@
           <w:rFonts w:cs="B Nazanin"/>
         </w:rPr>
         <w:pict w14:anchorId="1CE31DA5">
-          <v:rect id="_x0000_i1667" style="width:0;height:1.5pt" o:hralign="center" o:hrstd="t" o:hr="t" fillcolor="#a0a0a0" stroked="f"/>
+          <v:rect id="_x0000_i1119" style="width:0;height:1.5pt" o:hralign="center" o:hrstd="t" o:hr="t" fillcolor="#a0a0a0" stroked="f"/>
         </w:pict>
       </w:r>
     </w:p>
@@ -48703,7 +48179,7 @@
           <w:rFonts w:cs="B Nazanin"/>
         </w:rPr>
         <w:pict w14:anchorId="4FF51284">
-          <v:rect id="_x0000_i1668" style="width:0;height:1.5pt" o:hralign="center" o:hrstd="t" o:hr="t" fillcolor="#a0a0a0" stroked="f"/>
+          <v:rect id="_x0000_i1120" style="width:0;height:1.5pt" o:hralign="center" o:hrstd="t" o:hr="t" fillcolor="#a0a0a0" stroked="f"/>
         </w:pict>
       </w:r>
     </w:p>
@@ -48759,7 +48235,7 @@
           <w:rFonts w:cs="B Nazanin"/>
         </w:rPr>
         <w:pict w14:anchorId="07D4280D">
-          <v:rect id="_x0000_i1669" style="width:0;height:1.5pt" o:hralign="center" o:hrstd="t" o:hr="t" fillcolor="#a0a0a0" stroked="f"/>
+          <v:rect id="_x0000_i1121" style="width:0;height:1.5pt" o:hralign="center" o:hrstd="t" o:hr="t" fillcolor="#a0a0a0" stroked="f"/>
         </w:pict>
       </w:r>
     </w:p>
@@ -48865,7 +48341,7 @@
           <w:rFonts w:cs="B Nazanin"/>
         </w:rPr>
         <w:pict w14:anchorId="711122E2">
-          <v:rect id="_x0000_i1670" style="width:0;height:1.5pt" o:hralign="center" o:hrstd="t" o:hr="t" fillcolor="#a0a0a0" stroked="f"/>
+          <v:rect id="_x0000_i1122" style="width:0;height:1.5pt" o:hralign="center" o:hrstd="t" o:hr="t" fillcolor="#a0a0a0" stroked="f"/>
         </w:pict>
       </w:r>
     </w:p>
@@ -48945,7 +48421,6 @@
         <w:t xml:space="preserve">public async Task </w:t>
       </w:r>
       <w:proofErr w:type="spellStart"/>
-      <w:proofErr w:type="gramStart"/>
       <w:r>
         <w:rPr>
           <w:rFonts w:cs="B Nazanin"/>
@@ -48960,7 +48435,6 @@
         <w:t>(</w:t>
       </w:r>
       <w:proofErr w:type="spellStart"/>
-      <w:proofErr w:type="gramEnd"/>
       <w:r>
         <w:rPr>
           <w:rFonts w:cs="B Nazanin"/>
@@ -49151,7 +48625,7 @@
           <w:rFonts w:cs="B Nazanin"/>
         </w:rPr>
         <w:pict w14:anchorId="39741FBA">
-          <v:rect id="_x0000_i1671" style="width:0;height:1.5pt" o:hralign="center" o:hrstd="t" o:hr="t" fillcolor="#a0a0a0" stroked="f"/>
+          <v:rect id="_x0000_i1123" style="width:0;height:1.5pt" o:hralign="center" o:hrstd="t" o:hr="t" fillcolor="#a0a0a0" stroked="f"/>
         </w:pict>
       </w:r>
     </w:p>
@@ -49422,7 +48896,7 @@
           <w:rFonts w:cs="B Nazanin"/>
         </w:rPr>
         <w:pict w14:anchorId="36F20481">
-          <v:rect id="_x0000_i1672" style="width:0;height:1.5pt" o:hralign="center" o:hrstd="t" o:hr="t" fillcolor="#a0a0a0" stroked="f"/>
+          <v:rect id="_x0000_i1124" style="width:0;height:1.5pt" o:hralign="center" o:hrstd="t" o:hr="t" fillcolor="#a0a0a0" stroked="f"/>
         </w:pict>
       </w:r>
     </w:p>
@@ -49535,7 +49009,7 @@
           <w:rFonts w:cs="B Nazanin"/>
         </w:rPr>
         <w:pict w14:anchorId="7DA38BD9">
-          <v:rect id="_x0000_i1673" style="width:0;height:1.5pt" o:hralign="center" o:hrstd="t" o:hr="t" fillcolor="#a0a0a0" stroked="f"/>
+          <v:rect id="_x0000_i1125" style="width:0;height:1.5pt" o:hralign="center" o:hrstd="t" o:hr="t" fillcolor="#a0a0a0" stroked="f"/>
         </w:pict>
       </w:r>
     </w:p>
@@ -49613,7 +49087,7 @@
           <w:rFonts w:cs="B Nazanin"/>
         </w:rPr>
         <w:pict w14:anchorId="0638EC83">
-          <v:rect id="_x0000_i1674" style="width:0;height:1.5pt" o:hralign="center" o:hrstd="t" o:hr="t" fillcolor="#a0a0a0" stroked="f"/>
+          <v:rect id="_x0000_i1126" style="width:0;height:1.5pt" o:hralign="center" o:hrstd="t" o:hr="t" fillcolor="#a0a0a0" stroked="f"/>
         </w:pict>
       </w:r>
     </w:p>
@@ -49685,7 +49159,7 @@
           <w:rFonts w:cs="B Nazanin"/>
         </w:rPr>
         <w:pict w14:anchorId="50D607A0">
-          <v:rect id="_x0000_i1675" style="width:0;height:1.5pt" o:hralign="center" o:hrstd="t" o:hr="t" fillcolor="#a0a0a0" stroked="f"/>
+          <v:rect id="_x0000_i1127" style="width:0;height:1.5pt" o:hralign="center" o:hrstd="t" o:hr="t" fillcolor="#a0a0a0" stroked="f"/>
         </w:pict>
       </w:r>
     </w:p>
@@ -49757,7 +49231,6 @@
         <w:t xml:space="preserve">public async Task </w:t>
       </w:r>
       <w:proofErr w:type="spellStart"/>
-      <w:proofErr w:type="gramStart"/>
       <w:r>
         <w:rPr>
           <w:rFonts w:cs="B Nazanin"/>
@@ -49772,7 +49245,6 @@
         <w:t>(</w:t>
       </w:r>
       <w:proofErr w:type="spellStart"/>
-      <w:proofErr w:type="gramEnd"/>
       <w:r>
         <w:rPr>
           <w:rFonts w:cs="B Nazanin"/>
@@ -50092,7 +49564,7 @@
           <w:rFonts w:cs="B Nazanin"/>
         </w:rPr>
         <w:pict w14:anchorId="3DEF5B25">
-          <v:rect id="_x0000_i1676" style="width:0;height:1.5pt" o:hralign="center" o:hrstd="t" o:hr="t" fillcolor="#a0a0a0" stroked="f"/>
+          <v:rect id="_x0000_i1128" style="width:0;height:1.5pt" o:hralign="center" o:hrstd="t" o:hr="t" fillcolor="#a0a0a0" stroked="f"/>
         </w:pict>
       </w:r>
     </w:p>
@@ -50194,7 +49666,7 @@
           <w:rFonts w:cs="B Nazanin"/>
         </w:rPr>
         <w:pict w14:anchorId="22886200">
-          <v:rect id="_x0000_i1677" style="width:0;height:1.5pt" o:hralign="center" o:hrstd="t" o:hr="t" fillcolor="#a0a0a0" stroked="f"/>
+          <v:rect id="_x0000_i1129" style="width:0;height:1.5pt" o:hralign="center" o:hrstd="t" o:hr="t" fillcolor="#a0a0a0" stroked="f"/>
         </w:pict>
       </w:r>
     </w:p>
@@ -50462,7 +49934,7 @@
           <w:rFonts w:cs="B Nazanin"/>
         </w:rPr>
         <w:pict w14:anchorId="65245F62">
-          <v:rect id="_x0000_i1678" style="width:0;height:1.5pt" o:hralign="center" o:hrstd="t" o:hr="t" fillcolor="#a0a0a0" stroked="f"/>
+          <v:rect id="_x0000_i1130" style="width:0;height:1.5pt" o:hralign="center" o:hrstd="t" o:hr="t" fillcolor="#a0a0a0" stroked="f"/>
         </w:pict>
       </w:r>
     </w:p>
@@ -50529,7 +50001,6 @@
         </w:rPr>
       </w:pPr>
       <w:proofErr w:type="spellStart"/>
-      <w:proofErr w:type="gramStart"/>
       <w:r>
         <w:rPr>
           <w:rFonts w:cs="B Nazanin"/>
@@ -50537,7 +50008,6 @@
         <w:t>app.UseHttpsRedirection</w:t>
       </w:r>
       <w:proofErr w:type="spellEnd"/>
-      <w:proofErr w:type="gramEnd"/>
       <w:r>
         <w:rPr>
           <w:rFonts w:cs="B Nazanin"/>
@@ -50554,7 +50024,6 @@
         </w:rPr>
       </w:pPr>
       <w:proofErr w:type="spellStart"/>
-      <w:proofErr w:type="gramStart"/>
       <w:r>
         <w:rPr>
           <w:rFonts w:cs="B Nazanin"/>
@@ -50562,7 +50031,6 @@
         <w:t>app.UseStaticFiles</w:t>
       </w:r>
       <w:proofErr w:type="spellEnd"/>
-      <w:proofErr w:type="gramEnd"/>
       <w:r>
         <w:rPr>
           <w:rFonts w:cs="B Nazanin"/>
@@ -50579,7 +50047,6 @@
         </w:rPr>
       </w:pPr>
       <w:proofErr w:type="spellStart"/>
-      <w:proofErr w:type="gramStart"/>
       <w:r>
         <w:rPr>
           <w:rFonts w:cs="B Nazanin"/>
@@ -50587,7 +50054,6 @@
         <w:t>app.UseRouting</w:t>
       </w:r>
       <w:proofErr w:type="spellEnd"/>
-      <w:proofErr w:type="gramEnd"/>
       <w:r>
         <w:rPr>
           <w:rFonts w:cs="B Nazanin"/>
@@ -50604,7 +50070,6 @@
         </w:rPr>
       </w:pPr>
       <w:proofErr w:type="spellStart"/>
-      <w:proofErr w:type="gramStart"/>
       <w:r>
         <w:rPr>
           <w:rFonts w:cs="B Nazanin"/>
@@ -50612,7 +50077,6 @@
         <w:t>app.UseAuthorization</w:t>
       </w:r>
       <w:proofErr w:type="spellEnd"/>
-      <w:proofErr w:type="gramEnd"/>
       <w:r>
         <w:rPr>
           <w:rFonts w:cs="B Nazanin"/>
@@ -50681,7 +50145,7 @@
           <w:rFonts w:cs="B Nazanin"/>
         </w:rPr>
         <w:pict w14:anchorId="3F6C1415">
-          <v:rect id="_x0000_i1679" style="width:0;height:1.5pt" o:hralign="center" o:hrstd="t" o:hr="t" fillcolor="#a0a0a0" stroked="f"/>
+          <v:rect id="_x0000_i1131" style="width:0;height:1.5pt" o:hralign="center" o:hrstd="t" o:hr="t" fillcolor="#a0a0a0" stroked="f"/>
         </w:pict>
       </w:r>
     </w:p>
@@ -50755,7 +50219,6 @@
         </w:rPr>
       </w:pPr>
       <w:proofErr w:type="spellStart"/>
-      <w:proofErr w:type="gramStart"/>
       <w:r>
         <w:rPr>
           <w:rFonts w:cs="B Nazanin"/>
@@ -50763,7 +50226,6 @@
         <w:t>app.UseAuthorization</w:t>
       </w:r>
       <w:proofErr w:type="spellEnd"/>
-      <w:proofErr w:type="gramEnd"/>
       <w:r>
         <w:rPr>
           <w:rFonts w:cs="B Nazanin"/>
@@ -50780,7 +50242,6 @@
         </w:rPr>
       </w:pPr>
       <w:proofErr w:type="spellStart"/>
-      <w:proofErr w:type="gramStart"/>
       <w:r>
         <w:rPr>
           <w:rFonts w:cs="B Nazanin"/>
@@ -50788,7 +50249,6 @@
         <w:t>app.UseAuthentication</w:t>
       </w:r>
       <w:proofErr w:type="spellEnd"/>
-      <w:proofErr w:type="gramEnd"/>
       <w:r>
         <w:rPr>
           <w:rFonts w:cs="B Nazanin"/>
@@ -50905,7 +50365,7 @@
           <w:rFonts w:cs="B Nazanin"/>
         </w:rPr>
         <w:pict w14:anchorId="304B4F88">
-          <v:rect id="_x0000_i1680" style="width:0;height:1.5pt" o:hralign="center" o:hrstd="t" o:hr="t" fillcolor="#a0a0a0" stroked="f"/>
+          <v:rect id="_x0000_i1132" style="width:0;height:1.5pt" o:hralign="center" o:hrstd="t" o:hr="t" fillcolor="#a0a0a0" stroked="f"/>
         </w:pict>
       </w:r>
     </w:p>
@@ -50939,7 +50399,6 @@
         </w:rPr>
       </w:pPr>
       <w:proofErr w:type="spellStart"/>
-      <w:proofErr w:type="gramStart"/>
       <w:r>
         <w:rPr>
           <w:rFonts w:cs="B Nazanin"/>
@@ -50947,7 +50406,6 @@
         <w:t>app.UseAuthentication</w:t>
       </w:r>
       <w:proofErr w:type="spellEnd"/>
-      <w:proofErr w:type="gramEnd"/>
       <w:r>
         <w:rPr>
           <w:rFonts w:cs="B Nazanin"/>
@@ -50964,7 +50422,6 @@
         </w:rPr>
       </w:pPr>
       <w:proofErr w:type="spellStart"/>
-      <w:proofErr w:type="gramStart"/>
       <w:r>
         <w:rPr>
           <w:rFonts w:cs="B Nazanin"/>
@@ -50972,7 +50429,6 @@
         <w:t>app.UseAuthorization</w:t>
       </w:r>
       <w:proofErr w:type="spellEnd"/>
-      <w:proofErr w:type="gramEnd"/>
       <w:r>
         <w:rPr>
           <w:rFonts w:cs="B Nazanin"/>
@@ -50992,7 +50448,7 @@
           <w:rFonts w:cs="B Nazanin"/>
         </w:rPr>
         <w:pict w14:anchorId="5436EF71">
-          <v:rect id="_x0000_i1681" style="width:0;height:1.5pt" o:hralign="center" o:hrstd="t" o:hr="t" fillcolor="#a0a0a0" stroked="f"/>
+          <v:rect id="_x0000_i1133" style="width:0;height:1.5pt" o:hralign="center" o:hrstd="t" o:hr="t" fillcolor="#a0a0a0" stroked="f"/>
         </w:pict>
       </w:r>
     </w:p>
@@ -51082,7 +50538,7 @@
           <w:rFonts w:cs="B Nazanin"/>
         </w:rPr>
         <w:pict w14:anchorId="5A8CB67D">
-          <v:rect id="_x0000_i1682" style="width:0;height:1.5pt" o:hralign="center" o:hrstd="t" o:hr="t" fillcolor="#a0a0a0" stroked="f"/>
+          <v:rect id="_x0000_i1134" style="width:0;height:1.5pt" o:hralign="center" o:hrstd="t" o:hr="t" fillcolor="#a0a0a0" stroked="f"/>
         </w:pict>
       </w:r>
     </w:p>
@@ -51260,7 +50716,6 @@
         <w:t xml:space="preserve">    public </w:t>
       </w:r>
       <w:proofErr w:type="spellStart"/>
-      <w:proofErr w:type="gramStart"/>
       <w:r>
         <w:rPr>
           <w:rFonts w:cs="B Nazanin"/>
@@ -51275,7 +50730,6 @@
         <w:t>(</w:t>
       </w:r>
       <w:proofErr w:type="spellStart"/>
-      <w:proofErr w:type="gramEnd"/>
       <w:r>
         <w:rPr>
           <w:rFonts w:cs="B Nazanin"/>
@@ -51350,7 +50804,6 @@
         <w:t xml:space="preserve">    public async Task </w:t>
       </w:r>
       <w:proofErr w:type="spellStart"/>
-      <w:proofErr w:type="gramStart"/>
       <w:r>
         <w:rPr>
           <w:rFonts w:cs="B Nazanin"/>
@@ -51365,7 +50818,6 @@
         <w:t>(</w:t>
       </w:r>
       <w:proofErr w:type="spellStart"/>
-      <w:proofErr w:type="gramEnd"/>
       <w:r>
         <w:rPr>
           <w:rFonts w:cs="B Nazanin"/>
@@ -51536,7 +50988,7 @@
           <w:rFonts w:cs="B Nazanin"/>
         </w:rPr>
         <w:pict w14:anchorId="6341BD96">
-          <v:rect id="_x0000_i1683" style="width:0;height:1.5pt" o:hralign="center" o:hrstd="t" o:hr="t" fillcolor="#a0a0a0" stroked="f"/>
+          <v:rect id="_x0000_i1135" style="width:0;height:1.5pt" o:hralign="center" o:hrstd="t" o:hr="t" fillcolor="#a0a0a0" stroked="f"/>
         </w:pict>
       </w:r>
     </w:p>
@@ -51584,7 +51036,6 @@
         </w:rPr>
       </w:pPr>
       <w:proofErr w:type="spellStart"/>
-      <w:proofErr w:type="gramStart"/>
       <w:r>
         <w:rPr>
           <w:rFonts w:cs="B Nazanin"/>
@@ -51592,7 +51043,6 @@
         <w:t>app.UseMiddleware</w:t>
       </w:r>
       <w:proofErr w:type="spellEnd"/>
-      <w:proofErr w:type="gramEnd"/>
       <w:r>
         <w:rPr>
           <w:rFonts w:cs="B Nazanin"/>
@@ -51607,26 +51057,18 @@
         <w:t>MyMiddleware</w:t>
       </w:r>
       <w:proofErr w:type="spellEnd"/>
-      <w:proofErr w:type="gramStart"/>
-      <w:r>
-        <w:rPr>
-          <w:rFonts w:cs="B Nazanin"/>
-        </w:rPr>
-        <w:t>&gt;(</w:t>
-      </w:r>
-      <w:proofErr w:type="gramEnd"/>
-      <w:r>
-        <w:rPr>
-          <w:rFonts w:cs="B Nazanin"/>
-        </w:rPr>
-        <w:t>);</w:t>
-      </w:r>
-    </w:p>
-    <w:p>
-      <w:pPr>
-        <w:spacing w:after="0" w:line="240" w:lineRule="auto"/>
-        <w:rPr>
-          <w:rFonts w:cs="B Nazanin" w:hint="cs"/>
+      <w:r>
+        <w:rPr>
+          <w:rFonts w:cs="B Nazanin"/>
+        </w:rPr>
+        <w:t>&gt;();</w:t>
+      </w:r>
+    </w:p>
+    <w:p>
+      <w:pPr>
+        <w:spacing w:after="0" w:line="240" w:lineRule="auto"/>
+        <w:rPr>
+          <w:rFonts w:cs="B Nazanin"/>
           <w:rtl/>
         </w:rPr>
       </w:pPr>
@@ -51682,7 +51124,7 @@
       <w:pPr>
         <w:spacing w:after="0" w:line="240" w:lineRule="auto"/>
         <w:rPr>
-          <w:rFonts w:cs="B Nazanin" w:hint="cs"/>
+          <w:rFonts w:cs="B Nazanin"/>
           <w:rtl/>
         </w:rPr>
       </w:pPr>
@@ -52273,7 +51715,7 @@
           <w:rFonts w:cs="B Nazanin"/>
         </w:rPr>
         <w:pict w14:anchorId="34759F09">
-          <v:rect id="_x0000_i1685" style="width:0;height:1.5pt" o:hralign="center" o:hrstd="t" o:hr="t" fillcolor="#a0a0a0" stroked="f"/>
+          <v:rect id="_x0000_i1136" style="width:0;height:1.5pt" o:hralign="center" o:hrstd="t" o:hr="t" fillcolor="#a0a0a0" stroked="f"/>
         </w:pict>
       </w:r>
     </w:p>
@@ -52479,7 +51921,7 @@
           <w:rFonts w:cs="B Nazanin"/>
         </w:rPr>
         <w:pict w14:anchorId="1F62F7E9">
-          <v:rect id="_x0000_i1686" style="width:0;height:1.5pt" o:hralign="center" o:hrstd="t" o:hr="t" fillcolor="#a0a0a0" stroked="f"/>
+          <v:rect id="_x0000_i1137" style="width:0;height:1.5pt" o:hralign="center" o:hrstd="t" o:hr="t" fillcolor="#a0a0a0" stroked="f"/>
         </w:pict>
       </w:r>
     </w:p>
@@ -52695,7 +52137,7 @@
           <w:rFonts w:cs="B Nazanin"/>
         </w:rPr>
         <w:pict w14:anchorId="32CD5EBE">
-          <v:rect id="_x0000_i1687" style="width:0;height:1.5pt" o:hralign="center" o:hrstd="t" o:hr="t" fillcolor="#a0a0a0" stroked="f"/>
+          <v:rect id="_x0000_i1138" style="width:0;height:1.5pt" o:hralign="center" o:hrstd="t" o:hr="t" fillcolor="#a0a0a0" stroked="f"/>
         </w:pict>
       </w:r>
     </w:p>
@@ -52966,7 +52408,7 @@
           <w:rFonts w:cs="B Nazanin"/>
         </w:rPr>
         <w:pict w14:anchorId="0BB8623D">
-          <v:rect id="_x0000_i1688" style="width:0;height:1.5pt" o:hralign="center" o:hrstd="t" o:hr="t" fillcolor="#a0a0a0" stroked="f"/>
+          <v:rect id="_x0000_i1139" style="width:0;height:1.5pt" o:hralign="center" o:hrstd="t" o:hr="t" fillcolor="#a0a0a0" stroked="f"/>
         </w:pict>
       </w:r>
     </w:p>
@@ -53209,7 +52651,7 @@
           <w:rFonts w:cs="B Nazanin"/>
         </w:rPr>
         <w:pict w14:anchorId="3B9D6F04">
-          <v:rect id="_x0000_i1689" style="width:0;height:1.5pt" o:hralign="center" o:hrstd="t" o:hr="t" fillcolor="#a0a0a0" stroked="f"/>
+          <v:rect id="_x0000_i1140" style="width:0;height:1.5pt" o:hralign="center" o:hrstd="t" o:hr="t" fillcolor="#a0a0a0" stroked="f"/>
         </w:pict>
       </w:r>
     </w:p>
@@ -53571,7 +53013,7 @@
           <w:rFonts w:cs="B Nazanin"/>
         </w:rPr>
         <w:pict w14:anchorId="21B8B06A">
-          <v:rect id="_x0000_i1690" style="width:0;height:1.5pt" o:hralign="center" o:hrstd="t" o:hr="t" fillcolor="#a0a0a0" stroked="f"/>
+          <v:rect id="_x0000_i1141" style="width:0;height:1.5pt" o:hralign="center" o:hrstd="t" o:hr="t" fillcolor="#a0a0a0" stroked="f"/>
         </w:pict>
       </w:r>
     </w:p>
@@ -53764,7 +53206,7 @@
       <w:pPr>
         <w:spacing w:after="0" w:line="240" w:lineRule="auto"/>
         <w:rPr>
-          <w:rFonts w:cs="B Nazanin" w:hint="cs"/>
+          <w:rFonts w:cs="B Nazanin"/>
           <w:rtl/>
         </w:rPr>
       </w:pPr>
@@ -53997,7 +53439,7 @@
           <w:rFonts w:cs="B Nazanin"/>
         </w:rPr>
         <w:pict w14:anchorId="20E4F6DE">
-          <v:rect id="_x0000_i1425" style="width:0;height:1.5pt" o:hralign="center" o:hrstd="t" o:hr="t" fillcolor="#a0a0a0" stroked="f"/>
+          <v:rect id="_x0000_i1142" style="width:0;height:1.5pt" o:hralign="center" o:hrstd="t" o:hr="t" fillcolor="#a0a0a0" stroked="f"/>
         </w:pict>
       </w:r>
     </w:p>
@@ -54060,7 +53502,7 @@
       <w:pPr>
         <w:spacing w:after="0" w:line="240" w:lineRule="auto"/>
         <w:rPr>
-          <w:rFonts w:cs="B Nazanin" w:hint="cs"/>
+          <w:rFonts w:cs="B Nazanin"/>
           <w:b/>
           <w:bCs/>
           <w:rtl/>
@@ -54157,7 +53599,7 @@
           <w:rFonts w:cs="B Nazanin"/>
         </w:rPr>
         <w:pict w14:anchorId="0ADF6497">
-          <v:rect id="_x0000_i1426" style="width:0;height:1.5pt" o:hralign="center" o:hrstd="t" o:hr="t" fillcolor="#a0a0a0" stroked="f"/>
+          <v:rect id="_x0000_i1143" style="width:0;height:1.5pt" o:hralign="center" o:hrstd="t" o:hr="t" fillcolor="#a0a0a0" stroked="f"/>
         </w:pict>
       </w:r>
     </w:p>
@@ -54278,7 +53720,7 @@
           <w:rFonts w:cs="B Nazanin"/>
         </w:rPr>
         <w:pict w14:anchorId="3722A256">
-          <v:rect id="_x0000_i1427" style="width:0;height:1.5pt" o:hralign="center" o:hrstd="t" o:hr="t" fillcolor="#a0a0a0" stroked="f"/>
+          <v:rect id="_x0000_i1144" style="width:0;height:1.5pt" o:hralign="center" o:hrstd="t" o:hr="t" fillcolor="#a0a0a0" stroked="f"/>
         </w:pict>
       </w:r>
     </w:p>
@@ -54562,7 +54004,7 @@
           <w:rFonts w:cs="B Nazanin"/>
         </w:rPr>
         <w:pict w14:anchorId="46BAA0E6">
-          <v:rect id="_x0000_i1428" style="width:0;height:1.5pt" o:hralign="center" o:hrstd="t" o:hr="t" fillcolor="#a0a0a0" stroked="f"/>
+          <v:rect id="_x0000_i1145" style="width:0;height:1.5pt" o:hralign="center" o:hrstd="t" o:hr="t" fillcolor="#a0a0a0" stroked="f"/>
         </w:pict>
       </w:r>
     </w:p>
@@ -54771,7 +54213,6 @@
         </w:rPr>
       </w:pPr>
       <w:proofErr w:type="spellStart"/>
-      <w:proofErr w:type="gramStart"/>
       <w:r>
         <w:rPr>
           <w:rFonts w:cs="B Nazanin"/>
@@ -54783,14 +54224,7 @@
         <w:rPr>
           <w:rFonts w:cs="B Nazanin"/>
         </w:rPr>
-        <w:t>(</w:t>
-      </w:r>
-      <w:proofErr w:type="gramEnd"/>
-      <w:r>
-        <w:rPr>
-          <w:rFonts w:cs="B Nazanin"/>
-        </w:rPr>
-        <w:t>)</w:t>
+        <w:t>()</w:t>
       </w:r>
     </w:p>
     <w:p>
@@ -54968,7 +54402,7 @@
         </w:rPr>
         <w:lastRenderedPageBreak/>
         <w:pict w14:anchorId="00BB615D">
-          <v:rect id="_x0000_i1429" style="width:0;height:1.5pt" o:hralign="center" o:hrstd="t" o:hr="t" fillcolor="#a0a0a0" stroked="f"/>
+          <v:rect id="_x0000_i1146" style="width:0;height:1.5pt" o:hralign="center" o:hrstd="t" o:hr="t" fillcolor="#a0a0a0" stroked="f"/>
         </w:pict>
       </w:r>
     </w:p>
@@ -55246,7 +54680,7 @@
       <w:pPr>
         <w:spacing w:after="0" w:line="240" w:lineRule="auto"/>
         <w:rPr>
-          <w:rFonts w:cs="B Nazanin" w:hint="cs"/>
+          <w:rFonts w:cs="B Nazanin"/>
           <w:rtl/>
         </w:rPr>
       </w:pPr>
@@ -55260,7 +54694,6 @@
         </w:rPr>
       </w:pPr>
       <w:proofErr w:type="spellStart"/>
-      <w:proofErr w:type="gramStart"/>
       <w:r>
         <w:rPr>
           <w:rFonts w:cs="B Nazanin"/>
@@ -55268,7 +54701,6 @@
         <w:t>app.MapControllerRoute</w:t>
       </w:r>
       <w:proofErr w:type="spellEnd"/>
-      <w:proofErr w:type="gramEnd"/>
       <w:r>
         <w:rPr>
           <w:rFonts w:cs="B Nazanin"/>
@@ -55562,7 +54994,7 @@
           <w:rFonts w:cs="B Nazanin"/>
         </w:rPr>
         <w:pict w14:anchorId="2F92DD0A">
-          <v:rect id="_x0000_i1430" style="width:0;height:1.5pt" o:hralign="center" o:hrstd="t" o:hr="t" fillcolor="#a0a0a0" stroked="f"/>
+          <v:rect id="_x0000_i1147" style="width:0;height:1.5pt" o:hralign="center" o:hrstd="t" o:hr="t" fillcolor="#a0a0a0" stroked="f"/>
         </w:pict>
       </w:r>
     </w:p>
@@ -55665,7 +55097,7 @@
         <w:spacing w:after="0" w:line="240" w:lineRule="auto"/>
         <w:jc w:val="center"/>
         <w:rPr>
-          <w:rFonts w:cs="B Nazanin" w:hint="cs"/>
+          <w:rFonts w:cs="B Nazanin"/>
           <w:rtl/>
         </w:rPr>
       </w:pPr>
@@ -55936,7 +55368,7 @@
         </w:rPr>
         <w:lastRenderedPageBreak/>
         <w:pict w14:anchorId="3036A193">
-          <v:rect id="_x0000_i1431" style="width:0;height:1.5pt" o:hralign="center" o:hrstd="t" o:hr="t" fillcolor="#a0a0a0" stroked="f"/>
+          <v:rect id="_x0000_i1148" style="width:0;height:1.5pt" o:hralign="center" o:hrstd="t" o:hr="t" fillcolor="#a0a0a0" stroked="f"/>
         </w:pict>
       </w:r>
     </w:p>
@@ -56238,7 +55670,7 @@
           <w:rFonts w:cs="B Nazanin"/>
         </w:rPr>
         <w:pict w14:anchorId="3AE15AAF">
-          <v:rect id="_x0000_i1432" style="width:0;height:1.5pt" o:hralign="center" o:hrstd="t" o:hr="t" fillcolor="#a0a0a0" stroked="f"/>
+          <v:rect id="_x0000_i1149" style="width:0;height:1.5pt" o:hralign="center" o:hrstd="t" o:hr="t" fillcolor="#a0a0a0" stroked="f"/>
         </w:pict>
       </w:r>
     </w:p>
@@ -56411,7 +55843,7 @@
           <w:rFonts w:cs="B Nazanin"/>
         </w:rPr>
         <w:pict w14:anchorId="7260B856">
-          <v:rect id="_x0000_i1433" style="width:0;height:1.5pt" o:hralign="center" o:hrstd="t" o:hr="t" fillcolor="#a0a0a0" stroked="f"/>
+          <v:rect id="_x0000_i1150" style="width:0;height:1.5pt" o:hralign="center" o:hrstd="t" o:hr="t" fillcolor="#a0a0a0" stroked="f"/>
         </w:pict>
       </w:r>
     </w:p>
@@ -56818,7 +56250,7 @@
           <w:rFonts w:cs="B Nazanin"/>
         </w:rPr>
         <w:pict w14:anchorId="038CABCA">
-          <v:rect id="_x0000_i1434" style="width:0;height:1.5pt" o:hralign="center" o:hrstd="t" o:hr="t" fillcolor="#a0a0a0" stroked="f"/>
+          <v:rect id="_x0000_i1151" style="width:0;height:1.5pt" o:hralign="center" o:hrstd="t" o:hr="t" fillcolor="#a0a0a0" stroked="f"/>
         </w:pict>
       </w:r>
     </w:p>
@@ -56947,22 +56379,558 @@
         <w:rPr>
           <w:rFonts w:cs="B Nazanin"/>
         </w:rPr>
-        <w:t xml:space="preserve">public class </w:t>
-      </w:r>
-      <w:proofErr w:type="gramStart"/>
-      <w:r>
-        <w:rPr>
-          <w:rFonts w:cs="B Nazanin"/>
-        </w:rPr>
-        <w:t>CarController :</w:t>
-      </w:r>
-      <w:proofErr w:type="gramEnd"/>
+        <w:t>public class CarController : Controller</w:t>
+      </w:r>
+    </w:p>
+    <w:p>
+      <w:pPr>
+        <w:bidi w:val="0"/>
+        <w:spacing w:after="0" w:line="240" w:lineRule="auto"/>
+        <w:rPr>
+          <w:rFonts w:cs="B Nazanin"/>
+        </w:rPr>
+      </w:pPr>
+      <w:r>
+        <w:rPr>
+          <w:rFonts w:cs="B Nazanin"/>
+        </w:rPr>
+        <w:t>{</w:t>
+      </w:r>
+    </w:p>
+    <w:p>
+      <w:pPr>
+        <w:bidi w:val="0"/>
+        <w:spacing w:after="0" w:line="240" w:lineRule="auto"/>
+        <w:rPr>
+          <w:rFonts w:cs="B Nazanin"/>
+        </w:rPr>
+      </w:pPr>
+      <w:r>
+        <w:rPr>
+          <w:rFonts w:cs="B Nazanin"/>
+        </w:rPr>
+        <w:t xml:space="preserve">    public IActionResult Index() { }</w:t>
+      </w:r>
+    </w:p>
+    <w:p>
+      <w:pPr>
+        <w:bidi w:val="0"/>
+        <w:spacing w:after="0" w:line="240" w:lineRule="auto"/>
+        <w:rPr>
+          <w:rFonts w:cs="B Nazanin"/>
+        </w:rPr>
+      </w:pPr>
+      <w:r>
+        <w:rPr>
+          <w:rFonts w:cs="B Nazanin"/>
+        </w:rPr>
+        <w:t xml:space="preserve">    public IActionResult Details(int id) { }</w:t>
+      </w:r>
+    </w:p>
+    <w:p>
+      <w:pPr>
+        <w:bidi w:val="0"/>
+        <w:spacing w:after="0" w:line="240" w:lineRule="auto"/>
+        <w:rPr>
+          <w:rFonts w:cs="B Nazanin"/>
+        </w:rPr>
+      </w:pPr>
+      <w:r>
+        <w:rPr>
+          <w:rFonts w:cs="B Nazanin"/>
+        </w:rPr>
+        <w:t xml:space="preserve">    public IActionResult Edit(int id) { }</w:t>
+      </w:r>
+    </w:p>
+    <w:p>
+      <w:pPr>
+        <w:bidi w:val="0"/>
+        <w:spacing w:after="0" w:line="240" w:lineRule="auto"/>
+        <w:rPr>
+          <w:rFonts w:cs="B Nazanin"/>
+        </w:rPr>
+      </w:pPr>
+      <w:r>
+        <w:rPr>
+          <w:rFonts w:cs="B Nazanin"/>
+        </w:rPr>
+        <w:t>}</w:t>
+      </w:r>
+    </w:p>
+    <w:p>
+      <w:pPr>
+        <w:spacing w:after="0" w:line="240" w:lineRule="auto"/>
+        <w:rPr>
+          <w:rFonts w:cs="B Nazanin"/>
+          <w:rtl/>
+        </w:rPr>
+      </w:pPr>
+    </w:p>
+    <w:p>
+      <w:pPr>
+        <w:spacing w:after="0" w:line="240" w:lineRule="auto"/>
+        <w:rPr>
+          <w:rFonts w:cs="B Nazanin"/>
+          <w:rtl/>
+        </w:rPr>
+      </w:pPr>
+    </w:p>
+    <w:p>
+      <w:pPr>
+        <w:spacing w:after="0" w:line="240" w:lineRule="auto"/>
+        <w:rPr>
+          <w:rFonts w:cs="B Nazanin"/>
+          <w:rtl/>
+        </w:rPr>
+      </w:pPr>
+    </w:p>
+    <w:p>
+      <w:pPr>
+        <w:spacing w:after="0" w:line="240" w:lineRule="auto"/>
+        <w:rPr>
+          <w:rFonts w:cs="B Nazanin"/>
+        </w:rPr>
+      </w:pPr>
+      <w:r>
+        <w:rPr>
+          <w:rFonts w:cs="B Nazanin"/>
+          <w:rtl/>
+        </w:rPr>
+        <w:t>در زمان</w:t>
+      </w:r>
+      <w:r>
+        <w:rPr>
+          <w:rFonts w:cs="B Nazanin"/>
+        </w:rPr>
+        <w:t xml:space="preserve"> Startup </w:t>
+      </w:r>
+      <w:r>
+        <w:rPr>
+          <w:rFonts w:cs="B Nazanin"/>
+          <w:rtl/>
+        </w:rPr>
+        <w:t>چیزی شبیه این ساخته می‌شود</w:t>
+      </w:r>
+      <w:r>
+        <w:rPr>
+          <w:rFonts w:cs="B Nazanin"/>
+        </w:rPr>
+        <w:t>:</w:t>
+      </w:r>
+    </w:p>
+    <w:p>
+      <w:pPr>
+        <w:spacing w:after="0" w:line="240" w:lineRule="auto"/>
+        <w:jc w:val="right"/>
+        <w:rPr>
+          <w:rFonts w:cs="B Nazanin"/>
+        </w:rPr>
+      </w:pPr>
+      <w:r>
+        <w:rPr>
+          <w:rFonts w:cs="B Nazanin"/>
+        </w:rPr>
+        <w:t>Route Table</w:t>
+      </w:r>
+    </w:p>
+    <w:p>
+      <w:pPr>
+        <w:spacing w:after="0" w:line="240" w:lineRule="auto"/>
+        <w:jc w:val="right"/>
+        <w:rPr>
+          <w:rFonts w:cs="B Nazanin"/>
+        </w:rPr>
+      </w:pPr>
+      <w:r>
+        <w:rPr>
+          <w:rFonts w:cs="B Nazanin"/>
+        </w:rPr>
+        <w:t>----------------------------------</w:t>
+      </w:r>
+    </w:p>
+    <w:p>
+      <w:pPr>
+        <w:spacing w:after="0" w:line="240" w:lineRule="auto"/>
+        <w:jc w:val="right"/>
+        <w:rPr>
+          <w:rFonts w:cs="B Nazanin"/>
+        </w:rPr>
+      </w:pPr>
+      <w:r>
+        <w:rPr>
+          <w:rFonts w:cs="B Nazanin"/>
+        </w:rPr>
+        <w:t>Home/Index</w:t>
+      </w:r>
+    </w:p>
+    <w:p>
+      <w:pPr>
+        <w:spacing w:after="0" w:line="240" w:lineRule="auto"/>
+        <w:jc w:val="right"/>
+        <w:rPr>
+          <w:rFonts w:cs="B Nazanin"/>
+        </w:rPr>
+      </w:pPr>
+      <w:r>
+        <w:rPr>
+          <w:rFonts w:cs="B Nazanin"/>
+        </w:rPr>
+        <w:t>Home/About</w:t>
+      </w:r>
+    </w:p>
+    <w:p>
+      <w:pPr>
+        <w:spacing w:after="0" w:line="240" w:lineRule="auto"/>
+        <w:jc w:val="right"/>
+        <w:rPr>
+          <w:rFonts w:cs="B Nazanin"/>
+        </w:rPr>
+      </w:pPr>
+      <w:r>
+        <w:rPr>
+          <w:rFonts w:cs="B Nazanin"/>
+        </w:rPr>
+        <w:t>Car/Index</w:t>
+      </w:r>
+    </w:p>
+    <w:p>
+      <w:pPr>
+        <w:spacing w:after="0" w:line="240" w:lineRule="auto"/>
+        <w:jc w:val="right"/>
+        <w:rPr>
+          <w:rFonts w:cs="B Nazanin"/>
+        </w:rPr>
+      </w:pPr>
+      <w:r>
+        <w:rPr>
+          <w:rFonts w:cs="B Nazanin"/>
+        </w:rPr>
+        <w:t>Car/Details</w:t>
+      </w:r>
+    </w:p>
+    <w:p>
+      <w:pPr>
+        <w:spacing w:after="0" w:line="240" w:lineRule="auto"/>
+        <w:jc w:val="right"/>
+        <w:rPr>
+          <w:rFonts w:cs="B Nazanin"/>
+        </w:rPr>
+      </w:pPr>
+      <w:r>
+        <w:rPr>
+          <w:rFonts w:cs="B Nazanin"/>
+        </w:rPr>
+        <w:t>Car/Edit</w:t>
+      </w:r>
+    </w:p>
+    <w:p>
+      <w:pPr>
+        <w:spacing w:after="0" w:line="240" w:lineRule="auto"/>
+        <w:jc w:val="right"/>
+        <w:rPr>
+          <w:rFonts w:cs="B Nazanin"/>
+        </w:rPr>
+      </w:pPr>
+      <w:r>
+        <w:rPr>
+          <w:rFonts w:cs="B Nazanin"/>
+        </w:rPr>
+        <w:t>Product/List</w:t>
+      </w:r>
+    </w:p>
+    <w:p>
+      <w:pPr>
+        <w:spacing w:after="0" w:line="240" w:lineRule="auto"/>
+        <w:rPr>
+          <w:rFonts w:cs="B Nazanin"/>
+        </w:rPr>
+      </w:pPr>
+    </w:p>
+    <w:p>
+      <w:pPr>
+        <w:spacing w:after="0" w:line="240" w:lineRule="auto"/>
+        <w:rPr>
+          <w:rFonts w:cs="B Nazanin"/>
+        </w:rPr>
+      </w:pPr>
+      <w:r>
+        <w:rPr>
+          <w:rFonts w:cs="B Nazanin"/>
+        </w:rPr>
+        <w:t>...</w:t>
+      </w:r>
+    </w:p>
+    <w:p>
+      <w:pPr>
+        <w:spacing w:after="0" w:line="240" w:lineRule="auto"/>
+        <w:rPr>
+          <w:rFonts w:cs="B Nazanin"/>
+        </w:rPr>
+      </w:pPr>
+      <w:r>
+        <w:rPr>
+          <w:rFonts w:cs="B Nazanin"/>
+          <w:rtl/>
+        </w:rPr>
+        <w:t>نکته مهم</w:t>
+      </w:r>
+      <w:r>
+        <w:rPr>
+          <w:rFonts w:cs="B Nazanin"/>
+        </w:rPr>
+        <w:t>:</w:t>
+      </w:r>
+    </w:p>
+    <w:p>
+      <w:pPr>
+        <w:spacing w:after="0" w:line="240" w:lineRule="auto"/>
+        <w:rPr>
+          <w:rFonts w:cs="B Nazanin"/>
+        </w:rPr>
+      </w:pPr>
+      <w:r>
+        <w:rPr>
+          <w:rFonts w:cs="B Nazanin"/>
+          <w:rtl/>
+        </w:rPr>
+        <w:t xml:space="preserve">این کار </w:t>
+      </w:r>
+      <w:r>
+        <w:rPr>
+          <w:rFonts w:cs="B Nazanin"/>
+          <w:b/>
+          <w:bCs/>
+          <w:rtl/>
+        </w:rPr>
+        <w:t>فقط یک بار</w:t>
+      </w:r>
+      <w:r>
+        <w:rPr>
+          <w:rFonts w:cs="B Nazanin"/>
+          <w:rtl/>
+        </w:rPr>
+        <w:t xml:space="preserve"> هنگام شروع برنامه انجام می‌شود</w:t>
+      </w:r>
+      <w:r>
+        <w:rPr>
+          <w:rFonts w:cs="B Nazanin"/>
+        </w:rPr>
+        <w:t>.</w:t>
+      </w:r>
+    </w:p>
+    <w:p>
+      <w:pPr>
+        <w:spacing w:after="0" w:line="240" w:lineRule="auto"/>
+        <w:rPr>
+          <w:rFonts w:cs="B Nazanin"/>
+        </w:rPr>
+      </w:pPr>
+      <w:r>
+        <w:rPr>
+          <w:rFonts w:cs="B Nazanin"/>
+          <w:rtl/>
+        </w:rPr>
+        <w:t>بنابراین برای هر</w:t>
+      </w:r>
+      <w:r>
+        <w:rPr>
+          <w:rFonts w:cs="B Nazanin"/>
+        </w:rPr>
+        <w:t xml:space="preserve"> Request </w:t>
+      </w:r>
+      <w:r>
+        <w:rPr>
+          <w:rFonts w:cs="B Nazanin"/>
+          <w:rtl/>
+        </w:rPr>
+        <w:t>دوباره</w:t>
+      </w:r>
       <w:r>
         <w:rPr>
           <w:rFonts w:cs="B Nazanin"/>
         </w:rPr>
         <w:t xml:space="preserve"> Controller</w:t>
       </w:r>
+      <w:r>
+        <w:rPr>
+          <w:rFonts w:cs="B Nazanin"/>
+          <w:rtl/>
+        </w:rPr>
+        <w:t>ها اسکن نمی‌شوند</w:t>
+      </w:r>
+      <w:r>
+        <w:rPr>
+          <w:rFonts w:cs="B Nazanin"/>
+        </w:rPr>
+        <w:t>.</w:t>
+      </w:r>
+    </w:p>
+    <w:p>
+      <w:pPr>
+        <w:spacing w:after="0" w:line="240" w:lineRule="auto"/>
+        <w:rPr>
+          <w:rFonts w:cs="B Nazanin"/>
+        </w:rPr>
+      </w:pPr>
+      <w:r>
+        <w:rPr>
+          <w:rFonts w:cs="B Nazanin"/>
+          <w:rtl/>
+        </w:rPr>
+        <w:t>این یکی از دلایل سرعت بالای</w:t>
+      </w:r>
+      <w:r>
+        <w:rPr>
+          <w:rFonts w:cs="B Nazanin"/>
+        </w:rPr>
+        <w:t xml:space="preserve"> ASP.NET Core </w:t>
+      </w:r>
+      <w:r>
+        <w:rPr>
+          <w:rFonts w:cs="B Nazanin"/>
+          <w:rtl/>
+        </w:rPr>
+        <w:t>است</w:t>
+      </w:r>
+      <w:r>
+        <w:rPr>
+          <w:rFonts w:cs="B Nazanin"/>
+        </w:rPr>
+        <w:t>.</w:t>
+      </w:r>
+    </w:p>
+    <w:p>
+      <w:pPr>
+        <w:spacing w:after="0" w:line="240" w:lineRule="auto"/>
+        <w:rPr>
+          <w:rFonts w:cs="B Nazanin"/>
+        </w:rPr>
+      </w:pPr>
+      <w:r>
+        <w:rPr>
+          <w:rFonts w:cs="B Nazanin"/>
+        </w:rPr>
+        <w:pict w14:anchorId="46A71144">
+          <v:rect id="_x0000_i1152" style="width:0;height:1.5pt" o:hralign="center" o:hrstd="t" o:hr="t" fillcolor="#a0a0a0" stroked="f"/>
+        </w:pict>
+      </w:r>
+    </w:p>
+    <w:p>
+      <w:pPr>
+        <w:spacing w:after="0" w:line="240" w:lineRule="auto"/>
+        <w:rPr>
+          <w:rFonts w:cs="B Nazanin"/>
+          <w:b/>
+          <w:bCs/>
+        </w:rPr>
+      </w:pPr>
+      <w:r>
+        <w:rPr>
+          <w:rFonts w:cs="B Nazanin"/>
+          <w:b/>
+          <w:bCs/>
+        </w:rPr>
+        <w:t xml:space="preserve">Debugging </w:t>
+      </w:r>
+      <w:r>
+        <w:rPr>
+          <w:rFonts w:cs="B Nazanin"/>
+          <w:b/>
+          <w:bCs/>
+          <w:rtl/>
+        </w:rPr>
+        <w:t>حرفه‌ای</w:t>
+      </w:r>
+      <w:r>
+        <w:rPr>
+          <w:rFonts w:cs="B Nazanin"/>
+          <w:b/>
+          <w:bCs/>
+        </w:rPr>
+        <w:t xml:space="preserve"> Routing</w:t>
+      </w:r>
+    </w:p>
+    <w:p>
+      <w:pPr>
+        <w:spacing w:after="0" w:line="240" w:lineRule="auto"/>
+        <w:rPr>
+          <w:rFonts w:cs="B Nazanin"/>
+        </w:rPr>
+      </w:pPr>
+      <w:r>
+        <w:rPr>
+          <w:rFonts w:cs="B Nazanin"/>
+          <w:rtl/>
+        </w:rPr>
+        <w:t>الان همان پروژه</w:t>
+      </w:r>
+      <w:r>
+        <w:rPr>
+          <w:rFonts w:cs="B Nazanin"/>
+        </w:rPr>
+        <w:t xml:space="preserve"> </w:t>
+      </w:r>
+      <w:proofErr w:type="spellStart"/>
+      <w:r>
+        <w:rPr>
+          <w:rFonts w:cs="B Nazanin"/>
+        </w:rPr>
+        <w:t>CarManagementSystem</w:t>
+      </w:r>
+      <w:proofErr w:type="spellEnd"/>
+      <w:r>
+        <w:rPr>
+          <w:rFonts w:cs="B Nazanin"/>
+        </w:rPr>
+        <w:t xml:space="preserve"> </w:t>
+      </w:r>
+      <w:r>
+        <w:rPr>
+          <w:rFonts w:cs="B Nazanin"/>
+          <w:rtl/>
+        </w:rPr>
+        <w:t>را باز کن</w:t>
+      </w:r>
+      <w:r>
+        <w:rPr>
+          <w:rFonts w:cs="B Nazanin"/>
+        </w:rPr>
+        <w:t>.</w:t>
+      </w:r>
+    </w:p>
+    <w:p>
+      <w:pPr>
+        <w:spacing w:after="0" w:line="240" w:lineRule="auto"/>
+        <w:rPr>
+          <w:rFonts w:cs="B Nazanin"/>
+        </w:rPr>
+      </w:pPr>
+      <w:r>
+        <w:rPr>
+          <w:rFonts w:cs="B Nazanin"/>
+          <w:rtl/>
+        </w:rPr>
+        <w:t>روی این خط</w:t>
+      </w:r>
+      <w:r>
+        <w:rPr>
+          <w:rFonts w:cs="B Nazanin"/>
+        </w:rPr>
+        <w:t xml:space="preserve"> Breakpoint </w:t>
+      </w:r>
+      <w:r>
+        <w:rPr>
+          <w:rFonts w:cs="B Nazanin"/>
+          <w:rtl/>
+        </w:rPr>
+        <w:t>بگذار</w:t>
+      </w:r>
+      <w:r>
+        <w:rPr>
+          <w:rFonts w:cs="B Nazanin"/>
+        </w:rPr>
+        <w:t>:</w:t>
+      </w:r>
     </w:p>
     <w:p>
       <w:pPr>
@@ -56976,637 +56944,7 @@
         <w:rPr>
           <w:rFonts w:cs="B Nazanin"/>
         </w:rPr>
-        <w:t>{</w:t>
-      </w:r>
-    </w:p>
-    <w:p>
-      <w:pPr>
-        <w:bidi w:val="0"/>
-        <w:spacing w:after="0" w:line="240" w:lineRule="auto"/>
-        <w:rPr>
-          <w:rFonts w:cs="B Nazanin"/>
-        </w:rPr>
-      </w:pPr>
-      <w:r>
-        <w:rPr>
-          <w:rFonts w:cs="B Nazanin"/>
-        </w:rPr>
-        <w:t xml:space="preserve">    public IActionResult </w:t>
-      </w:r>
-      <w:proofErr w:type="gramStart"/>
-      <w:r>
-        <w:rPr>
-          <w:rFonts w:cs="B Nazanin"/>
-        </w:rPr>
-        <w:t>Index(</w:t>
-      </w:r>
-      <w:proofErr w:type="gramEnd"/>
-      <w:r>
-        <w:rPr>
-          <w:rFonts w:cs="B Nazanin"/>
-        </w:rPr>
-        <w:t xml:space="preserve">) </w:t>
-      </w:r>
-      <w:proofErr w:type="gramStart"/>
-      <w:r>
-        <w:rPr>
-          <w:rFonts w:cs="B Nazanin"/>
-        </w:rPr>
-        <w:t>{ }</w:t>
-      </w:r>
-      <w:proofErr w:type="gramEnd"/>
-    </w:p>
-    <w:p>
-      <w:pPr>
-        <w:bidi w:val="0"/>
-        <w:spacing w:after="0" w:line="240" w:lineRule="auto"/>
-        <w:rPr>
-          <w:rFonts w:cs="B Nazanin"/>
-        </w:rPr>
-      </w:pPr>
-      <w:r>
-        <w:rPr>
-          <w:rFonts w:cs="B Nazanin"/>
-        </w:rPr>
-        <w:t xml:space="preserve">    public IActionResult </w:t>
-      </w:r>
-      <w:proofErr w:type="gramStart"/>
-      <w:r>
-        <w:rPr>
-          <w:rFonts w:cs="B Nazanin"/>
-        </w:rPr>
-        <w:t>Details(</w:t>
-      </w:r>
-      <w:proofErr w:type="gramEnd"/>
-      <w:r>
-        <w:rPr>
-          <w:rFonts w:cs="B Nazanin"/>
-        </w:rPr>
-        <w:t xml:space="preserve">int id) </w:t>
-      </w:r>
-      <w:proofErr w:type="gramStart"/>
-      <w:r>
-        <w:rPr>
-          <w:rFonts w:cs="B Nazanin"/>
-        </w:rPr>
-        <w:t>{ }</w:t>
-      </w:r>
-      <w:proofErr w:type="gramEnd"/>
-    </w:p>
-    <w:p>
-      <w:pPr>
-        <w:bidi w:val="0"/>
-        <w:spacing w:after="0" w:line="240" w:lineRule="auto"/>
-        <w:rPr>
-          <w:rFonts w:cs="B Nazanin"/>
-        </w:rPr>
-      </w:pPr>
-      <w:r>
-        <w:rPr>
-          <w:rFonts w:cs="B Nazanin"/>
-        </w:rPr>
-        <w:t xml:space="preserve">    public IActionResult </w:t>
-      </w:r>
-      <w:proofErr w:type="gramStart"/>
-      <w:r>
-        <w:rPr>
-          <w:rFonts w:cs="B Nazanin"/>
-        </w:rPr>
-        <w:t>Edit(</w:t>
-      </w:r>
-      <w:proofErr w:type="gramEnd"/>
-      <w:r>
-        <w:rPr>
-          <w:rFonts w:cs="B Nazanin"/>
-        </w:rPr>
-        <w:t xml:space="preserve">int id) </w:t>
-      </w:r>
-      <w:proofErr w:type="gramStart"/>
-      <w:r>
-        <w:rPr>
-          <w:rFonts w:cs="B Nazanin"/>
-        </w:rPr>
-        <w:t>{ }</w:t>
-      </w:r>
-      <w:proofErr w:type="gramEnd"/>
-    </w:p>
-    <w:p>
-      <w:pPr>
-        <w:bidi w:val="0"/>
-        <w:spacing w:after="0" w:line="240" w:lineRule="auto"/>
-        <w:rPr>
-          <w:rFonts w:cs="B Nazanin"/>
-        </w:rPr>
-      </w:pPr>
-      <w:r>
-        <w:rPr>
-          <w:rFonts w:cs="B Nazanin"/>
-        </w:rPr>
-        <w:t>}</w:t>
-      </w:r>
-    </w:p>
-    <w:p>
-      <w:pPr>
-        <w:spacing w:after="0" w:line="240" w:lineRule="auto"/>
-        <w:rPr>
-          <w:rFonts w:cs="B Nazanin"/>
-          <w:rtl/>
-        </w:rPr>
-      </w:pPr>
-    </w:p>
-    <w:p>
-      <w:pPr>
-        <w:spacing w:after="0" w:line="240" w:lineRule="auto"/>
-        <w:rPr>
-          <w:rFonts w:cs="B Nazanin"/>
-          <w:rtl/>
-        </w:rPr>
-      </w:pPr>
-    </w:p>
-    <w:p>
-      <w:pPr>
-        <w:spacing w:after="0" w:line="240" w:lineRule="auto"/>
-        <w:rPr>
-          <w:rFonts w:cs="B Nazanin"/>
-          <w:rtl/>
-        </w:rPr>
-      </w:pPr>
-    </w:p>
-    <w:p>
-      <w:pPr>
-        <w:spacing w:after="0" w:line="240" w:lineRule="auto"/>
-        <w:rPr>
-          <w:rFonts w:cs="B Nazanin"/>
-        </w:rPr>
-      </w:pPr>
-      <w:r>
-        <w:rPr>
-          <w:rFonts w:cs="B Nazanin"/>
-          <w:rtl/>
-        </w:rPr>
-        <w:t>در زمان</w:t>
-      </w:r>
-      <w:r>
-        <w:rPr>
-          <w:rFonts w:cs="B Nazanin"/>
-        </w:rPr>
-        <w:t xml:space="preserve"> Startup </w:t>
-      </w:r>
-      <w:r>
-        <w:rPr>
-          <w:rFonts w:cs="B Nazanin"/>
-          <w:rtl/>
-        </w:rPr>
-        <w:t>چیزی شبیه این ساخته می‌شود</w:t>
-      </w:r>
-      <w:r>
-        <w:rPr>
-          <w:rFonts w:cs="B Nazanin"/>
-        </w:rPr>
-        <w:t>:</w:t>
-      </w:r>
-    </w:p>
-    <w:p>
-      <w:pPr>
-        <w:spacing w:after="0" w:line="240" w:lineRule="auto"/>
-        <w:jc w:val="right"/>
-        <w:rPr>
-          <w:rFonts w:cs="B Nazanin"/>
-        </w:rPr>
-      </w:pPr>
-      <w:r>
-        <w:rPr>
-          <w:rFonts w:cs="B Nazanin"/>
-        </w:rPr>
-        <w:t>Route Table</w:t>
-      </w:r>
-    </w:p>
-    <w:p>
-      <w:pPr>
-        <w:spacing w:after="0" w:line="240" w:lineRule="auto"/>
-        <w:jc w:val="right"/>
-        <w:rPr>
-          <w:rFonts w:cs="B Nazanin"/>
-        </w:rPr>
-      </w:pPr>
-      <w:r>
-        <w:rPr>
-          <w:rFonts w:cs="B Nazanin"/>
-        </w:rPr>
-        <w:t>----------------------------------</w:t>
-      </w:r>
-    </w:p>
-    <w:p>
-      <w:pPr>
-        <w:spacing w:after="0" w:line="240" w:lineRule="auto"/>
-        <w:jc w:val="right"/>
-        <w:rPr>
-          <w:rFonts w:cs="B Nazanin"/>
-        </w:rPr>
-      </w:pPr>
-      <w:r>
-        <w:rPr>
-          <w:rFonts w:cs="B Nazanin"/>
-        </w:rPr>
-        <w:t>Home/Index</w:t>
-      </w:r>
-    </w:p>
-    <w:p>
-      <w:pPr>
-        <w:spacing w:after="0" w:line="240" w:lineRule="auto"/>
-        <w:jc w:val="right"/>
-        <w:rPr>
-          <w:rFonts w:cs="B Nazanin"/>
-        </w:rPr>
-      </w:pPr>
-      <w:r>
-        <w:rPr>
-          <w:rFonts w:cs="B Nazanin"/>
-        </w:rPr>
-        <w:t>Home/About</w:t>
-      </w:r>
-    </w:p>
-    <w:p>
-      <w:pPr>
-        <w:spacing w:after="0" w:line="240" w:lineRule="auto"/>
-        <w:jc w:val="right"/>
-        <w:rPr>
-          <w:rFonts w:cs="B Nazanin"/>
-        </w:rPr>
-      </w:pPr>
-      <w:r>
-        <w:rPr>
-          <w:rFonts w:cs="B Nazanin"/>
-        </w:rPr>
-        <w:t>Car/Index</w:t>
-      </w:r>
-    </w:p>
-    <w:p>
-      <w:pPr>
-        <w:spacing w:after="0" w:line="240" w:lineRule="auto"/>
-        <w:jc w:val="right"/>
-        <w:rPr>
-          <w:rFonts w:cs="B Nazanin"/>
-        </w:rPr>
-      </w:pPr>
-      <w:r>
-        <w:rPr>
-          <w:rFonts w:cs="B Nazanin"/>
-        </w:rPr>
-        <w:t>Car/Details</w:t>
-      </w:r>
-    </w:p>
-    <w:p>
-      <w:pPr>
-        <w:spacing w:after="0" w:line="240" w:lineRule="auto"/>
-        <w:jc w:val="right"/>
-        <w:rPr>
-          <w:rFonts w:cs="B Nazanin"/>
-        </w:rPr>
-      </w:pPr>
-      <w:r>
-        <w:rPr>
-          <w:rFonts w:cs="B Nazanin"/>
-        </w:rPr>
-        <w:t>Car/Edit</w:t>
-      </w:r>
-    </w:p>
-    <w:p>
-      <w:pPr>
-        <w:spacing w:after="0" w:line="240" w:lineRule="auto"/>
-        <w:jc w:val="right"/>
-        <w:rPr>
-          <w:rFonts w:cs="B Nazanin"/>
-        </w:rPr>
-      </w:pPr>
-      <w:r>
-        <w:rPr>
-          <w:rFonts w:cs="B Nazanin"/>
-        </w:rPr>
-        <w:t>Product/List</w:t>
-      </w:r>
-    </w:p>
-    <w:p>
-      <w:pPr>
-        <w:spacing w:after="0" w:line="240" w:lineRule="auto"/>
-        <w:rPr>
-          <w:rFonts w:cs="B Nazanin"/>
-        </w:rPr>
-      </w:pPr>
-    </w:p>
-    <w:p>
-      <w:pPr>
-        <w:spacing w:after="0" w:line="240" w:lineRule="auto"/>
-        <w:rPr>
-          <w:rFonts w:cs="B Nazanin"/>
-        </w:rPr>
-      </w:pPr>
-      <w:r>
-        <w:rPr>
-          <w:rFonts w:cs="B Nazanin"/>
-        </w:rPr>
-        <w:t>...</w:t>
-      </w:r>
-    </w:p>
-    <w:p>
-      <w:pPr>
-        <w:spacing w:after="0" w:line="240" w:lineRule="auto"/>
-        <w:rPr>
-          <w:rFonts w:cs="B Nazanin"/>
-        </w:rPr>
-      </w:pPr>
-      <w:r>
-        <w:rPr>
-          <w:rFonts w:cs="B Nazanin"/>
-          <w:rtl/>
-        </w:rPr>
-        <w:t>نکته مهم</w:t>
-      </w:r>
-      <w:r>
-        <w:rPr>
-          <w:rFonts w:cs="B Nazanin"/>
-        </w:rPr>
-        <w:t>:</w:t>
-      </w:r>
-    </w:p>
-    <w:p>
-      <w:pPr>
-        <w:spacing w:after="0" w:line="240" w:lineRule="auto"/>
-        <w:rPr>
-          <w:rFonts w:cs="B Nazanin"/>
-        </w:rPr>
-      </w:pPr>
-      <w:r>
-        <w:rPr>
-          <w:rFonts w:cs="B Nazanin"/>
-          <w:rtl/>
-        </w:rPr>
-        <w:t xml:space="preserve">این کار </w:t>
-      </w:r>
-      <w:r>
-        <w:rPr>
-          <w:rFonts w:cs="B Nazanin"/>
-          <w:b/>
-          <w:bCs/>
-          <w:rtl/>
-        </w:rPr>
-        <w:t>فقط یک بار</w:t>
-      </w:r>
-      <w:r>
-        <w:rPr>
-          <w:rFonts w:cs="B Nazanin"/>
-          <w:rtl/>
-        </w:rPr>
-        <w:t xml:space="preserve"> هنگام شروع برنامه انجام می‌شود</w:t>
-      </w:r>
-      <w:r>
-        <w:rPr>
-          <w:rFonts w:cs="B Nazanin"/>
-        </w:rPr>
-        <w:t>.</w:t>
-      </w:r>
-    </w:p>
-    <w:p>
-      <w:pPr>
-        <w:spacing w:after="0" w:line="240" w:lineRule="auto"/>
-        <w:rPr>
-          <w:rFonts w:cs="B Nazanin"/>
-        </w:rPr>
-      </w:pPr>
-      <w:r>
-        <w:rPr>
-          <w:rFonts w:cs="B Nazanin"/>
-          <w:rtl/>
-        </w:rPr>
-        <w:t>بنابراین برای هر</w:t>
-      </w:r>
-      <w:r>
-        <w:rPr>
-          <w:rFonts w:cs="B Nazanin"/>
-        </w:rPr>
-        <w:t xml:space="preserve"> Request </w:t>
-      </w:r>
-      <w:r>
-        <w:rPr>
-          <w:rFonts w:cs="B Nazanin"/>
-          <w:rtl/>
-        </w:rPr>
-        <w:t>دوباره</w:t>
-      </w:r>
-      <w:r>
-        <w:rPr>
-          <w:rFonts w:cs="B Nazanin"/>
-        </w:rPr>
-        <w:t xml:space="preserve"> Controller</w:t>
-      </w:r>
-      <w:r>
-        <w:rPr>
-          <w:rFonts w:cs="B Nazanin"/>
-          <w:rtl/>
-        </w:rPr>
-        <w:t>ها اسکن نمی‌شوند</w:t>
-      </w:r>
-      <w:r>
-        <w:rPr>
-          <w:rFonts w:cs="B Nazanin"/>
-        </w:rPr>
-        <w:t>.</w:t>
-      </w:r>
-    </w:p>
-    <w:p>
-      <w:pPr>
-        <w:spacing w:after="0" w:line="240" w:lineRule="auto"/>
-        <w:rPr>
-          <w:rFonts w:cs="B Nazanin"/>
-        </w:rPr>
-      </w:pPr>
-      <w:r>
-        <w:rPr>
-          <w:rFonts w:cs="B Nazanin"/>
-          <w:rtl/>
-        </w:rPr>
-        <w:t>این یکی از دلایل سرعت بالای</w:t>
-      </w:r>
-      <w:r>
-        <w:rPr>
-          <w:rFonts w:cs="B Nazanin"/>
-        </w:rPr>
-        <w:t xml:space="preserve"> ASP.NET Core </w:t>
-      </w:r>
-      <w:r>
-        <w:rPr>
-          <w:rFonts w:cs="B Nazanin"/>
-          <w:rtl/>
-        </w:rPr>
-        <w:t>است</w:t>
-      </w:r>
-      <w:r>
-        <w:rPr>
-          <w:rFonts w:cs="B Nazanin"/>
-        </w:rPr>
-        <w:t>.</w:t>
-      </w:r>
-    </w:p>
-    <w:p>
-      <w:pPr>
-        <w:spacing w:after="0" w:line="240" w:lineRule="auto"/>
-        <w:rPr>
-          <w:rFonts w:cs="B Nazanin"/>
-        </w:rPr>
-      </w:pPr>
-      <w:r>
-        <w:rPr>
-          <w:rFonts w:cs="B Nazanin"/>
-        </w:rPr>
-        <w:pict w14:anchorId="46A71144">
-          <v:rect id="_x0000_i1435" style="width:0;height:1.5pt" o:hralign="center" o:hrstd="t" o:hr="t" fillcolor="#a0a0a0" stroked="f"/>
-        </w:pict>
-      </w:r>
-    </w:p>
-    <w:p>
-      <w:pPr>
-        <w:spacing w:after="0" w:line="240" w:lineRule="auto"/>
-        <w:rPr>
-          <w:rFonts w:cs="B Nazanin"/>
-          <w:b/>
-          <w:bCs/>
-        </w:rPr>
-      </w:pPr>
-      <w:r>
-        <w:rPr>
-          <w:rFonts w:cs="B Nazanin"/>
-          <w:b/>
-          <w:bCs/>
-        </w:rPr>
-        <w:t xml:space="preserve">Debugging </w:t>
-      </w:r>
-      <w:r>
-        <w:rPr>
-          <w:rFonts w:cs="B Nazanin"/>
-          <w:b/>
-          <w:bCs/>
-          <w:rtl/>
-        </w:rPr>
-        <w:t>حرفه‌ای</w:t>
-      </w:r>
-      <w:r>
-        <w:rPr>
-          <w:rFonts w:cs="B Nazanin"/>
-          <w:b/>
-          <w:bCs/>
-        </w:rPr>
-        <w:t xml:space="preserve"> Routing</w:t>
-      </w:r>
-    </w:p>
-    <w:p>
-      <w:pPr>
-        <w:spacing w:after="0" w:line="240" w:lineRule="auto"/>
-        <w:rPr>
-          <w:rFonts w:cs="B Nazanin"/>
-        </w:rPr>
-      </w:pPr>
-      <w:r>
-        <w:rPr>
-          <w:rFonts w:cs="B Nazanin"/>
-          <w:rtl/>
-        </w:rPr>
-        <w:t>الان همان پروژه</w:t>
-      </w:r>
-      <w:r>
-        <w:rPr>
-          <w:rFonts w:cs="B Nazanin"/>
-        </w:rPr>
-        <w:t xml:space="preserve"> </w:t>
-      </w:r>
-      <w:proofErr w:type="spellStart"/>
-      <w:r>
-        <w:rPr>
-          <w:rFonts w:cs="B Nazanin"/>
-        </w:rPr>
-        <w:t>CarManagementSystem</w:t>
-      </w:r>
-      <w:proofErr w:type="spellEnd"/>
-      <w:r>
-        <w:rPr>
-          <w:rFonts w:cs="B Nazanin"/>
-        </w:rPr>
-        <w:t xml:space="preserve"> </w:t>
-      </w:r>
-      <w:r>
-        <w:rPr>
-          <w:rFonts w:cs="B Nazanin"/>
-          <w:rtl/>
-        </w:rPr>
-        <w:t>را باز کن</w:t>
-      </w:r>
-      <w:r>
-        <w:rPr>
-          <w:rFonts w:cs="B Nazanin"/>
-        </w:rPr>
-        <w:t>.</w:t>
-      </w:r>
-    </w:p>
-    <w:p>
-      <w:pPr>
-        <w:spacing w:after="0" w:line="240" w:lineRule="auto"/>
-        <w:rPr>
-          <w:rFonts w:cs="B Nazanin"/>
-        </w:rPr>
-      </w:pPr>
-      <w:r>
-        <w:rPr>
-          <w:rFonts w:cs="B Nazanin"/>
-          <w:rtl/>
-        </w:rPr>
-        <w:t>روی این خط</w:t>
-      </w:r>
-      <w:r>
-        <w:rPr>
-          <w:rFonts w:cs="B Nazanin"/>
-        </w:rPr>
-        <w:t xml:space="preserve"> Breakpoint </w:t>
-      </w:r>
-      <w:r>
-        <w:rPr>
-          <w:rFonts w:cs="B Nazanin"/>
-          <w:rtl/>
-        </w:rPr>
-        <w:t>بگذار</w:t>
-      </w:r>
-      <w:r>
-        <w:rPr>
-          <w:rFonts w:cs="B Nazanin"/>
-        </w:rPr>
-        <w:t>:</w:t>
-      </w:r>
-    </w:p>
-    <w:p>
-      <w:pPr>
-        <w:bidi w:val="0"/>
-        <w:spacing w:after="0" w:line="240" w:lineRule="auto"/>
-        <w:rPr>
-          <w:rFonts w:cs="B Nazanin"/>
-        </w:rPr>
-      </w:pPr>
-      <w:r>
-        <w:rPr>
-          <w:rFonts w:cs="B Nazanin"/>
-        </w:rPr>
-        <w:t xml:space="preserve">public IActionResult </w:t>
-      </w:r>
-      <w:proofErr w:type="gramStart"/>
-      <w:r>
-        <w:rPr>
-          <w:rFonts w:cs="B Nazanin"/>
-        </w:rPr>
-        <w:t>Details(</w:t>
-      </w:r>
-      <w:proofErr w:type="gramEnd"/>
-      <w:r>
-        <w:rPr>
-          <w:rFonts w:cs="B Nazanin"/>
-        </w:rPr>
-        <w:t>int id)</w:t>
+        <w:t>public IActionResult Details(int id)</w:t>
       </w:r>
     </w:p>
     <w:p>
@@ -57851,7 +57189,7 @@
           <w:rFonts w:cs="B Nazanin"/>
         </w:rPr>
         <w:pict w14:anchorId="124E2FFA">
-          <v:rect id="_x0000_i1436" style="width:0;height:1.5pt" o:hralign="center" o:hrstd="t" o:hr="t" fillcolor="#a0a0a0" stroked="f"/>
+          <v:rect id="_x0000_i1153" style="width:0;height:1.5pt" o:hralign="center" o:hrstd="t" o:hr="t" fillcolor="#a0a0a0" stroked="f"/>
         </w:pict>
       </w:r>
     </w:p>
@@ -58133,7 +57471,7 @@
           <w:rFonts w:cs="B Nazanin"/>
         </w:rPr>
         <w:pict w14:anchorId="5C934E3A">
-          <v:rect id="_x0000_i1437" style="width:0;height:1.5pt" o:hralign="center" o:hrstd="t" o:hr="t" fillcolor="#a0a0a0" stroked="f"/>
+          <v:rect id="_x0000_i1154" style="width:0;height:1.5pt" o:hralign="center" o:hrstd="t" o:hr="t" fillcolor="#a0a0a0" stroked="f"/>
         </w:pict>
       </w:r>
     </w:p>
@@ -58247,21 +57585,7 @@
         <w:rPr>
           <w:rFonts w:cs="B Nazanin"/>
         </w:rPr>
-        <w:t xml:space="preserve">public IActionResult </w:t>
-      </w:r>
-      <w:proofErr w:type="gramStart"/>
-      <w:r>
-        <w:rPr>
-          <w:rFonts w:cs="B Nazanin"/>
-        </w:rPr>
-        <w:t>List(</w:t>
-      </w:r>
-      <w:proofErr w:type="gramEnd"/>
-      <w:r>
-        <w:rPr>
-          <w:rFonts w:cs="B Nazanin"/>
-        </w:rPr>
-        <w:t>)</w:t>
+        <w:t>public IActionResult List()</w:t>
       </w:r>
     </w:p>
     <w:p>
@@ -58330,21 +57654,7 @@
         <w:rPr>
           <w:rFonts w:cs="B Nazanin"/>
         </w:rPr>
-        <w:t xml:space="preserve">public IActionResult </w:t>
-      </w:r>
-      <w:proofErr w:type="gramStart"/>
-      <w:r>
-        <w:rPr>
-          <w:rFonts w:cs="B Nazanin"/>
-        </w:rPr>
-        <w:t>Details(</w:t>
-      </w:r>
-      <w:proofErr w:type="gramEnd"/>
-      <w:r>
-        <w:rPr>
-          <w:rFonts w:cs="B Nazanin"/>
-        </w:rPr>
-        <w:t>int id)</w:t>
+        <w:t>public IActionResult Details(int id)</w:t>
       </w:r>
     </w:p>
     <w:p>
@@ -58374,35 +57684,7 @@
         <w:rPr>
           <w:rFonts w:cs="B Nazanin"/>
         </w:rPr>
-        <w:t xml:space="preserve">    return </w:t>
-      </w:r>
-      <w:proofErr w:type="gramStart"/>
-      <w:r>
-        <w:rPr>
-          <w:rFonts w:cs="B Nazanin"/>
-        </w:rPr>
-        <w:t>Content(</w:t>
-      </w:r>
-      <w:proofErr w:type="gramEnd"/>
-      <w:r>
-        <w:rPr>
-          <w:rFonts w:cs="B Nazanin"/>
-        </w:rPr>
-        <w:t>$"</w:t>
-      </w:r>
-      <w:proofErr w:type="gramStart"/>
-      <w:r>
-        <w:rPr>
-          <w:rFonts w:cs="B Nazanin"/>
-        </w:rPr>
-        <w:t>Details :</w:t>
-      </w:r>
-      <w:proofErr w:type="gramEnd"/>
-      <w:r>
-        <w:rPr>
-          <w:rFonts w:cs="B Nazanin"/>
-        </w:rPr>
-        <w:t xml:space="preserve"> {id}");</w:t>
+        <w:t xml:space="preserve">    return Content($"Details : {id}");</w:t>
       </w:r>
     </w:p>
     <w:p>
@@ -58441,21 +57723,7 @@
         <w:rPr>
           <w:rFonts w:cs="B Nazanin"/>
         </w:rPr>
-        <w:t xml:space="preserve">public IActionResult </w:t>
-      </w:r>
-      <w:proofErr w:type="gramStart"/>
-      <w:r>
-        <w:rPr>
-          <w:rFonts w:cs="B Nazanin"/>
-        </w:rPr>
-        <w:t>Edit(</w:t>
-      </w:r>
-      <w:proofErr w:type="gramEnd"/>
-      <w:r>
-        <w:rPr>
-          <w:rFonts w:cs="B Nazanin"/>
-        </w:rPr>
-        <w:t>int id)</w:t>
+        <w:t>public IActionResult Edit(int id)</w:t>
       </w:r>
     </w:p>
     <w:p>
@@ -58485,35 +57753,7 @@
         <w:rPr>
           <w:rFonts w:cs="B Nazanin"/>
         </w:rPr>
-        <w:t xml:space="preserve">    return </w:t>
-      </w:r>
-      <w:proofErr w:type="gramStart"/>
-      <w:r>
-        <w:rPr>
-          <w:rFonts w:cs="B Nazanin"/>
-        </w:rPr>
-        <w:t>Content(</w:t>
-      </w:r>
-      <w:proofErr w:type="gramEnd"/>
-      <w:r>
-        <w:rPr>
-          <w:rFonts w:cs="B Nazanin"/>
-        </w:rPr>
-        <w:t>$"</w:t>
-      </w:r>
-      <w:proofErr w:type="gramStart"/>
-      <w:r>
-        <w:rPr>
-          <w:rFonts w:cs="B Nazanin"/>
-        </w:rPr>
-        <w:t>Edit :</w:t>
-      </w:r>
-      <w:proofErr w:type="gramEnd"/>
-      <w:r>
-        <w:rPr>
-          <w:rFonts w:cs="B Nazanin"/>
-        </w:rPr>
-        <w:t xml:space="preserve"> {id}");</w:t>
+        <w:t xml:space="preserve">    return Content($"Edit : {id}");</w:t>
       </w:r>
     </w:p>
     <w:p>
@@ -58738,7 +57978,7 @@
           <w:rFonts w:cs="B Nazanin"/>
         </w:rPr>
         <w:pict w14:anchorId="1A2D010E">
-          <v:rect id="_x0000_i1438" style="width:0;height:1.5pt" o:hralign="center" o:hrstd="t" o:hr="t" fillcolor="#a0a0a0" stroked="f"/>
+          <v:rect id="_x0000_i1155" style="width:0;height:1.5pt" o:hralign="center" o:hrstd="t" o:hr="t" fillcolor="#a0a0a0" stroked="f"/>
         </w:pict>
       </w:r>
     </w:p>
@@ -59127,7 +58367,7 @@
           <w:rFonts w:cs="B Nazanin"/>
         </w:rPr>
         <w:pict w14:anchorId="5CD4BBBD">
-          <v:rect id="_x0000_i1755" style="width:0;height:1.5pt" o:hralign="center" o:hrstd="t" o:hr="t" fillcolor="#a0a0a0" stroked="f"/>
+          <v:rect id="_x0000_i1156" style="width:0;height:1.5pt" o:hralign="center" o:hrstd="t" o:hr="t" fillcolor="#a0a0a0" stroked="f"/>
         </w:pict>
       </w:r>
     </w:p>
@@ -59484,7 +58724,7 @@
           <w:rFonts w:cs="B Nazanin"/>
         </w:rPr>
         <w:pict w14:anchorId="68331FD8">
-          <v:rect id="_x0000_i1756" style="width:0;height:1.5pt" o:hralign="center" o:hrstd="t" o:hr="t" fillcolor="#a0a0a0" stroked="f"/>
+          <v:rect id="_x0000_i1157" style="width:0;height:1.5pt" o:hralign="center" o:hrstd="t" o:hr="t" fillcolor="#a0a0a0" stroked="f"/>
         </w:pict>
       </w:r>
     </w:p>
@@ -59636,7 +58876,7 @@
           <w:rFonts w:cs="B Nazanin"/>
         </w:rPr>
         <w:pict w14:anchorId="0C5987AD">
-          <v:rect id="_x0000_i1757" style="width:0;height:1.5pt" o:hralign="center" o:hrstd="t" o:hr="t" fillcolor="#a0a0a0" stroked="f"/>
+          <v:rect id="_x0000_i1158" style="width:0;height:1.5pt" o:hralign="center" o:hrstd="t" o:hr="t" fillcolor="#a0a0a0" stroked="f"/>
         </w:pict>
       </w:r>
     </w:p>
@@ -59773,7 +59013,7 @@
           <w:rFonts w:cs="B Nazanin"/>
         </w:rPr>
         <w:pict w14:anchorId="61B6A208">
-          <v:rect id="_x0000_i1758" style="width:0;height:1.5pt" o:hralign="center" o:hrstd="t" o:hr="t" fillcolor="#a0a0a0" stroked="f"/>
+          <v:rect id="_x0000_i1159" style="width:0;height:1.5pt" o:hralign="center" o:hrstd="t" o:hr="t" fillcolor="#a0a0a0" stroked="f"/>
         </w:pict>
       </w:r>
     </w:p>
@@ -59816,7 +59056,7 @@
           <w:rFonts w:cs="B Nazanin"/>
         </w:rPr>
         <w:pict w14:anchorId="3672F0DD">
-          <v:rect id="_x0000_i1759" style="width:0;height:1.5pt" o:hralign="center" o:hrstd="t" o:hr="t" fillcolor="#a0a0a0" stroked="f"/>
+          <v:rect id="_x0000_i1160" style="width:0;height:1.5pt" o:hralign="center" o:hrstd="t" o:hr="t" fillcolor="#a0a0a0" stroked="f"/>
         </w:pict>
       </w:r>
     </w:p>
@@ -59969,7 +59209,7 @@
           <w:rFonts w:cs="B Nazanin"/>
         </w:rPr>
         <w:pict w14:anchorId="728F0D99">
-          <v:rect id="_x0000_i1760" style="width:0;height:1.5pt" o:hralign="center" o:hrstd="t" o:hr="t" fillcolor="#a0a0a0" stroked="f"/>
+          <v:rect id="_x0000_i1161" style="width:0;height:1.5pt" o:hralign="center" o:hrstd="t" o:hr="t" fillcolor="#a0a0a0" stroked="f"/>
         </w:pict>
       </w:r>
     </w:p>
@@ -60147,7 +59387,7 @@
           <w:rFonts w:cs="B Nazanin"/>
         </w:rPr>
         <w:pict w14:anchorId="75099313">
-          <v:rect id="_x0000_i1761" style="width:0;height:1.5pt" o:hralign="center" o:hrstd="t" o:hr="t" fillcolor="#a0a0a0" stroked="f"/>
+          <v:rect id="_x0000_i1162" style="width:0;height:1.5pt" o:hralign="center" o:hrstd="t" o:hr="t" fillcolor="#a0a0a0" stroked="f"/>
         </w:pict>
       </w:r>
     </w:p>
@@ -60318,7 +59558,7 @@
           <w:rFonts w:cs="B Nazanin"/>
         </w:rPr>
         <w:pict w14:anchorId="0B5C40B5">
-          <v:rect id="_x0000_i1762" style="width:0;height:1.5pt" o:hralign="center" o:hrstd="t" o:hr="t" fillcolor="#a0a0a0" stroked="f"/>
+          <v:rect id="_x0000_i1163" style="width:0;height:1.5pt" o:hralign="center" o:hrstd="t" o:hr="t" fillcolor="#a0a0a0" stroked="f"/>
         </w:pict>
       </w:r>
     </w:p>
@@ -60475,7 +59715,7 @@
           <w:rFonts w:cs="B Nazanin"/>
         </w:rPr>
         <w:pict w14:anchorId="6D2B1C85">
-          <v:rect id="_x0000_i1763" style="width:0;height:1.5pt" o:hralign="center" o:hrstd="t" o:hr="t" fillcolor="#a0a0a0" stroked="f"/>
+          <v:rect id="_x0000_i1164" style="width:0;height:1.5pt" o:hralign="center" o:hrstd="t" o:hr="t" fillcolor="#a0a0a0" stroked="f"/>
         </w:pict>
       </w:r>
     </w:p>
@@ -60607,7 +59847,7 @@
           <w:rFonts w:cs="B Nazanin"/>
         </w:rPr>
         <w:pict w14:anchorId="29F20012">
-          <v:rect id="_x0000_i1764" style="width:0;height:1.5pt" o:hralign="center" o:hrstd="t" o:hr="t" fillcolor="#a0a0a0" stroked="f"/>
+          <v:rect id="_x0000_i1165" style="width:0;height:1.5pt" o:hralign="center" o:hrstd="t" o:hr="t" fillcolor="#a0a0a0" stroked="f"/>
         </w:pict>
       </w:r>
     </w:p>
@@ -60780,7 +60020,7 @@
           <w:rFonts w:cs="B Nazanin"/>
         </w:rPr>
         <w:pict w14:anchorId="43F97FCA">
-          <v:rect id="_x0000_i1765" style="width:0;height:1.5pt" o:hralign="center" o:hrstd="t" o:hr="t" fillcolor="#a0a0a0" stroked="f"/>
+          <v:rect id="_x0000_i1166" style="width:0;height:1.5pt" o:hralign="center" o:hrstd="t" o:hr="t" fillcolor="#a0a0a0" stroked="f"/>
         </w:pict>
       </w:r>
     </w:p>
@@ -60913,7 +60153,7 @@
           <w:rFonts w:cs="B Nazanin"/>
         </w:rPr>
         <w:pict w14:anchorId="55A84CA3">
-          <v:rect id="_x0000_i1766" style="width:0;height:1.5pt" o:hralign="center" o:hrstd="t" o:hr="t" fillcolor="#a0a0a0" stroked="f"/>
+          <v:rect id="_x0000_i1167" style="width:0;height:1.5pt" o:hralign="center" o:hrstd="t" o:hr="t" fillcolor="#a0a0a0" stroked="f"/>
         </w:pict>
       </w:r>
     </w:p>
@@ -60995,7 +60235,7 @@
           <w:rFonts w:cs="B Nazanin"/>
         </w:rPr>
         <w:pict w14:anchorId="3490E467">
-          <v:rect id="_x0000_i1767" style="width:0;height:1.5pt" o:hralign="center" o:hrstd="t" o:hr="t" fillcolor="#a0a0a0" stroked="f"/>
+          <v:rect id="_x0000_i1168" style="width:0;height:1.5pt" o:hralign="center" o:hrstd="t" o:hr="t" fillcolor="#a0a0a0" stroked="f"/>
         </w:pict>
       </w:r>
     </w:p>
@@ -61114,7 +60354,7 @@
           <w:rFonts w:cs="B Nazanin"/>
         </w:rPr>
         <w:pict w14:anchorId="35971F6E">
-          <v:rect id="_x0000_i1768" style="width:0;height:1.5pt" o:hralign="center" o:hrstd="t" o:hr="t" fillcolor="#a0a0a0" stroked="f"/>
+          <v:rect id="_x0000_i1169" style="width:0;height:1.5pt" o:hralign="center" o:hrstd="t" o:hr="t" fillcolor="#a0a0a0" stroked="f"/>
         </w:pict>
       </w:r>
     </w:p>
@@ -61199,7 +60439,7 @@
           <w:rFonts w:cs="B Nazanin"/>
         </w:rPr>
         <w:pict w14:anchorId="019D9AE7">
-          <v:rect id="_x0000_i1769" style="width:0;height:1.5pt" o:hralign="center" o:hrstd="t" o:hr="t" fillcolor="#a0a0a0" stroked="f"/>
+          <v:rect id="_x0000_i1170" style="width:0;height:1.5pt" o:hralign="center" o:hrstd="t" o:hr="t" fillcolor="#a0a0a0" stroked="f"/>
         </w:pict>
       </w:r>
     </w:p>
@@ -61280,7 +60520,7 @@
           <w:rFonts w:cs="B Nazanin"/>
         </w:rPr>
         <w:pict w14:anchorId="164C3E87">
-          <v:rect id="_x0000_i1770" style="width:0;height:1.5pt" o:hralign="center" o:hrstd="t" o:hr="t" fillcolor="#a0a0a0" stroked="f"/>
+          <v:rect id="_x0000_i1171" style="width:0;height:1.5pt" o:hralign="center" o:hrstd="t" o:hr="t" fillcolor="#a0a0a0" stroked="f"/>
         </w:pict>
       </w:r>
     </w:p>
@@ -61393,7 +60633,7 @@
           <w:rFonts w:cs="B Nazanin"/>
         </w:rPr>
         <w:pict w14:anchorId="060773C6">
-          <v:rect id="_x0000_i1771" style="width:0;height:1.5pt" o:hralign="center" o:hrstd="t" o:hr="t" fillcolor="#a0a0a0" stroked="f"/>
+          <v:rect id="_x0000_i1172" style="width:0;height:1.5pt" o:hralign="center" o:hrstd="t" o:hr="t" fillcolor="#a0a0a0" stroked="f"/>
         </w:pict>
       </w:r>
     </w:p>
@@ -61513,7 +60753,7 @@
           <w:rFonts w:cs="B Nazanin"/>
         </w:rPr>
         <w:pict w14:anchorId="66F130C8">
-          <v:rect id="_x0000_i1772" style="width:0;height:1.5pt" o:hralign="center" o:hrstd="t" o:hr="t" fillcolor="#a0a0a0" stroked="f"/>
+          <v:rect id="_x0000_i1173" style="width:0;height:1.5pt" o:hralign="center" o:hrstd="t" o:hr="t" fillcolor="#a0a0a0" stroked="f"/>
         </w:pict>
       </w:r>
     </w:p>
@@ -61586,7 +60826,7 @@
           <w:rFonts w:cs="B Nazanin"/>
         </w:rPr>
         <w:pict w14:anchorId="4DE9538A">
-          <v:rect id="_x0000_i1773" style="width:0;height:1.5pt" o:hralign="center" o:hrstd="t" o:hr="t" fillcolor="#a0a0a0" stroked="f"/>
+          <v:rect id="_x0000_i1174" style="width:0;height:1.5pt" o:hralign="center" o:hrstd="t" o:hr="t" fillcolor="#a0a0a0" stroked="f"/>
         </w:pict>
       </w:r>
     </w:p>
@@ -61669,7 +60909,7 @@
           <w:rFonts w:cs="B Nazanin"/>
         </w:rPr>
         <w:pict w14:anchorId="0B36C66E">
-          <v:rect id="_x0000_i1774" style="width:0;height:1.5pt" o:hralign="center" o:hrstd="t" o:hr="t" fillcolor="#a0a0a0" stroked="f"/>
+          <v:rect id="_x0000_i1175" style="width:0;height:1.5pt" o:hralign="center" o:hrstd="t" o:hr="t" fillcolor="#a0a0a0" stroked="f"/>
         </w:pict>
       </w:r>
     </w:p>
@@ -61788,7 +61028,7 @@
           <w:rFonts w:cs="B Nazanin"/>
         </w:rPr>
         <w:pict w14:anchorId="4F670FA6">
-          <v:rect id="_x0000_i1775" style="width:0;height:1.5pt" o:hralign="center" o:hrstd="t" o:hr="t" fillcolor="#a0a0a0" stroked="f"/>
+          <v:rect id="_x0000_i1176" style="width:0;height:1.5pt" o:hralign="center" o:hrstd="t" o:hr="t" fillcolor="#a0a0a0" stroked="f"/>
         </w:pict>
       </w:r>
     </w:p>
@@ -61877,7 +61117,7 @@
           <w:rFonts w:cs="B Nazanin"/>
         </w:rPr>
         <w:pict w14:anchorId="3FD03B28">
-          <v:rect id="_x0000_i1776" style="width:0;height:1.5pt" o:hralign="center" o:hrstd="t" o:hr="t" fillcolor="#a0a0a0" stroked="f"/>
+          <v:rect id="_x0000_i1177" style="width:0;height:1.5pt" o:hralign="center" o:hrstd="t" o:hr="t" fillcolor="#a0a0a0" stroked="f"/>
         </w:pict>
       </w:r>
     </w:p>
@@ -61946,7 +61186,7 @@
           <w:rFonts w:cs="B Nazanin"/>
         </w:rPr>
         <w:pict w14:anchorId="327A3DEE">
-          <v:rect id="_x0000_i1777" style="width:0;height:1.5pt" o:hralign="center" o:hrstd="t" o:hr="t" fillcolor="#a0a0a0" stroked="f"/>
+          <v:rect id="_x0000_i1178" style="width:0;height:1.5pt" o:hralign="center" o:hrstd="t" o:hr="t" fillcolor="#a0a0a0" stroked="f"/>
         </w:pict>
       </w:r>
     </w:p>
@@ -62103,7 +61343,7 @@
           <w:rFonts w:cs="B Nazanin"/>
         </w:rPr>
         <w:pict w14:anchorId="16A6A97B">
-          <v:rect id="_x0000_i1778" style="width:0;height:1.5pt" o:hralign="center" o:hrstd="t" o:hr="t" fillcolor="#a0a0a0" stroked="f"/>
+          <v:rect id="_x0000_i1179" style="width:0;height:1.5pt" o:hralign="center" o:hrstd="t" o:hr="t" fillcolor="#a0a0a0" stroked="f"/>
         </w:pict>
       </w:r>
     </w:p>
@@ -62200,7 +61440,7 @@
           <w:rFonts w:cs="B Nazanin"/>
         </w:rPr>
         <w:pict w14:anchorId="12C09B3E">
-          <v:rect id="_x0000_i1779" style="width:0;height:1.5pt" o:hralign="center" o:hrstd="t" o:hr="t" fillcolor="#a0a0a0" stroked="f"/>
+          <v:rect id="_x0000_i1180" style="width:0;height:1.5pt" o:hralign="center" o:hrstd="t" o:hr="t" fillcolor="#a0a0a0" stroked="f"/>
         </w:pict>
       </w:r>
     </w:p>
@@ -62322,7 +61562,7 @@
           <w:rFonts w:cs="B Nazanin"/>
         </w:rPr>
         <w:pict w14:anchorId="02105EE9">
-          <v:rect id="_x0000_i1780" style="width:0;height:1.5pt" o:hralign="center" o:hrstd="t" o:hr="t" fillcolor="#a0a0a0" stroked="f"/>
+          <v:rect id="_x0000_i1181" style="width:0;height:1.5pt" o:hralign="center" o:hrstd="t" o:hr="t" fillcolor="#a0a0a0" stroked="f"/>
         </w:pict>
       </w:r>
     </w:p>
@@ -62587,7 +61827,7 @@
           <w:rFonts w:cs="B Nazanin"/>
         </w:rPr>
         <w:pict w14:anchorId="4915CBC3">
-          <v:rect id="_x0000_i1781" style="width:0;height:1.5pt" o:hralign="center" o:hrstd="t" o:hr="t" fillcolor="#a0a0a0" stroked="f"/>
+          <v:rect id="_x0000_i1182" style="width:0;height:1.5pt" o:hralign="center" o:hrstd="t" o:hr="t" fillcolor="#a0a0a0" stroked="f"/>
         </w:pict>
       </w:r>
     </w:p>
@@ -62953,7 +62193,7 @@
           <w:rFonts w:cs="B Nazanin"/>
         </w:rPr>
         <w:pict w14:anchorId="6436DDBE">
-          <v:rect id="_x0000_i1782" style="width:0;height:1.5pt" o:hralign="center" o:hrstd="t" o:hr="t" fillcolor="#a0a0a0" stroked="f"/>
+          <v:rect id="_x0000_i1183" style="width:0;height:1.5pt" o:hralign="center" o:hrstd="t" o:hr="t" fillcolor="#a0a0a0" stroked="f"/>
         </w:pict>
       </w:r>
     </w:p>
@@ -63338,7 +62578,7 @@
           <w:rFonts w:cs="B Nazanin"/>
         </w:rPr>
         <w:pict w14:anchorId="27E5B411">
-          <v:rect id="_x0000_i1783" style="width:0;height:1.5pt" o:hralign="center" o:hrstd="t" o:hr="t" fillcolor="#a0a0a0" stroked="f"/>
+          <v:rect id="_x0000_i1184" style="width:0;height:1.5pt" o:hralign="center" o:hrstd="t" o:hr="t" fillcolor="#a0a0a0" stroked="f"/>
         </w:pict>
       </w:r>
     </w:p>
@@ -63548,7 +62788,8 @@
       <w:pPr>
         <w:spacing w:after="0" w:line="240" w:lineRule="auto"/>
         <w:rPr>
-          <w:rFonts w:cs="B Nazanin" w:hint="cs"/>
+          <w:rFonts w:cs="B Nazanin"/>
+          <w:rtl/>
         </w:rPr>
       </w:pPr>
       <w:r>
@@ -63564,6 +62805,32 @@
         </w:rPr>
         <w:t>.</w:t>
       </w:r>
+    </w:p>
+    <w:p>
+      <w:pPr>
+        <w:spacing w:after="0" w:line="240" w:lineRule="auto"/>
+        <w:rPr>
+          <w:rFonts w:cs="B Nazanin"/>
+          <w:rtl/>
+        </w:rPr>
+      </w:pPr>
+    </w:p>
+    <w:p>
+      <w:pPr>
+        <w:spacing w:after="0" w:line="240" w:lineRule="auto"/>
+        <w:rPr>
+          <w:rFonts w:cs="B Nazanin"/>
+          <w:rtl/>
+        </w:rPr>
+      </w:pPr>
+    </w:p>
+    <w:p>
+      <w:pPr>
+        <w:spacing w:after="0" w:line="240" w:lineRule="auto"/>
+        <w:rPr>
+          <w:rFonts w:cs="B Nazanin"/>
+        </w:rPr>
+      </w:pPr>
     </w:p>
     <w:sectPr>
       <w:footerReference w:type="default" r:id="rId9"/>
@@ -70202,6 +69469,7 @@
   <w:style w:type="character" w:default="1" w:styleId="DefaultParagraphFont">
     <w:name w:val="Default Paragraph Font"/>
     <w:uiPriority w:val="1"/>
+    <w:semiHidden/>
     <w:unhideWhenUsed/>
   </w:style>
   <w:style w:type="table" w:default="1" w:styleId="TableNormal">
